--- a/strategia-sindicos/calendarios-editoriais/Calendario_Editorial_Strategia_Setembro2026.docx
+++ b/strategia-sindicos/calendarios-editoriais/Calendario_Editorial_Strategia_Setembro2026.docx
@@ -36,7 +36,7 @@
         <w:ind w:left="400"/>
       </w:pPr>
       <w:r>
-        <w:t>Nota: Setembro fecha o trimestre com um funil mais direto: os posts de storytelling (sextas) constroem identificação com a dor do condomínio sem gestão profissional, e o par de 23–25/09 conduz explicitamente para o convite de troca de síndico/gestão.</w:t>
+        <w:t>Nota: Setembro fecha o trimestre com um funil mais direto: as quartas mantêm os carrosséis educativos (Educa → Qualifica → Venda) e as sextas passam a ser 100% em vídeo — as duas primeiras (04/09 e 11/09) trazem os vídeos de prova social já gravados (depoimentos de condomínios atendidos), e as duas últimas (18/09 e 25/09) trazem vídeos do síndico em campo, em tom descontraído, caminhando e falando direto pra câmera, até o par de 23–25/09 conduzir explicitamente para o convite de troca de síndico/gestão.</w:t>
       </w:r>
     </w:p>
     <w:p>
@@ -291,39 +291,88 @@
       </w:r>
     </w:p>
     <w:p>
+      <w:pPr/>
       <w:r>
-        <w:t>Objetivo: Geração de demanda — identificação e humor</w:t>
+        <w:rPr>
+          <w:b w:val="0"/>
+        </w:rPr>
+        <w:t>Objetivo: Prova social — validação real da gestão Strategia (vídeo já gravado)</w:t>
       </w:r>
     </w:p>
     <w:p>
+      <w:pPr/>
       <w:r>
-        <w:t>Temática macro: A vaga de garagem que "sempre" é invadida</w:t>
+        <w:rPr>
+          <w:b w:val="0"/>
+        </w:rPr>
+        <w:t>Temática macro: Depoimento de condomínio atendido pela Strategia</w:t>
       </w:r>
     </w:p>
     <w:p>
+      <w:pPr/>
       <w:r>
-        <w:t>Eixo: Dor: conflito recorrente sem solução definitiva · Desejo: regra cumprida e respeitada</w:t>
+        <w:rPr>
+          <w:b w:val="0"/>
+        </w:rPr>
+        <w:t>Eixo: Dor: insegurança de contratar uma gestão sem saber se funciona · Desejo: ver prova real de que funciona</w:t>
       </w:r>
     </w:p>
     <w:p>
+      <w:pPr/>
       <w:r>
         <w:rPr>
           <w:b/>
         </w:rPr>
-        <w:t>Conteúdo do post</w:t>
+        <w:t>Conteúdo do vídeo</w:t>
       </w:r>
     </w:p>
     <w:p>
+      <w:pPr/>
       <w:r>
-        <w:t>Headline: "Foi só uma vez." A oitava vez que foi só uma vez.</w:t>
+        <w:rPr>
+          <w:b w:val="0"/>
+        </w:rPr>
+        <w:t>Formato: Vídeo de depoimento (material já gravado) — síndico e/ou morador do condomínio cliente contando a experiência com a Strategia</w:t>
       </w:r>
     </w:p>
     <w:p>
+      <w:pPr/>
       <w:r>
-        <w:t>Visual: ilustração leve com tom de humor — garagem de condomínio. Fundo claro.</w:t>
+        <w:rPr>
+          <w:b w:val="0"/>
+        </w:rPr>
+        <w:t>Edição — Abertura: frase de maior impacto do depoimento, cortada como gancho nos primeiros segundos</w:t>
       </w:r>
     </w:p>
     <w:p>
+      <w:pPr/>
+      <w:r>
+        <w:rPr>
+          <w:b w:val="0"/>
+        </w:rPr>
+        <w:t>Edição — Corpo: depoimento na íntegra, com inserts de imagens do condomínio (fachada/áreas comuns) entre os cortes</w:t>
+      </w:r>
+    </w:p>
+    <w:p>
+      <w:pPr/>
+      <w:r>
+        <w:rPr>
+          <w:b w:val="0"/>
+        </w:rPr>
+        <w:t>Edição — Fechamento: resultado alcançado + CTA em texto na tela</w:t>
+      </w:r>
+    </w:p>
+    <w:p>
+      <w:pPr/>
+      <w:r>
+        <w:rPr>
+          <w:b w:val="0"/>
+        </w:rPr>
+        <w:t>Headline (texto na tela): "Achávamos que gestão profissional não ia mudar muita coisa. A gente tava errado."</w:t>
+      </w:r>
+    </w:p>
+    <w:p>
+      <w:pPr/>
       <w:r>
         <w:rPr>
           <w:b/>
@@ -332,56 +381,66 @@
       </w:r>
     </w:p>
     <w:p>
+      <w:pPr/>
       <w:r>
-        <w:t>Tem sempre alguém que estaciona na vaga errada "só por um minutinho". E esse minutinho já está lá há anos, em forma de hábito.</w:t>
+        <w:rPr>
+          <w:b w:val="0"/>
+        </w:rPr>
+        <w:t>Não é discurso nosso. É de quem já contratou.</w:t>
       </w:r>
     </w:p>
     <w:p>
+      <w:pPr/>
       <w:r>
-        <w:t>O síndico morador tenta resolver de boa, manda mensagem educada, recebe a mesma desculpa — e o ciclo recomeça no mês seguinte.</w:t>
+        <w:rPr>
+          <w:b w:val="0"/>
+        </w:rPr>
+        <w:t>Assista o vídeo de hoje e ouça direto de quem viveu a mudança na gestão do condomínio.</w:t>
       </w:r>
     </w:p>
     <w:p>
+      <w:pPr/>
       <w:r>
-        <w:t>Regra sem aplicação não é regra. É sugestão. E sugestão não resolve conflito de vaga de garagem.</w:t>
+        <w:rPr>
+          <w:b w:val="0"/>
+        </w:rPr>
+        <w:t>Comente: DEPOIMENTO e a gente te manda mais casos como esse no direct.</w:t>
       </w:r>
     </w:p>
     <w:p>
-      <w:r>
-        <w:t>Gestão profissional aplica a regra com consistência — sem precisar brigar, porque o protocolo já está definido antes do problema acontecer.</w:t>
-      </w:r>
-    </w:p>
-    <w:p>
-      <w:r>
-        <w:t>Comente: VAGA aqui e a gente te mostra como aplicamos isso na prática, direto no seu direct.</w:t>
-      </w:r>
-    </w:p>
-    <w:p>
+      <w:pPr/>
       <w:r>
         <w:rPr>
           <w:b/>
         </w:rPr>
-        <w:t>Stories (sequência de 4)</w:t>
+        <w:t>Stories (sequência de 3)</w:t>
       </w:r>
     </w:p>
     <w:p>
+      <w:pPr/>
       <w:r>
-        <w:t>S1: Tem alguém assim no seu condomínio? (enquete: Tem, e é demais / Já teve, mas resolvemos / Aqui não tem)</w:t>
+        <w:rPr>
+          <w:b w:val="0"/>
+        </w:rPr>
+        <w:t>S1: Antes de qualquer prova, tem uma pergunta simples: gestão profissional muda mesmo alguma coisa? (enquete: Acho que sim / Tenho dúvida)</w:t>
       </w:r>
     </w:p>
     <w:p>
+      <w:pPr/>
       <w:r>
-        <w:t>S2: "Foi só uma vez" dito pela oitava vez já não é desculpa, é padrão.</w:t>
+        <w:rPr>
+          <w:b w:val="0"/>
+        </w:rPr>
+        <w:t>S2: O vídeo de hoje é a resposta — direto de quem já contratou.</w:t>
       </w:r>
     </w:p>
     <w:p>
+      <w:pPr/>
       <w:r>
-        <w:t>S3: Regra sem aplicação consistente vira sugestão — e sugestão ninguém segue.</w:t>
-      </w:r>
-    </w:p>
-    <w:p>
-      <w:r>
-        <w:t>S4: Comenta VAGA no post de hoje e vê como resolvemos isso sem brigar com ninguém. 👆</w:t>
+        <w:rPr>
+          <w:b w:val="0"/>
+        </w:rPr>
+        <w:t>S3: Assista o vídeo completo no feed e comenta DEPOIMENTO. 👆</w:t>
       </w:r>
     </w:p>
     <w:p>
@@ -636,39 +695,88 @@
       </w:r>
     </w:p>
     <w:p>
+      <w:pPr/>
       <w:r>
-        <w:t>Objetivo: Geração de demanda — síndico morador sobrecarregado emocionalmente</w:t>
+        <w:rPr>
+          <w:b w:val="0"/>
+        </w:rPr>
+        <w:t>Objetivo: Prova social — reforço de credibilidade e conversão (vídeo já gravado)</w:t>
       </w:r>
     </w:p>
     <w:p>
+      <w:pPr/>
       <w:r>
-        <w:t>Temática macro: O síndico que virou vilão por cobrar</w:t>
+        <w:rPr>
+          <w:b w:val="0"/>
+        </w:rPr>
+        <w:t>Temática macro: Segundo depoimento de condomínio atendido pela Strategia</w:t>
       </w:r>
     </w:p>
     <w:p>
+      <w:pPr/>
       <w:r>
-        <w:t>Eixo: Dor: desgaste emocional de cobrar o vizinho · Desejo: cobrança sem desgastar relação pessoal</w:t>
+        <w:rPr>
+          <w:b w:val="0"/>
+        </w:rPr>
+        <w:t>Eixo: Dor: medo de repetir uma decisão de gestão que não deu certo antes · Desejo: confiança baseada em resultado comprovado</w:t>
       </w:r>
     </w:p>
     <w:p>
+      <w:pPr/>
       <w:r>
         <w:rPr>
           <w:b/>
         </w:rPr>
-        <w:t>Conteúdo do post</w:t>
+        <w:t>Conteúdo do vídeo</w:t>
       </w:r>
     </w:p>
     <w:p>
+      <w:pPr/>
       <w:r>
-        <w:t>Headline: Ele só pediu pra pagar o que devia. E virou o vilão do prédio inteiro.</w:t>
+        <w:rPr>
+          <w:b w:val="0"/>
+        </w:rPr>
+        <w:t>Formato: Vídeo de depoimento (material já gravado) — segundo case, condomínio/síndico diferente do vídeo de 04/09</w:t>
       </w:r>
     </w:p>
     <w:p>
+      <w:pPr/>
       <w:r>
-        <w:t>Visual: foto de pessoa pensativa em corredor de condomínio. Tom sério, fundo neutro.</w:t>
+        <w:rPr>
+          <w:b w:val="0"/>
+        </w:rPr>
+        <w:t>Edição — Abertura: contexto do "antes" (o problema que o condomínio tinha antes da Strategia)</w:t>
       </w:r>
     </w:p>
     <w:p>
+      <w:pPr/>
+      <w:r>
+        <w:rPr>
+          <w:b w:val="0"/>
+        </w:rPr>
+        <w:t>Edição — Corpo: depoimento na íntegra</w:t>
+      </w:r>
+    </w:p>
+    <w:p>
+      <w:pPr/>
+      <w:r>
+        <w:rPr>
+          <w:b w:val="0"/>
+        </w:rPr>
+        <w:t>Edição — Fechamento: o "depois" + CTA em texto na tela</w:t>
+      </w:r>
+    </w:p>
+    <w:p>
+      <w:pPr/>
+      <w:r>
+        <w:rPr>
+          <w:b w:val="0"/>
+        </w:rPr>
+        <w:t>Headline (texto na tela): "Trocamos de gestão com medo. Hoje, a única dúvida é por que não trocamos antes."</w:t>
+      </w:r>
+    </w:p>
+    <w:p>
+      <w:pPr/>
       <w:r>
         <w:rPr>
           <w:b/>
@@ -677,51 +785,66 @@
       </w:r>
     </w:p>
     <w:p>
+      <w:pPr/>
       <w:r>
-        <w:t>O síndico morador cobrou a taxa em atraso do vizinho do 302. Fez certo. Seguiu o regimento. E, ainda assim, passou a ser tratado como o problema — não a inadimplência.</w:t>
+        <w:rPr>
+          <w:b w:val="0"/>
+        </w:rPr>
+        <w:t>Mais um condomínio, mais uma prova de que gestão profissional muda o dia a dia de verdade.</w:t>
       </w:r>
     </w:p>
     <w:p>
+      <w:pPr/>
       <w:r>
-        <w:t>É o peso que ninguém avisa quando alguém topa ser síndico do próprio prédio: cobrar quem você cruza no elevador todos os dias.</w:t>
+        <w:rPr>
+          <w:b w:val="0"/>
+        </w:rPr>
+        <w:t>Assista o depoimento completo no vídeo de hoje.</w:t>
       </w:r>
     </w:p>
     <w:p>
+      <w:pPr/>
       <w:r>
-        <w:t>Gestão profissional existe pra tirar esse fardo do morador. Cobrança vira processo, não relação pessoal — e o síndico volta a ser só vizinho.</w:t>
+        <w:rPr>
+          <w:b w:val="0"/>
+        </w:rPr>
+        <w:t>Comente: RESULTADO e fala com a gente no direct.</w:t>
       </w:r>
     </w:p>
     <w:p>
-      <w:r>
-        <w:t>Comente: COBRANÇA aqui e a gente te explica como isso funciona sem desgaste, direto no seu direct.</w:t>
-      </w:r>
-    </w:p>
-    <w:p>
+      <w:pPr/>
       <w:r>
         <w:rPr>
           <w:b/>
         </w:rPr>
-        <w:t>Stories (sequência de 4)</w:t>
+        <w:t>Stories (sequência de 3)</w:t>
       </w:r>
     </w:p>
     <w:p>
+      <w:pPr/>
       <w:r>
-        <w:t>S1: Você já evitou cobrar alguém no condomínio pra não desgastar a relação? (enquete: Já, mais de uma vez / Nunca precisei / Não sou síndico)</w:t>
+        <w:rPr>
+          <w:b w:val="0"/>
+        </w:rPr>
+        <w:t>S1: Segundo depoimento da semana — outro condomínio, o mesmo resultado.</w:t>
       </w:r>
     </w:p>
     <w:p>
+      <w:pPr/>
       <w:r>
-        <w:t>S2: Cobrar o vizinho do lado é o tipo de tarefa que ninguém avisa que vem junto com o cargo.</w:t>
+        <w:rPr>
+          <w:b w:val="0"/>
+        </w:rPr>
+        <w:t>S2: Quem já trocou de gestão com a Strategia conta como foi.</w:t>
       </w:r>
     </w:p>
     <w:p>
+      <w:pPr/>
       <w:r>
-        <w:t>S3: Cobrança feita por terceiro profissional tira o peso pessoal de cima do síndico morador.</w:t>
-      </w:r>
-    </w:p>
-    <w:p>
-      <w:r>
-        <w:t>S4: Comenta COBRANÇA no post de hoje e fala com a gente. 👆</w:t>
+        <w:rPr>
+          <w:b w:val="0"/>
+        </w:rPr>
+        <w:t>S3: Assiste o vídeo completo e comenta RESULTADO. 👆</w:t>
       </w:r>
     </w:p>
     <w:p>
@@ -976,39 +1099,79 @@
       </w:r>
     </w:p>
     <w:p>
+      <w:pPr/>
       <w:r>
-        <w:t>Objetivo: Geração de demanda — condomínio sem síndico profissional</w:t>
+        <w:rPr>
+          <w:b w:val="0"/>
+        </w:rPr>
+        <w:t>Objetivo: Geração de demanda — condomínio sem síndico profissional (vídeo descontraído)</w:t>
       </w:r>
     </w:p>
     <w:p>
+      <w:pPr/>
       <w:r>
+        <w:rPr>
+          <w:b w:val="0"/>
+        </w:rPr>
         <w:t>Temática macro: O grupo de WhatsApp que substituiu a assembleia</w:t>
       </w:r>
     </w:p>
     <w:p>
+      <w:pPr/>
       <w:r>
+        <w:rPr>
+          <w:b w:val="0"/>
+        </w:rPr>
         <w:t>Eixo: Dor: decisões importantes sendo tomadas informalmente no grupo · Desejo: decisão formal, documentada e válida</w:t>
       </w:r>
     </w:p>
     <w:p>
+      <w:pPr/>
       <w:r>
         <w:rPr>
           <w:b/>
         </w:rPr>
-        <w:t>Conteúdo do post</w:t>
+        <w:t>Conteúdo do vídeo</w:t>
       </w:r>
     </w:p>
     <w:p>
+      <w:pPr/>
       <w:r>
-        <w:t>Headline: "Decidimos no grupo" não é decisão de condomínio. É só decisão de quem estava online naquela hora.</w:t>
+        <w:rPr>
+          <w:b w:val="0"/>
+        </w:rPr>
+        <w:t>Formato: Vídeo vertical (Reels) — síndico em campo, caminhando pelas áreas comuns, falando direto pra câmera em tom leve/bem-humorado</w:t>
       </w:r>
     </w:p>
     <w:p>
+      <w:pPr/>
       <w:r>
-        <w:t>Visual: tela de celular estilizada, conversa de grupo. Tom direto, fundo neutro.</w:t>
+        <w:rPr>
+          <w:b w:val="0"/>
+        </w:rPr>
+        <w:t>Roteiro — Gancho (0-3s): síndico com celular na mão: "Reforma aprovada... numa figurinha de like. Sério?"</w:t>
       </w:r>
     </w:p>
     <w:p>
+      <w:pPr/>
+      <w:r>
+        <w:rPr>
+          <w:b w:val="0"/>
+        </w:rPr>
+        <w:t>Roteiro — Corpo: síndico caminha pelo condomínio narrando com humor os "grandes momentos" decididos no grupo (reforma por "like", taxa extra combinada às 2h da manhã)</w:t>
+      </w:r>
+    </w:p>
+    <w:p>
+      <w:pPr/>
+      <w:r>
+        <w:rPr>
+          <w:b w:val="0"/>
+        </w:rPr>
+        <w:t>Roteiro — Fechamento: síndico para, tom mais sério: "Grupo é ótimo pra aviso. Decisão de condomínio precisa de assembleia, convocação e ata. Sempre."</w:t>
+      </w:r>
+    </w:p>
+    <w:p>
+      <w:pPr/>
       <w:r>
         <w:rPr>
           <w:b/>
@@ -1017,51 +1180,66 @@
       </w:r>
     </w:p>
     <w:p>
+      <w:pPr/>
       <w:r>
-        <w:t>Mudança de fornecedor decidida em três mensagens. Reforma aprovada por "like" numa figurinha. Taxa extra combinada num áudio de madrugada.</w:t>
+        <w:rPr>
+          <w:b w:val="0"/>
+        </w:rPr>
+        <w:t>"Decidimos no grupo" não é decisão de condomínio. É só decisão de quem estava online naquela hora.</w:t>
       </w:r>
     </w:p>
     <w:p>
+      <w:pPr/>
       <w:r>
-        <w:t>Parece prático. Mas não tem validade jurídica nenhuma — e quando alguém questiona depois, não existe ata, não existe quórum, não existe nada que sustente a decisão.</w:t>
+        <w:rPr>
+          <w:b w:val="0"/>
+        </w:rPr>
+        <w:t>No vídeo de hoje, mostramos por que isso não tem validade nenhuma — e o que fazer no lugar.</w:t>
       </w:r>
     </w:p>
     <w:p>
+      <w:pPr/>
       <w:r>
-        <w:t>O grupo é ótimo pra avisos rápidos. Decisão de condomínio precisa de assembleia, convocação e ata — sempre.</w:t>
-      </w:r>
-    </w:p>
-    <w:p>
-      <w:r>
+        <w:rPr>
+          <w:b w:val="0"/>
+        </w:rPr>
         <w:t>Comente: DECISÃO aqui e a gente te explica como formalizar isso direito, direto no seu direct.</w:t>
       </w:r>
     </w:p>
     <w:p>
+      <w:pPr/>
       <w:r>
         <w:rPr>
           <w:b/>
         </w:rPr>
-        <w:t>Stories (sequência de 4)</w:t>
+        <w:t>Stories (sequência de 3)</w:t>
       </w:r>
     </w:p>
     <w:p>
+      <w:pPr/>
       <w:r>
+        <w:rPr>
+          <w:b w:val="0"/>
+        </w:rPr>
         <w:t>S1: Alguma decisão importante do seu condomínio já foi tomada só pelo grupo de WhatsApp? (enquete: Já, mais de uma vez / Nunca / Não sei dizer)</w:t>
       </w:r>
     </w:p>
     <w:p>
+      <w:pPr/>
       <w:r>
-        <w:t>S2: "Decidimos no grupo" não tem validade jurídica nenhuma.</w:t>
+        <w:rPr>
+          <w:b w:val="0"/>
+        </w:rPr>
+        <w:t>S2: No vídeo de hoje, o síndico mostra os "clássicos" decididos no grupo — e por que isso pode dar problema.</w:t>
       </w:r>
     </w:p>
     <w:p>
+      <w:pPr/>
       <w:r>
-        <w:t>S3: Decisão de condomínio sempre precisa de assembleia, convocação e ata.</w:t>
-      </w:r>
-    </w:p>
-    <w:p>
-      <w:r>
-        <w:t>S4: Comenta DECISÃO no post de hoje e a gente te mostra como formalizar certo. 👆</w:t>
+        <w:rPr>
+          <w:b w:val="0"/>
+        </w:rPr>
+        <w:t>S3: Comenta DECISÃO no vídeo de hoje e a gente te mostra como formalizar certo. 👆</w:t>
       </w:r>
     </w:p>
     <w:p>
@@ -1331,39 +1509,79 @@
       </w:r>
     </w:p>
     <w:p>
+      <w:pPr/>
       <w:r>
-        <w:t>Objetivo: Conversão direta — condomínio insatisfeito decidido a mudar</w:t>
+        <w:rPr>
+          <w:b w:val="0"/>
+        </w:rPr>
+        <w:t>Objetivo: Conversão direta — condomínio insatisfeito decidido a mudar (vídeo)</w:t>
       </w:r>
     </w:p>
     <w:p>
+      <w:pPr/>
       <w:r>
+        <w:rPr>
+          <w:b w:val="0"/>
+        </w:rPr>
         <w:t>Temática macro: O morador que sabia que precisava mudar, mas não sabia como começar</w:t>
       </w:r>
     </w:p>
     <w:p>
+      <w:pPr/>
       <w:r>
+        <w:rPr>
+          <w:b w:val="0"/>
+        </w:rPr>
         <w:t>Eixo: Dor: insatisfação acumulada sem ação · Desejo: dar o primeiro passo com segurança</w:t>
       </w:r>
     </w:p>
     <w:p>
+      <w:pPr/>
       <w:r>
         <w:rPr>
           <w:b/>
         </w:rPr>
-        <w:t>Conteúdo do post</w:t>
+        <w:t>Conteúdo do vídeo</w:t>
       </w:r>
     </w:p>
     <w:p>
+      <w:pPr/>
       <w:r>
-        <w:t>Headline: Você sabia que a gestão do seu condomínio não estava funcionando. Só não sabia por onde começar a mudar isso.</w:t>
+        <w:rPr>
+          <w:b w:val="0"/>
+        </w:rPr>
+        <w:t>Formato: Vídeo vertical (Reels) — síndico falando direto e parado pra câmera, tom próximo e acolhedor (fechamento do mês)</w:t>
       </w:r>
     </w:p>
     <w:p>
+      <w:pPr/>
       <w:r>
-        <w:t>Visual: foto de fachada de condomínio, luz do fim de tarde, tom de virada. Fundo neutro/acolhedor.</w:t>
+        <w:rPr>
+          <w:b w:val="0"/>
+        </w:rPr>
+        <w:t>Roteiro — Gancho (0-3s): síndico, plano fechado: "Se você já sabe que a gestão do seu condomínio não tá funcionando, esse vídeo é pra você."</w:t>
       </w:r>
     </w:p>
     <w:p>
+      <w:pPr/>
+      <w:r>
+        <w:rPr>
+          <w:b w:val="0"/>
+        </w:rPr>
+        <w:t>Roteiro — Corpo: síndico fala em tom direto e pessoal sobre os sinais comuns (contrato vencido, contas pouco claras, manutenção atrasada, decisões no grupo de WhatsApp)</w:t>
+      </w:r>
+    </w:p>
+    <w:p>
+      <w:pPr/>
+      <w:r>
+        <w:rPr>
+          <w:b w:val="0"/>
+        </w:rPr>
+        <w:t>Roteiro — Fechamento: convite ao diagnóstico gratuito, CTA em texto na tela</w:t>
+      </w:r>
+    </w:p>
+    <w:p>
+      <w:pPr/>
       <w:r>
         <w:rPr>
           <w:b/>
@@ -1372,51 +1590,75 @@
       </w:r>
     </w:p>
     <w:p>
+      <w:pPr/>
       <w:r>
+        <w:rPr>
+          <w:b w:val="0"/>
+        </w:rPr>
         <w:t>Você já notou: contrato vencido, contas pouco claras, manutenção sempre atrasada, grupo de WhatsApp decidindo o que devia ser assembleia.</w:t>
       </w:r>
     </w:p>
     <w:p>
+      <w:pPr/>
       <w:r>
+        <w:rPr>
+          <w:b w:val="0"/>
+        </w:rPr>
         <w:t>Cada item, sozinho, parece pequeno. Juntos, eles formam o motivo de tanta gente continuar insatisfeita — sem agir, porque parece trabalhoso demais resolver.</w:t>
       </w:r>
     </w:p>
     <w:p>
+      <w:pPr/>
       <w:r>
+        <w:rPr>
+          <w:b w:val="0"/>
+        </w:rPr>
         <w:t>Não precisa ser. O primeiro passo é simples: um diagnóstico gratuito mostra exatamente onde está o problema e o que muda com gestão profissional.</w:t>
       </w:r>
     </w:p>
     <w:p>
+      <w:pPr/>
       <w:r>
+        <w:rPr>
+          <w:b w:val="0"/>
+        </w:rPr>
         <w:t>Comente: MUDAR aqui e a nossa equipe te chama no direct pra começar.</w:t>
       </w:r>
     </w:p>
     <w:p>
+      <w:pPr/>
       <w:r>
         <w:rPr>
           <w:b/>
         </w:rPr>
-        <w:t>Stories (sequência de 4)</w:t>
+        <w:t>Stories (sequência de 3)</w:t>
       </w:r>
     </w:p>
     <w:p>
+      <w:pPr/>
       <w:r>
+        <w:rPr>
+          <w:b w:val="0"/>
+        </w:rPr>
         <w:t>S1: O que mais te incomoda na gestão atual do seu condomínio? (caixa de pergunta)</w:t>
       </w:r>
     </w:p>
     <w:p>
+      <w:pPr/>
       <w:r>
-        <w:t>S2: Cada problema pequeno, sozinho, parece tolerável. Juntos, eles cansam.</w:t>
+        <w:rPr>
+          <w:b w:val="0"/>
+        </w:rPr>
+        <w:t>S2: No vídeo de hoje, direto do síndico: cada problema pequeno, sozinho, parece tolerável. Juntos, eles cansam.</w:t>
       </w:r>
     </w:p>
     <w:p>
+      <w:pPr/>
       <w:r>
-        <w:t>S3: O primeiro passo pra mudar é só um diagnóstico — e ele é gratuito.</w:t>
-      </w:r>
-    </w:p>
-    <w:p>
-      <w:r>
-        <w:t>S4: Comenta MUDAR no post de hoje. A gente começa a conversa com você. 👆</w:t>
+        <w:rPr>
+          <w:b w:val="0"/>
+        </w:rPr>
+        <w:t>S3: Comenta MUDAR no vídeo de hoje. A gente começa a conversa com você. 👆</w:t>
       </w:r>
     </w:p>
     <w:sectPr>

--- a/strategia-sindicos/calendarios-editoriais/Calendario_Editorial_Strategia_Setembro2026.docx
+++ b/strategia-sindicos/calendarios-editoriais/Calendario_Editorial_Strategia_Setembro2026.docx
@@ -5,38 +5,36 @@
     <w:p>
       <w:pPr>
         <w:pStyle w:val="Heading1"/>
-        <w:jc w:val="center"/>
       </w:pPr>
       <w:r>
         <w:t>CALENDÁRIO EDITORIAL — STRATEGIA</w:t>
       </w:r>
     </w:p>
     <w:p>
-      <w:pPr>
-        <w:jc w:val="center"/>
-      </w:pPr>
+      <w:pPr/>
       <w:r>
+        <w:rPr>
+          <w:b w:val="0"/>
+        </w:rPr>
         <w:t>Instagram · Setembro 2026 · Síndicos Profissionais</w:t>
       </w:r>
     </w:p>
     <w:p>
-      <w:pPr>
-        <w:spacing w:before="120"/>
-      </w:pPr>
+      <w:pPr/>
       <w:r>
         <w:rPr>
-          <w:b/>
-          <w:color w:val="FFFFFF"/>
+          <w:b w:val="0"/>
         </w:rPr>
-        <w:t>● SETEMBRO — Datas: 02/09 (Qua) · 04/09 (Sex) · 09/09 (Qua) · 11/09 (Sex) · 16/09 (Qua) · 18/09 (Sex) · 23/09 (Qua) · 25/09 (Sex)</w:t>
+        <w:t>● SETEMBRO — Datas: 02/09 (Qua) · 04/09 (Sex) · 09/09 (Qua) · 11/09 (Sex) · 16/09 (Qua) · 18/09 (Sex) · 23/09 (Qua) · 25/09 (Sex) · 30/09 (Qua)</w:t>
       </w:r>
     </w:p>
     <w:p>
-      <w:pPr>
-        <w:ind w:left="400"/>
-      </w:pPr>
+      <w:pPr/>
       <w:r>
-        <w:t>Nota: Setembro fecha o trimestre com um funil mais direto: as quartas mantêm os carrosséis educativos (Educa → Qualifica → Venda) e as sextas passam a ser 100% em vídeo — as duas primeiras (04/09 e 11/09) trazem os vídeos de prova social já gravados (depoimentos de condomínios atendidos), e as duas últimas (18/09 e 25/09) trazem vídeos do síndico em campo, em tom descontraído, caminhando e falando direto pra câmera, até o par de 23–25/09 conduzir explicitamente para o convite de troca de síndico/gestão.</w:t>
+        <w:rPr>
+          <w:b w:val="0"/>
+        </w:rPr>
+        <w:t>Nota: Setembro foi reconstruído a partir da lista de referências de vídeo enviada pelo cliente (posts de outras contas usados como inspiração de formato). O calendário anterior de setembro — com os carrosséis educativos e os vídeos de prova social/síndico em campo — não foi descartado: ele foi realocado para novembro 2026, mantendo as mesmas temáticas, para revisão futura. Este calendário passa a intercalar vídeo de prova social, carrossel e vídeos de síndico em campo, sempre nas quartas e sextas, exceto 30/09 (quarta extra do mês).</w:t>
       </w:r>
     </w:p>
     <w:p>
@@ -48,255 +46,12 @@
       </w:r>
     </w:p>
     <w:p>
-      <w:r>
-        <w:t>Objetivo: Educa → Qualifica → Venda</w:t>
-      </w:r>
-    </w:p>
-    <w:p>
-      <w:r>
-        <w:t>Temática macro: Vazamentos entre unidades — de quem é a responsabilidade</w:t>
-      </w:r>
-    </w:p>
-    <w:p>
-      <w:r>
-        <w:t>Eixo: Dor: conflito entre vizinhos sem critério técnico definido · Desejo: resolução rápida e justa do problema</w:t>
-      </w:r>
-    </w:p>
-    <w:p>
-      <w:r>
-        <w:rPr>
-          <w:b/>
-        </w:rPr>
-        <w:t>Cards</w:t>
-      </w:r>
-    </w:p>
-    <w:p>
-      <w:r>
-        <w:rPr>
-          <w:b/>
-        </w:rPr>
-        <w:t>Card 1 — Capa</w:t>
-      </w:r>
-    </w:p>
-    <w:p>
-      <w:r>
-        <w:t>Headline: Vazamento no teto do apartamento de baixo. E os dois vizinhos dizendo que a culpa é do outro.</w:t>
-      </w:r>
-    </w:p>
-    <w:p>
-      <w:r>
-        <w:t>Visual: foto de mancha de infiltração em teto. Texto grande, fundo escuro.</w:t>
-      </w:r>
-    </w:p>
-    <w:p>
-      <w:r>
-        <w:rPr>
-          <w:b/>
-        </w:rPr>
-        <w:t>Card 2</w:t>
-      </w:r>
-    </w:p>
-    <w:p>
-      <w:r>
-        <w:t>Por que esse conflito é tão comum</w:t>
-      </w:r>
-    </w:p>
-    <w:p>
-      <w:r>
-        <w:t>Sem perícia técnica, fica impossível saber se a origem é da unidade de cima, da tubulação coletiva ou da impermeabilização da laje.</w:t>
-      </w:r>
-    </w:p>
-    <w:p>
-      <w:r>
-        <w:t>Cada vizinho defende o próprio lado — e o conflito vira disputa pessoal.</w:t>
-      </w:r>
-    </w:p>
-    <w:p>
-      <w:r>
-        <w:rPr>
-          <w:b/>
-        </w:rPr>
-        <w:t>Card 3</w:t>
-      </w:r>
-    </w:p>
-    <w:p>
-      <w:r>
-        <w:t>O que acontece sem gestão técnica</w:t>
-      </w:r>
-    </w:p>
-    <w:p>
-      <w:r>
-        <w:t>→ O problema se arrasta enquanto o dano aumenta.</w:t>
-      </w:r>
-    </w:p>
-    <w:p>
-      <w:r>
-        <w:t>→ Relação entre vizinhos se desgasta de forma irreversível.</w:t>
-      </w:r>
-    </w:p>
-    <w:p>
-      <w:r>
-        <w:t>→ Condomínio fica no meio sem critério pra decidir quem paga o quê.</w:t>
-      </w:r>
-    </w:p>
-    <w:p>
-      <w:r>
-        <w:rPr>
-          <w:b/>
-        </w:rPr>
-        <w:t>Card 4</w:t>
-      </w:r>
-    </w:p>
-    <w:p>
-      <w:r>
-        <w:t>O que uma perícia resolve</w:t>
-      </w:r>
-    </w:p>
-    <w:p>
-      <w:r>
-        <w:t>Identifica a origem real do vazamento — área privativa ou área comum.</w:t>
-      </w:r>
-    </w:p>
-    <w:p>
-      <w:r>
-        <w:t>Define com base técnica quem é responsável pelo reparo.</w:t>
-      </w:r>
-    </w:p>
-    <w:p>
-      <w:r>
-        <w:t>Documenta tudo, evitando novo conflito se o problema reaparecer.</w:t>
-      </w:r>
-    </w:p>
-    <w:p>
-      <w:r>
-        <w:rPr>
-          <w:b/>
-        </w:rPr>
-        <w:t>Card 5</w:t>
-      </w:r>
-    </w:p>
-    <w:p>
-      <w:r>
-        <w:t>Como a Strategia atua</w:t>
-      </w:r>
-    </w:p>
-    <w:p>
-      <w:r>
-        <w:t>Coordena a perícia técnica com profissional habilitado.</w:t>
-      </w:r>
-    </w:p>
-    <w:p>
-      <w:r>
-        <w:t>Media a conversa entre as partes com base no laudo, não na opinião.</w:t>
-      </w:r>
-    </w:p>
-    <w:p>
-      <w:r>
-        <w:t>Acompanha a execução do reparo até a resolução completa.</w:t>
-      </w:r>
-    </w:p>
-    <w:p>
-      <w:r>
-        <w:rPr>
-          <w:b/>
-        </w:rPr>
-        <w:t>Card 6</w:t>
-      </w:r>
-    </w:p>
-    <w:p>
-      <w:r>
-        <w:t>Vazamento sem laudo técnico não tem solução. Tem só discussão.</w:t>
-      </w:r>
-    </w:p>
-    <w:p>
-      <w:r>
-        <w:t>Visual: frase de impacto, fundo azul escuro.</w:t>
-      </w:r>
-    </w:p>
-    <w:p>
-      <w:r>
-        <w:rPr>
-          <w:b/>
-        </w:rPr>
-        <w:t>Card 7 — CTA</w:t>
-      </w:r>
-    </w:p>
-    <w:p>
-      <w:r>
-        <w:t>Tem um conflito de vazamento parado no seu condomínio?</w:t>
-      </w:r>
-    </w:p>
-    <w:p>
-      <w:r>
-        <w:t>Comente: VAZAMENTO e olhe o seu direct.</w:t>
-      </w:r>
-    </w:p>
-    <w:p>
-      <w:r>
-        <w:rPr>
-          <w:b/>
-        </w:rPr>
-        <w:t>Legenda</w:t>
-      </w:r>
-    </w:p>
-    <w:p>
-      <w:r>
-        <w:t>Vazamento entre unidades quase sempre vira discussão pessoal — porque ninguém tem critério técnico pra apontar a origem real.</w:t>
-      </w:r>
-    </w:p>
-    <w:p>
-      <w:r>
-        <w:t>A Strategia coordena a perícia, define responsabilidade com base em laudo e acompanha até resolver de verdade.</w:t>
-      </w:r>
-    </w:p>
-    <w:p>
-      <w:r>
-        <w:t>Comente: VAZAMENTO e olhe o seu direct — nossa equipe vai te orientar.</w:t>
-      </w:r>
-    </w:p>
-    <w:p>
-      <w:r>
-        <w:rPr>
-          <w:b/>
-        </w:rPr>
-        <w:t>Stories (sequência de 4)</w:t>
-      </w:r>
-    </w:p>
-    <w:p>
-      <w:r>
-        <w:t>S1: Já teve vazamento "sem dono" no seu condomínio? (enquete: Já, e ainda não resolveu / Já, mas resolvemos / Nunca)</w:t>
-      </w:r>
-    </w:p>
-    <w:p>
-      <w:r>
-        <w:t>S2: Sem perícia, vazamento vira briga de vizinho — não solução de problema.</w:t>
-      </w:r>
-    </w:p>
-    <w:p>
-      <w:r>
-        <w:t>S3: Laudo técnico tira a discussão do campo pessoal.</w:t>
-      </w:r>
-    </w:p>
-    <w:p>
-      <w:r>
-        <w:t>S4: No carrossel de hoje mostramos como resolver isso direito. Salva. 👆</w:t>
-      </w:r>
-    </w:p>
-    <w:p>
-      <w:pPr>
-        <w:pStyle w:val="Heading2"/>
-      </w:pPr>
-      <w:r>
-        <w:t>Sexta, 04/09</w:t>
-      </w:r>
-    </w:p>
-    <w:p>
       <w:pPr/>
       <w:r>
         <w:rPr>
           <w:b w:val="0"/>
         </w:rPr>
-        <w:t>Objetivo: Prova social — validação real da gestão Strategia (vídeo já gravado)</w:t>
+        <w:t>Objetivo: Prova social — validação real da gestão Strategia</w:t>
       </w:r>
     </w:p>
     <w:p>
@@ -323,16 +78,16 @@
         <w:rPr>
           <w:b/>
         </w:rPr>
-        <w:t>Conteúdo do vídeo</w:t>
+        <w:t>Status de produção: Vídeo já gravado — falta apenas editar</w:t>
       </w:r>
     </w:p>
     <w:p>
       <w:pPr/>
       <w:r>
         <w:rPr>
-          <w:b w:val="0"/>
+          <w:b/>
         </w:rPr>
-        <w:t>Formato: Vídeo de depoimento (material já gravado) — síndico e/ou morador do condomínio cliente contando a experiência com a Strategia</w:t>
+        <w:t>Conteúdo do vídeo</w:t>
       </w:r>
     </w:p>
     <w:p>
@@ -448,25 +203,47 @@
         <w:pStyle w:val="Heading2"/>
       </w:pPr>
       <w:r>
-        <w:t>Quarta, 09/09</w:t>
+        <w:t>Sexta, 04/09</w:t>
       </w:r>
     </w:p>
     <w:p>
+      <w:pPr/>
       <w:r>
-        <w:t>Objetivo: Educa → Qualifica → Venda</w:t>
+        <w:rPr>
+          <w:b w:val="0"/>
+        </w:rPr>
+        <w:t>Referência: carrossel de comparação/estereótipo (formato "como enxergam x como realmente é")</w:t>
       </w:r>
     </w:p>
     <w:p>
+      <w:pPr/>
       <w:r>
-        <w:t>Temática macro: Reajuste de taxa condominial sem comunicação clara</w:t>
+        <w:rPr>
+          <w:b w:val="0"/>
+        </w:rPr>
+        <w:t>Objetivo: Geração de demanda — quebra de estereótipo e identificação</w:t>
       </w:r>
     </w:p>
     <w:p>
+      <w:pPr/>
       <w:r>
-        <w:t>Eixo: Dor: morador desconfia do reajuste por falta de explicação · Desejo: aumento de taxa aceito porque está justificado</w:t>
+        <w:rPr>
+          <w:b w:val="0"/>
+        </w:rPr>
+        <w:t>Temática macro: Como muitos moradores enxergam a síndica x o que ela realmente faz</w:t>
       </w:r>
     </w:p>
     <w:p>
+      <w:pPr/>
+      <w:r>
+        <w:rPr>
+          <w:b w:val="0"/>
+        </w:rPr>
+        <w:t>Eixo: Dor: trabalho técnico da síndica reduzido a estereótipo · Desejo: reconhecimento do trabalho real de gestão</w:t>
+      </w:r>
+    </w:p>
+    <w:p>
+      <w:pPr/>
       <w:r>
         <w:rPr>
           <w:b/>
@@ -475,167 +252,196 @@
       </w:r>
     </w:p>
     <w:p>
+      <w:pPr/>
       <w:r>
         <w:rPr>
-          <w:b/>
+          <w:b w:val="0"/>
         </w:rPr>
         <w:t>Card 1 — Capa</w:t>
       </w:r>
     </w:p>
     <w:p>
+      <w:pPr/>
       <w:r>
-        <w:t>Headline: O boleto chegou mais caro. E ninguém explicou por quê.</w:t>
+        <w:rPr>
+          <w:b w:val="0"/>
+        </w:rPr>
+        <w:t>Headline: O que os moradores acham que a síndica faz. E o que ela realmente faz.</w:t>
       </w:r>
     </w:p>
     <w:p>
+      <w:pPr/>
       <w:r>
-        <w:t>Visual: boleto/recibo estilizado com seta de aumento. Texto grande, fundo escuro.</w:t>
+        <w:rPr>
+          <w:b w:val="0"/>
+        </w:rPr>
+        <w:t>Visual: composição dividida (estereótipo vs. realidade). Texto grande, fundo escuro.</w:t>
       </w:r>
     </w:p>
     <w:p>
+      <w:pPr/>
       <w:r>
         <w:rPr>
-          <w:b/>
+          <w:b w:val="0"/>
         </w:rPr>
         <w:t>Card 2</w:t>
       </w:r>
     </w:p>
     <w:p>
+      <w:pPr/>
       <w:r>
-        <w:t>O que normalmente acontece</w:t>
+        <w:rPr>
+          <w:b w:val="0"/>
+        </w:rPr>
+        <w:t>O estereótipo</w:t>
       </w:r>
     </w:p>
     <w:p>
+      <w:pPr/>
       <w:r>
-        <w:t>Reajuste aprovado em assembleia, mas comunicado de forma genérica ou tardia ao restante dos moradores.</w:t>
+        <w:rPr>
+          <w:b w:val="0"/>
+        </w:rPr>
+        <w:t>"Fica só de olho em fofoca e reclamação de vizinho." "Só assinou pra não pagar taxa."</w:t>
       </w:r>
     </w:p>
     <w:p>
-      <w:r>
-        <w:t>Sem explicação, o aumento é interpretado como descontrole financeiro — mesmo quando é o contrário.</w:t>
-      </w:r>
-    </w:p>
-    <w:p>
+      <w:pPr/>
       <w:r>
         <w:rPr>
-          <w:b/>
+          <w:b w:val="0"/>
         </w:rPr>
         <w:t>Card 3</w:t>
       </w:r>
     </w:p>
     <w:p>
+      <w:pPr/>
       <w:r>
-        <w:t>O que isso gera</w:t>
+        <w:rPr>
+          <w:b w:val="0"/>
+        </w:rPr>
+        <w:t>A realidade</w:t>
       </w:r>
     </w:p>
     <w:p>
+      <w:pPr/>
       <w:r>
-        <w:t>→ Desconfiança na gestão, mesmo com decisão correta.</w:t>
+        <w:rPr>
+          <w:b w:val="0"/>
+        </w:rPr>
+        <w:t>Agenda manutenção preventiva, acompanha orçamento e prestação de contas, negocia contrato com fornecedor, media conflito com base técnica.</w:t>
       </w:r>
     </w:p>
     <w:p>
-      <w:r>
-        <w:t>→ Inadimplência por discordância, não por dificuldade financeira.</w:t>
-      </w:r>
-    </w:p>
-    <w:p>
-      <w:r>
-        <w:t>→ Clima de tensão que contamina outras decisões do condomínio.</w:t>
-      </w:r>
-    </w:p>
-    <w:p>
+      <w:pPr/>
       <w:r>
         <w:rPr>
-          <w:b/>
+          <w:b w:val="0"/>
         </w:rPr>
         <w:t>Card 4</w:t>
       </w:r>
     </w:p>
     <w:p>
+      <w:pPr/>
       <w:r>
-        <w:t>O que uma comunicação bem feita inclui</w:t>
+        <w:rPr>
+          <w:b w:val="0"/>
+        </w:rPr>
+        <w:t>Por que essa percepção existe</w:t>
       </w:r>
     </w:p>
     <w:p>
+      <w:pPr/>
       <w:r>
-        <w:t>Detalhamento de para onde vai o aumento (inflação, obra, fundo de reserva).</w:t>
+        <w:rPr>
+          <w:b w:val="0"/>
+        </w:rPr>
+        <w:t>Trabalho técnico é invisível — só aparece quando dá errado, nunca quando foi prevenido a tempo.</w:t>
       </w:r>
     </w:p>
     <w:p>
-      <w:r>
-        <w:t>Comparativo simples: antes vs depois do reajuste.</w:t>
-      </w:r>
-    </w:p>
-    <w:p>
-      <w:r>
-        <w:t>Canal aberto pra dúvidas antes da cobrança começar.</w:t>
-      </w:r>
-    </w:p>
-    <w:p>
+      <w:pPr/>
       <w:r>
         <w:rPr>
-          <w:b/>
+          <w:b w:val="0"/>
         </w:rPr>
         <w:t>Card 5</w:t>
       </w:r>
     </w:p>
     <w:p>
+      <w:pPr/>
       <w:r>
+        <w:rPr>
+          <w:b w:val="0"/>
+        </w:rPr>
         <w:t>Como a Strategia atua</w:t>
       </w:r>
     </w:p>
     <w:p>
+      <w:pPr/>
       <w:r>
-        <w:t>Prepara comunicado visual e simples sobre qualquer reajuste aprovado.</w:t>
+        <w:rPr>
+          <w:b w:val="0"/>
+        </w:rPr>
+        <w:t>Assume a gestão técnica formal, com relatórios e transparência, tirando esse peso pessoal e essa fama injusta de cima de quem é síndico morador.</w:t>
       </w:r>
     </w:p>
     <w:p>
-      <w:r>
-        <w:t>Disponibiliza relatório de onde vem a necessidade do aumento.</w:t>
-      </w:r>
-    </w:p>
-    <w:p>
-      <w:r>
-        <w:t>Reduz a inadimplência por discordância com transparência prévia.</w:t>
-      </w:r>
-    </w:p>
-    <w:p>
+      <w:pPr/>
       <w:r>
         <w:rPr>
-          <w:b/>
+          <w:b w:val="0"/>
         </w:rPr>
         <w:t>Card 6</w:t>
       </w:r>
     </w:p>
     <w:p>
+      <w:pPr/>
       <w:r>
-        <w:t>Aumento sem explicação gera desconfiança. Aumento explicado gera aceitação.</w:t>
+        <w:rPr>
+          <w:b w:val="0"/>
+        </w:rPr>
+        <w:t>Gestão boa não aparece. Ela evita que o problema apareça.</w:t>
       </w:r>
     </w:p>
     <w:p>
+      <w:pPr/>
       <w:r>
+        <w:rPr>
+          <w:b w:val="0"/>
+        </w:rPr>
         <w:t>Visual: frase de impacto, fundo azul escuro.</w:t>
       </w:r>
     </w:p>
     <w:p>
+      <w:pPr/>
       <w:r>
         <w:rPr>
-          <w:b/>
+          <w:b w:val="0"/>
         </w:rPr>
         <w:t>Card 7 — CTA</w:t>
       </w:r>
     </w:p>
     <w:p>
+      <w:pPr/>
       <w:r>
-        <w:t>O próximo reajuste do seu condomínio já tem comunicação planejada?</w:t>
+        <w:rPr>
+          <w:b w:val="0"/>
+        </w:rPr>
+        <w:t>Sua síndica ou seu síndico têm o suporte técnico que merecem?</w:t>
       </w:r>
     </w:p>
     <w:p>
+      <w:pPr/>
       <w:r>
-        <w:t>Comente: REAJUSTE e olhe o seu direct.</w:t>
+        <w:rPr>
+          <w:b w:val="0"/>
+        </w:rPr>
+        <w:t>Comente: SÍNDICA e olhe o seu direct.</w:t>
       </w:r>
     </w:p>
     <w:p>
+      <w:pPr/>
       <w:r>
         <w:rPr>
           <w:b/>
@@ -644,21 +450,34 @@
       </w:r>
     </w:p>
     <w:p>
+      <w:pPr/>
       <w:r>
-        <w:t>Boleto mais caro sem explicação clara é terreno fértil pra desconfiança — mesmo quando o reajuste é justo e necessário.</w:t>
+        <w:rPr>
+          <w:b w:val="0"/>
+        </w:rPr>
+        <w:t>Todo mundo acha que sabe o que a síndica faz. Poucos sabem o tanto que ela evita que vire problema.</w:t>
       </w:r>
     </w:p>
     <w:p>
+      <w:pPr/>
       <w:r>
-        <w:t>A Strategia comunica cada reajuste com transparência, antes da cobrança chegar, reduzindo inadimplência por discordância.</w:t>
+        <w:rPr>
+          <w:b w:val="0"/>
+        </w:rPr>
+        <w:t>A Strategia assume essa gestão técnica com transparência — e tira essa fama injusta de cima de quem só quis ajudar o próprio prédio.</w:t>
       </w:r>
     </w:p>
     <w:p>
+      <w:pPr/>
       <w:r>
-        <w:t>Comente: REAJUSTE e olhe o seu direct — nossa equipe vai te orientar.</w:t>
+        <w:rPr>
+          <w:b w:val="0"/>
+        </w:rPr>
+        <w:t>Comente: SÍNDICA e olhe o seu direct — nossa equipe vai te orientar.</w:t>
       </w:r>
     </w:p>
     <w:p>
+      <w:pPr/>
       <w:r>
         <w:rPr>
           <w:b/>
@@ -667,31 +486,12 @@
       </w:r>
     </w:p>
     <w:p>
+      <w:pPr/>
       <w:r>
-        <w:t>S1: O último reajuste do seu condomínio foi bem explicado? (enquete: Sim, ficou claro / Não, só veio no boleto)</w:t>
-      </w:r>
-    </w:p>
-    <w:p>
-      <w:r>
-        <w:t>S2: Aumento sem explicação parece descontrole — mesmo quando não é.</w:t>
-      </w:r>
-    </w:p>
-    <w:p>
-      <w:r>
-        <w:t>S3: Comunicação clara antes do boleto evita boa parte da inadimplência por discordância.</w:t>
-      </w:r>
-    </w:p>
-    <w:p>
-      <w:r>
-        <w:t>S4: No carrossel de hoje mostramos como fazer essa comunicação. Salva. 👆</w:t>
-      </w:r>
-    </w:p>
-    <w:p>
-      <w:pPr>
-        <w:pStyle w:val="Heading2"/>
-      </w:pPr>
-      <w:r>
-        <w:t>Sexta, 11/09</w:t>
+        <w:rPr>
+          <w:b w:val="0"/>
+        </w:rPr>
+        <w:t>S1: O que você acha que uma síndica faz no dia a dia? (caixa de pergunta)</w:t>
       </w:r>
     </w:p>
     <w:p>
@@ -700,7 +500,42 @@
         <w:rPr>
           <w:b w:val="0"/>
         </w:rPr>
-        <w:t>Objetivo: Prova social — reforço de credibilidade e conversão (vídeo já gravado)</w:t>
+        <w:t>S2: A fama é uma. O trabalho real é outro.</w:t>
+      </w:r>
+    </w:p>
+    <w:p>
+      <w:pPr/>
+      <w:r>
+        <w:rPr>
+          <w:b w:val="0"/>
+        </w:rPr>
+        <w:t>S3: Trabalho técnico só aparece quando falta — nunca quando foi bem feito.</w:t>
+      </w:r>
+    </w:p>
+    <w:p>
+      <w:pPr/>
+      <w:r>
+        <w:rPr>
+          <w:b w:val="0"/>
+        </w:rPr>
+        <w:t>S4: No carrossel de hoje mostramos a diferença. Salva. 👆</w:t>
+      </w:r>
+    </w:p>
+    <w:p>
+      <w:pPr>
+        <w:pStyle w:val="Heading2"/>
+      </w:pPr>
+      <w:r>
+        <w:t>Quarta, 09/09</w:t>
+      </w:r>
+    </w:p>
+    <w:p>
+      <w:pPr/>
+      <w:r>
+        <w:rPr>
+          <w:b w:val="0"/>
+        </w:rPr>
+        <w:t>Objetivo: Prova social — reforço de credibilidade e conversão</w:t>
       </w:r>
     </w:p>
     <w:p>
@@ -727,16 +562,16 @@
         <w:rPr>
           <w:b/>
         </w:rPr>
-        <w:t>Conteúdo do vídeo</w:t>
+        <w:t>Status de produção: Vídeo já gravado — falta apenas editar</w:t>
       </w:r>
     </w:p>
     <w:p>
       <w:pPr/>
       <w:r>
         <w:rPr>
-          <w:b w:val="0"/>
+          <w:b/>
         </w:rPr>
-        <w:t>Formato: Vídeo de depoimento (material já gravado) — segundo case, condomínio/síndico diferente do vídeo de 04/09</w:t>
+        <w:t>Conteúdo do vídeo</w:t>
       </w:r>
     </w:p>
     <w:p>
@@ -852,250 +687,7 @@
         <w:pStyle w:val="Heading2"/>
       </w:pPr>
       <w:r>
-        <w:t>Quarta, 16/09</w:t>
-      </w:r>
-    </w:p>
-    <w:p>
-      <w:r>
-        <w:t>Objetivo: Educa → Qualifica → Venda</w:t>
-      </w:r>
-    </w:p>
-    <w:p>
-      <w:r>
-        <w:t>Temática macro: Manutenção preventiva de para-raios e SPDA antes das tempestades de primavera</w:t>
-      </w:r>
-    </w:p>
-    <w:p>
-      <w:r>
-        <w:t>Eixo: Dor: risco de descarga elétrica sem proteção adequada · Desejo: condomínio protegido na temporada de chuvas fortes</w:t>
-      </w:r>
-    </w:p>
-    <w:p>
-      <w:r>
-        <w:rPr>
-          <w:b/>
-        </w:rPr>
-        <w:t>Cards</w:t>
-      </w:r>
-    </w:p>
-    <w:p>
-      <w:r>
-        <w:rPr>
-          <w:b/>
-        </w:rPr>
-        <w:t>Card 1 — Capa</w:t>
-      </w:r>
-    </w:p>
-    <w:p>
-      <w:r>
-        <w:t>Headline: A primavera traz tempestade. O para-raios do seu condomínio está pronto pra isso?</w:t>
-      </w:r>
-    </w:p>
-    <w:p>
-      <w:r>
-        <w:t>Visual: prédio durante tempestade, foco no para-raios. Texto grande, fundo escuro.</w:t>
-      </w:r>
-    </w:p>
-    <w:p>
-      <w:r>
-        <w:rPr>
-          <w:b/>
-        </w:rPr>
-        <w:t>Card 2</w:t>
-      </w:r>
-    </w:p>
-    <w:p>
-      <w:r>
-        <w:t>Por que esse é o período de atenção</w:t>
-      </w:r>
-    </w:p>
-    <w:p>
-      <w:r>
-        <w:t>Primavera e início do verão concentram maior incidência de tempestades com descargas elétricas no RS.</w:t>
-      </w:r>
-    </w:p>
-    <w:p>
-      <w:r>
-        <w:t>SPDA (Sistema de Proteção contra Descargas Atmosféricas) tem vida útil e exige inspeção periódica — não é "instala e esquece".</w:t>
-      </w:r>
-    </w:p>
-    <w:p>
-      <w:r>
-        <w:rPr>
-          <w:b/>
-        </w:rPr>
-        <w:t>Card 3</w:t>
-      </w:r>
-    </w:p>
-    <w:p>
-      <w:r>
-        <w:t>O que acontece quando se ignora</w:t>
-      </w:r>
-    </w:p>
-    <w:p>
-      <w:r>
-        <w:t>→ Falha no aterramento aumenta risco a equipamentos e pessoas.</w:t>
-      </w:r>
-    </w:p>
-    <w:p>
-      <w:r>
-        <w:t>→ Responsabilidade do síndico em caso de dano comprovado por falta de manutenção.</w:t>
-      </w:r>
-    </w:p>
-    <w:p>
-      <w:r>
-        <w:t>→ Seguro do condomínio pode negar cobertura sem laudo de inspeção válido.</w:t>
-      </w:r>
-    </w:p>
-    <w:p>
-      <w:r>
-        <w:rPr>
-          <w:b/>
-        </w:rPr>
-        <w:t>Card 4</w:t>
-      </w:r>
-    </w:p>
-    <w:p>
-      <w:r>
-        <w:t>O que a inspeção verifica</w:t>
-      </w:r>
-    </w:p>
-    <w:p>
-      <w:r>
-        <w:t>Continuidade elétrica do sistema de captação e aterramento.</w:t>
-      </w:r>
-    </w:p>
-    <w:p>
-      <w:r>
-        <w:t>Estado físico de cabos, conectores e hastes.</w:t>
-      </w:r>
-    </w:p>
-    <w:p>
-      <w:r>
-        <w:t>Conformidade com a NBR 5419.</w:t>
-      </w:r>
-    </w:p>
-    <w:p>
-      <w:r>
-        <w:rPr>
-          <w:b/>
-        </w:rPr>
-        <w:t>Card 5</w:t>
-      </w:r>
-    </w:p>
-    <w:p>
-      <w:r>
-        <w:t>Como a Strategia atua</w:t>
-      </w:r>
-    </w:p>
-    <w:p>
-      <w:r>
-        <w:t>Agenda a inspeção do SPDA com profissional habilitado antes da temporada de chuvas.</w:t>
-      </w:r>
-    </w:p>
-    <w:p>
-      <w:r>
-        <w:t>Emite e arquiva o laudo de conformidade.</w:t>
-      </w:r>
-    </w:p>
-    <w:p>
-      <w:r>
-        <w:t>Apresenta relatório de manutenção na assembleia.</w:t>
-      </w:r>
-    </w:p>
-    <w:p>
-      <w:r>
-        <w:rPr>
-          <w:b/>
-        </w:rPr>
-        <w:t>Card 6</w:t>
-      </w:r>
-    </w:p>
-    <w:p>
-      <w:r>
-        <w:t>Para-raios não é detalhe estético do prédio. É proteção de vida.</w:t>
-      </w:r>
-    </w:p>
-    <w:p>
-      <w:r>
-        <w:t>Visual: frase de impacto, fundo azul escuro.</w:t>
-      </w:r>
-    </w:p>
-    <w:p>
-      <w:r>
-        <w:rPr>
-          <w:b/>
-        </w:rPr>
-        <w:t>Card 7 — CTA</w:t>
-      </w:r>
-    </w:p>
-    <w:p>
-      <w:r>
-        <w:t>O para-raios do seu condomínio tem laudo de inspeção em dia?</w:t>
-      </w:r>
-    </w:p>
-    <w:p>
-      <w:r>
-        <w:t>Comente: CONDOMÍNIO e olhe o seu direct.</w:t>
-      </w:r>
-    </w:p>
-    <w:p>
-      <w:r>
-        <w:rPr>
-          <w:b/>
-        </w:rPr>
-        <w:t>Legenda</w:t>
-      </w:r>
-    </w:p>
-    <w:p>
-      <w:r>
-        <w:t>Tempestade de primavera testa o que a manutenção preventiva deveria ter resolvido antes.</w:t>
-      </w:r>
-    </w:p>
-    <w:p>
-      <w:r>
-        <w:t>A Strategia agenda a inspeção do SPDA, emite o laudo de conformidade e protege o condomínio antes da temporada de chuvas fortes.</w:t>
-      </w:r>
-    </w:p>
-    <w:p>
-      <w:r>
-        <w:t>Comente: CONDOMÍNIO e olhe o seu direct — nossa equipe vai te orientar.</w:t>
-      </w:r>
-    </w:p>
-    <w:p>
-      <w:r>
-        <w:rPr>
-          <w:b/>
-        </w:rPr>
-        <w:t>Stories (sequência de 4)</w:t>
-      </w:r>
-    </w:p>
-    <w:p>
-      <w:r>
-        <w:t>S1: Seu condomínio já inspecionou o para-raios esse ano? (enquete: Sim / Não sei dizer)</w:t>
-      </w:r>
-    </w:p>
-    <w:p>
-      <w:r>
-        <w:t>S2: Primavera e início de verão são os períodos de maior risco de descarga elétrica no RS.</w:t>
-      </w:r>
-    </w:p>
-    <w:p>
-      <w:r>
-        <w:t>S3: Sem laudo de inspeção, o seguro do condomínio pode até negar cobertura.</w:t>
-      </w:r>
-    </w:p>
-    <w:p>
-      <w:r>
-        <w:t>S4: No carrossel de hoje mostramos o que é checado na inspeção. Salva. 👆</w:t>
-      </w:r>
-    </w:p>
-    <w:p>
-      <w:pPr>
-        <w:pStyle w:val="Heading2"/>
-      </w:pPr>
-      <w:r>
-        <w:t>Sexta, 18/09</w:t>
+        <w:t>Sexta, 11/09</w:t>
       </w:r>
     </w:p>
     <w:p>
@@ -1104,7 +696,7 @@
         <w:rPr>
           <w:b w:val="0"/>
         </w:rPr>
-        <w:t>Objetivo: Geração de demanda — condomínio sem síndico profissional (vídeo descontraído)</w:t>
+        <w:t>Objetivo: Educar de forma leve / gerar engajamento e prova de autoridade</w:t>
       </w:r>
     </w:p>
     <w:p>
@@ -1113,7 +705,7 @@
         <w:rPr>
           <w:b w:val="0"/>
         </w:rPr>
-        <w:t>Temática macro: O grupo de WhatsApp que substituiu a assembleia</w:t>
+        <w:t>Temática macro: Pergunta da caixinha — "Morador pode usar o hall/corredor do condomínio para guardar sapatos ou decoração?"</w:t>
       </w:r>
     </w:p>
     <w:p>
@@ -1122,7 +714,7 @@
         <w:rPr>
           <w:b w:val="0"/>
         </w:rPr>
-        <w:t>Eixo: Dor: decisões importantes sendo tomadas informalmente no grupo · Desejo: decisão formal, documentada e válida</w:t>
+        <w:t>Eixo: Dor: dúvida comum e mal resolvida no dia a dia do condomínio · Desejo: resposta clara e com respaldo técnico</w:t>
       </w:r>
     </w:p>
     <w:p>
@@ -1140,7 +732,7 @@
         <w:rPr>
           <w:b w:val="0"/>
         </w:rPr>
-        <w:t>Formato: Vídeo vertical (Reels) — síndico em campo, caminhando pelas áreas comuns, falando direto pra câmera em tom leve/bem-humorado</w:t>
+        <w:t>Formato: Vídeo vertical curto — síndico(a) responde direto pra câmera (ou narração + texto), reaproveitando o formato de caixinha de perguntas dos Stories</w:t>
       </w:r>
     </w:p>
     <w:p>
@@ -1149,7 +741,7 @@
         <w:rPr>
           <w:b w:val="0"/>
         </w:rPr>
-        <w:t>Roteiro — Gancho (0-3s): síndico com celular na mão: "Reforma aprovada... numa figurinha de like. Sério?"</w:t>
+        <w:t>Roteiro — Gancho: leitura da pergunta recebida na caixinha</w:t>
       </w:r>
     </w:p>
     <w:p>
@@ -1158,7 +750,7 @@
         <w:rPr>
           <w:b w:val="0"/>
         </w:rPr>
-        <w:t>Roteiro — Corpo: síndico caminha pelo condomínio narrando com humor os "grandes momentos" decididos no grupo (reforma por "like", taxa extra combinada às 2h da manhã)</w:t>
+        <w:t>Roteiro — Corpo: resposta técnica curta — o que diz a convenção/regimento sobre uso de área comum, risco de multa e de obstrução de rota de fuga</w:t>
       </w:r>
     </w:p>
     <w:p>
@@ -1167,7 +759,43 @@
         <w:rPr>
           <w:b w:val="0"/>
         </w:rPr>
-        <w:t>Roteiro — Fechamento: síndico para, tom mais sério: "Grupo é ótimo pra aviso. Decisão de condomínio precisa de assembleia, convocação e ata. Sempre."</w:t>
+        <w:t>Roteiro — Fechamento: convite pra mandar mais perguntas pra caixinha</w:t>
+      </w:r>
+    </w:p>
+    <w:p>
+      <w:pPr/>
+      <w:r>
+        <w:rPr>
+          <w:b/>
+        </w:rPr>
+        <w:t>ROTEIRO PARA GRAVAÇÃO (ler na câmera, pode adaptar com suas palavras)</w:t>
+      </w:r>
+    </w:p>
+    <w:p>
+      <w:pPr/>
+      <w:r>
+        <w:rPr>
+          <w:b w:val="0"/>
+        </w:rPr>
+        <w:t>"Chegou essa pergunta pra gente: pode guardar sapato ou enfeite no corredor do prédio?</w:t>
+      </w:r>
+    </w:p>
+    <w:p>
+      <w:pPr/>
+      <w:r>
+        <w:rPr>
+          <w:b w:val="0"/>
+        </w:rPr>
+        <w:t>Não pode. Área comum não pode virar extensão do apartamento — isso conta como obstrução de rota de fuga e pode gerar multa pro condomínio inteiro, não só pra quem colocou.</w:t>
+      </w:r>
+    </w:p>
+    <w:p>
+      <w:pPr/>
+      <w:r>
+        <w:rPr>
+          <w:b w:val="0"/>
+        </w:rPr>
+        <w:t>Se você tem uma dúvida assim, manda pra gente na caixinha do story. A gente responde por aqui."</w:t>
       </w:r>
     </w:p>
     <w:p>
@@ -1185,7 +813,7 @@
         <w:rPr>
           <w:b w:val="0"/>
         </w:rPr>
-        <w:t>"Decidimos no grupo" não é decisão de condomínio. É só decisão de quem estava online naquela hora.</w:t>
+        <w:t>Chegou na nossa caixinha: "Posso guardar sapato ou enfeite no corredor do prédio?"</w:t>
       </w:r>
     </w:p>
     <w:p>
@@ -1194,7 +822,7 @@
         <w:rPr>
           <w:b w:val="0"/>
         </w:rPr>
-        <w:t>No vídeo de hoje, mostramos por que isso não tem validade nenhuma — e o que fazer no lugar.</w:t>
+        <w:t>A resposta é mais séria do que parece — e pode gerar multa. Assista o vídeo de hoje.</w:t>
       </w:r>
     </w:p>
     <w:p>
@@ -1203,7 +831,7 @@
         <w:rPr>
           <w:b w:val="0"/>
         </w:rPr>
-        <w:t>Comente: DECISÃO aqui e a gente te explica como formalizar isso direito, direto no seu direct.</w:t>
+        <w:t>Manda sua dúvida também: é só usar a caixinha do nosso story.</w:t>
       </w:r>
     </w:p>
     <w:p>
@@ -1221,7 +849,7 @@
         <w:rPr>
           <w:b w:val="0"/>
         </w:rPr>
-        <w:t>S1: Alguma decisão importante do seu condomínio já foi tomada só pelo grupo de WhatsApp? (enquete: Já, mais de uma vez / Nunca / Não sei dizer)</w:t>
+        <w:t>S1: Recebemos essa pergunta na caixinha essa semana. (print da pergunta)</w:t>
       </w:r>
     </w:p>
     <w:p>
@@ -1230,7 +858,7 @@
         <w:rPr>
           <w:b w:val="0"/>
         </w:rPr>
-        <w:t>S2: No vídeo de hoje, o síndico mostra os "clássicos" decididos no grupo — e por que isso pode dar problema.</w:t>
+        <w:t>S2: A resposta tá no vídeo de hoje — e pode te poupar uma multa.</w:t>
       </w:r>
     </w:p>
     <w:p>
@@ -1239,7 +867,7 @@
         <w:rPr>
           <w:b w:val="0"/>
         </w:rPr>
-        <w:t>S3: Comenta DECISÃO no vídeo de hoje e a gente te mostra como formalizar certo. 👆</w:t>
+        <w:t>S3: Manda sua pergunta também: caixinha aberta nos stories. 👆</w:t>
       </w:r>
     </w:p>
     <w:p>
@@ -1247,265 +875,7 @@
         <w:pStyle w:val="Heading2"/>
       </w:pPr>
       <w:r>
-        <w:t>Quarta, 23/09</w:t>
-      </w:r>
-    </w:p>
-    <w:p>
-      <w:r>
-        <w:t>Objetivo: Educa → Qualifica → Venda</w:t>
-      </w:r>
-    </w:p>
-    <w:p>
-      <w:r>
-        <w:t>Temática macro: Como trocar de síndico ou de gestão sem trauma</w:t>
-      </w:r>
-    </w:p>
-    <w:p>
-      <w:r>
-        <w:t>Eixo: Dor: medo de transição mal feita ao trocar de gestão · Desejo: transição segura, sem perda de informação ou conflito</w:t>
-      </w:r>
-    </w:p>
-    <w:p>
-      <w:r>
-        <w:rPr>
-          <w:b/>
-        </w:rPr>
-        <w:t>Cards</w:t>
-      </w:r>
-    </w:p>
-    <w:p>
-      <w:r>
-        <w:rPr>
-          <w:b/>
-        </w:rPr>
-        <w:t>Card 1 — Capa</w:t>
-      </w:r>
-    </w:p>
-    <w:p>
-      <w:r>
-        <w:t>Headline: Insatisfeito com a gestão atual do seu condomínio — mas com medo de como seria trocar?</w:t>
-      </w:r>
-    </w:p>
-    <w:p>
-      <w:r>
-        <w:t>Subheadline: A transição é mais simples do que parece, quando feita do jeito certo.</w:t>
-      </w:r>
-    </w:p>
-    <w:p>
-      <w:r>
-        <w:t>Visual: foto de transição/passagem (porta, chave). Texto grande, fundo escuro.</w:t>
-      </w:r>
-    </w:p>
-    <w:p>
-      <w:r>
-        <w:rPr>
-          <w:b/>
-        </w:rPr>
-        <w:t>Card 2</w:t>
-      </w:r>
-    </w:p>
-    <w:p>
-      <w:r>
-        <w:t>O que trava a decisão de trocar</w:t>
-      </w:r>
-    </w:p>
-    <w:p>
-      <w:r>
-        <w:t>Medo de perder histórico financeiro e documentos do condomínio.</w:t>
-      </w:r>
-    </w:p>
-    <w:p>
-      <w:r>
-        <w:t>Receio de conflito com a gestão atual durante a saída.</w:t>
-      </w:r>
-    </w:p>
-    <w:p>
-      <w:r>
-        <w:t>Incerteza sobre o que muda no dia a dia dos moradores.</w:t>
-      </w:r>
-    </w:p>
-    <w:p>
-      <w:r>
-        <w:rPr>
-          <w:b/>
-        </w:rPr>
-        <w:t>Card 3</w:t>
-      </w:r>
-    </w:p>
-    <w:p>
-      <w:r>
-        <w:t>O que uma transição bem feita garante</w:t>
-      </w:r>
-    </w:p>
-    <w:p>
-      <w:r>
-        <w:t>→ Levantamento completo de contratos, contas e pendências antes da troca.</w:t>
-      </w:r>
-    </w:p>
-    <w:p>
-      <w:r>
-        <w:t>→ Comunicação clara para os moradores sobre o que muda e quando.</w:t>
-      </w:r>
-    </w:p>
-    <w:p>
-      <w:r>
-        <w:t>→ Continuidade dos serviços essenciais sem interrupção.</w:t>
-      </w:r>
-    </w:p>
-    <w:p>
-      <w:r>
-        <w:rPr>
-          <w:b/>
-        </w:rPr>
-        <w:t>Card 4</w:t>
-      </w:r>
-    </w:p>
-    <w:p>
-      <w:r>
-        <w:t>O passo a passo da transição</w:t>
-      </w:r>
-    </w:p>
-    <w:p>
-      <w:r>
-        <w:t>Diagnóstico inicial: contratos, inadimplência, pendências jurídicas.</w:t>
-      </w:r>
-    </w:p>
-    <w:p>
-      <w:r>
-        <w:t>Aprovação em assembleia da nova gestão.</w:t>
-      </w:r>
-    </w:p>
-    <w:p>
-      <w:r>
-        <w:t>Transferência formal de documentos e acessos.</w:t>
-      </w:r>
-    </w:p>
-    <w:p>
-      <w:r>
-        <w:t>Comunicado oficial aos moradores com cronograma.</w:t>
-      </w:r>
-    </w:p>
-    <w:p>
-      <w:r>
-        <w:rPr>
-          <w:b/>
-        </w:rPr>
-        <w:t>Card 5</w:t>
-      </w:r>
-    </w:p>
-    <w:p>
-      <w:r>
-        <w:t>Como a Strategia atua</w:t>
-      </w:r>
-    </w:p>
-    <w:p>
-      <w:r>
-        <w:t>Conduz o diagnóstico completo antes de assumir qualquer condomínio.</w:t>
-      </w:r>
-    </w:p>
-    <w:p>
-      <w:r>
-        <w:t>Estrutura a transição com cronograma claro, sem deixar lacuna na gestão.</w:t>
-      </w:r>
-    </w:p>
-    <w:p>
-      <w:r>
-        <w:t>Comunica os moradores em cada etapa, com transparência total.</w:t>
-      </w:r>
-    </w:p>
-    <w:p>
-      <w:r>
-        <w:rPr>
-          <w:b/>
-        </w:rPr>
-        <w:t>Card 6</w:t>
-      </w:r>
-    </w:p>
-    <w:p>
-      <w:r>
-        <w:t>Trocar de gestão não é recomeçar do zero. É continuar — com mais método.</w:t>
-      </w:r>
-    </w:p>
-    <w:p>
-      <w:r>
-        <w:t>Visual: frase de impacto, fundo azul escuro.</w:t>
-      </w:r>
-    </w:p>
-    <w:p>
-      <w:r>
-        <w:rPr>
-          <w:b/>
-        </w:rPr>
-        <w:t>Card 7 — CTA</w:t>
-      </w:r>
-    </w:p>
-    <w:p>
-      <w:r>
-        <w:t>Pensando em trocar a gestão do seu condomínio?</w:t>
-      </w:r>
-    </w:p>
-    <w:p>
-      <w:r>
-        <w:t>Comente: TROCAR e olhe o seu direct. A nossa equipe te explica o passo a passo.</w:t>
-      </w:r>
-    </w:p>
-    <w:p>
-      <w:r>
-        <w:rPr>
-          <w:b/>
-        </w:rPr>
-        <w:t>Legenda</w:t>
-      </w:r>
-    </w:p>
-    <w:p>
-      <w:r>
-        <w:t>Medo de uma transição mal feita é o que mais trava a decisão de trocar de gestão — mesmo quando a insatisfação já é grande.</w:t>
-      </w:r>
-    </w:p>
-    <w:p>
-      <w:r>
-        <w:t>A Strategia conduz essa transição com diagnóstico completo, cronograma claro e comunicação total com os moradores.</w:t>
-      </w:r>
-    </w:p>
-    <w:p>
-      <w:r>
-        <w:t>Comente: TROCAR e olhe o seu direct — a nossa equipe te explica o passo a passo.</w:t>
-      </w:r>
-    </w:p>
-    <w:p>
-      <w:r>
-        <w:rPr>
-          <w:b/>
-        </w:rPr>
-        <w:t>Stories (sequência de 4)</w:t>
-      </w:r>
-    </w:p>
-    <w:p>
-      <w:r>
-        <w:t>S1: Você já pensou em trocar a gestão do seu condomínio, mas teve medo de como seria? (enquete: Já pensei / Nunca pensei / Já troquei e foi tranquilo)</w:t>
-      </w:r>
-    </w:p>
-    <w:p>
-      <w:r>
-        <w:t>S2: O medo de perder histórico ou ter conflito na saída trava muita decisão.</w:t>
-      </w:r>
-    </w:p>
-    <w:p>
-      <w:r>
-        <w:t>S3: Transição bem feita não tem lacuna nem perda de informação.</w:t>
-      </w:r>
-    </w:p>
-    <w:p>
-      <w:r>
-        <w:t>S4: No carrossel de hoje mostramos o passo a passo completo. Salva. 👆</w:t>
-      </w:r>
-    </w:p>
-    <w:p>
-      <w:pPr>
-        <w:pStyle w:val="Heading2"/>
-      </w:pPr>
-      <w:r>
-        <w:t>Sexta, 25/09</w:t>
+        <w:t>Quarta, 16/09</w:t>
       </w:r>
     </w:p>
     <w:p>
@@ -1514,7 +884,7 @@
         <w:rPr>
           <w:b w:val="0"/>
         </w:rPr>
-        <w:t>Objetivo: Conversão direta — condomínio insatisfeito decidido a mudar (vídeo)</w:t>
+        <w:t>Referência: vídeo curto e engraçado, sem áudio, ~10 segundos</w:t>
       </w:r>
     </w:p>
     <w:p>
@@ -1523,7 +893,7 @@
         <w:rPr>
           <w:b w:val="0"/>
         </w:rPr>
-        <w:t>Temática macro: O morador que sabia que precisava mudar, mas não sabia como começar</w:t>
+        <w:t>Objetivo: Engajamento leve / identificação bem-humorada</w:t>
       </w:r>
     </w:p>
     <w:p>
@@ -1532,7 +902,16 @@
         <w:rPr>
           <w:b w:val="0"/>
         </w:rPr>
-        <w:t>Eixo: Dor: insatisfação acumulada sem ação · Desejo: dar o primeiro passo com segurança</w:t>
+        <w:t>Temática macro: Humor de rotina de gestão — finalizando mensagem pro morador com "fico à disposição"</w:t>
+      </w:r>
+    </w:p>
+    <w:p>
+      <w:pPr/>
+      <w:r>
+        <w:rPr>
+          <w:b w:val="0"/>
+        </w:rPr>
+        <w:t>Eixo: Gatilho de humor: a rotina repetitiva de responder morador por escrito, sempre educado · Desejo: leveza e identificação</w:t>
       </w:r>
     </w:p>
     <w:p>
@@ -1550,7 +929,7 @@
         <w:rPr>
           <w:b w:val="0"/>
         </w:rPr>
-        <w:t>Formato: Vídeo vertical (Reels) — síndico falando direto e parado pra câmera, tom próximo e acolhedor (fechamento do mês)</w:t>
+        <w:t>Formato: Vídeo mudo (sem áudio), ~10 segundos, cena única com texto na tela estilo meme</w:t>
       </w:r>
     </w:p>
     <w:p>
@@ -1559,7 +938,16 @@
         <w:rPr>
           <w:b w:val="0"/>
         </w:rPr>
-        <w:t>Roteiro — Gancho (0-3s): síndico, plano fechado: "Se você já sabe que a gestão do seu condomínio não tá funcionando, esse vídeo é pra você."</w:t>
+        <w:t>Roteiro: síndico(a) digitando uma mensagem longa e educada pro morador, cara de cansaço crescente; texto na tela acompanha a mensagem sendo escrita e termina em "Fico à disposição. Att,"</w:t>
+      </w:r>
+    </w:p>
+    <w:p>
+      <w:pPr/>
+      <w:r>
+        <w:rPr>
+          <w:b/>
+        </w:rPr>
+        <w:t>TEXTO NA TELA — sequência pra digitar em cena (sem falar nada, vídeo mudo)</w:t>
       </w:r>
     </w:p>
     <w:p>
@@ -1568,7 +956,7 @@
         <w:rPr>
           <w:b w:val="0"/>
         </w:rPr>
-        <w:t>Roteiro — Corpo: síndico fala em tom direto e pessoal sobre os sinais comuns (contrato vencido, contas pouco claras, manutenção atrasada, decisões no grupo de WhatsApp)</w:t>
+        <w:t>1. "Bom dia! Recebemos sua mensagem..."</w:t>
       </w:r>
     </w:p>
     <w:p>
@@ -1577,7 +965,25 @@
         <w:rPr>
           <w:b w:val="0"/>
         </w:rPr>
-        <w:t>Roteiro — Fechamento: convite ao diagnóstico gratuito, CTA em texto na tela</w:t>
+        <w:t>2. "...vamos verificar e te retornar o mais breve possível..."</w:t>
+      </w:r>
+    </w:p>
+    <w:p>
+      <w:pPr/>
+      <w:r>
+        <w:rPr>
+          <w:b w:val="0"/>
+        </w:rPr>
+        <w:t>3. "Fico à disposição."</w:t>
+      </w:r>
+    </w:p>
+    <w:p>
+      <w:pPr/>
+      <w:r>
+        <w:rPr>
+          <w:b w:val="0"/>
+        </w:rPr>
+        <w:t>4. "Att,"</w:t>
       </w:r>
     </w:p>
     <w:p>
@@ -1595,7 +1001,7 @@
         <w:rPr>
           <w:b w:val="0"/>
         </w:rPr>
-        <w:t>Você já notou: contrato vencido, contas pouco claras, manutenção sempre atrasada, grupo de WhatsApp decidindo o que devia ser assembleia.</w:t>
+        <w:t>Toda mensagem de síndico termina assim. Sempre.</w:t>
       </w:r>
     </w:p>
     <w:p>
@@ -1604,7 +1010,16 @@
         <w:rPr>
           <w:b w:val="0"/>
         </w:rPr>
-        <w:t>Cada item, sozinho, parece pequeno. Juntos, eles formam o motivo de tanta gente continuar insatisfeita — sem agir, porque parece trabalhoso demais resolver.</w:t>
+        <w:t>Se você também "fica à disposição" até esgotado, comenta aqui 👇</w:t>
+      </w:r>
+    </w:p>
+    <w:p>
+      <w:pPr/>
+      <w:r>
+        <w:rPr>
+          <w:b/>
+        </w:rPr>
+        <w:t>Stories (sequência de 2)</w:t>
       </w:r>
     </w:p>
     <w:p>
@@ -1613,7 +1028,7 @@
         <w:rPr>
           <w:b w:val="0"/>
         </w:rPr>
-        <w:t>Não precisa ser. O primeiro passo é simples: um diagnóstico gratuito mostra exatamente onde está o problema e o que muda com gestão profissional.</w:t>
+        <w:t>S1: O vídeo de hoje é curtinho, mas quem já foi síndico(a) vai se reconhecer.</w:t>
       </w:r>
     </w:p>
     <w:p>
@@ -1622,7 +1037,168 @@
         <w:rPr>
           <w:b w:val="0"/>
         </w:rPr>
-        <w:t>Comente: MUDAR aqui e a nossa equipe te chama no direct pra começar.</w:t>
+        <w:t>S2: Assista no feed. 👆</w:t>
+      </w:r>
+    </w:p>
+    <w:p>
+      <w:pPr>
+        <w:pStyle w:val="Heading2"/>
+      </w:pPr>
+      <w:r>
+        <w:t>Sexta, 18/09</w:t>
+      </w:r>
+    </w:p>
+    <w:p>
+      <w:pPr/>
+      <w:r>
+        <w:rPr>
+          <w:b w:val="0"/>
+        </w:rPr>
+        <w:t>Objetivo: Educar / autoridade técnica em tom direto</w:t>
+      </w:r>
+    </w:p>
+    <w:p>
+      <w:pPr/>
+      <w:r>
+        <w:rPr>
+          <w:b w:val="0"/>
+        </w:rPr>
+        <w:t>Temática macro: Lixo sai do seu apartamento, mas a responsabilidade não termina na porta</w:t>
+      </w:r>
+    </w:p>
+    <w:p>
+      <w:pPr/>
+      <w:r>
+        <w:rPr>
+          <w:b w:val="0"/>
+        </w:rPr>
+        <w:t>Eixo: Dor: descarte incorreto de lixo gera multa/problema pro condomínio todo · Desejo: entender até onde vai a responsabilidade de cada um</w:t>
+      </w:r>
+    </w:p>
+    <w:p>
+      <w:pPr/>
+      <w:r>
+        <w:rPr>
+          <w:b/>
+        </w:rPr>
+        <w:t>Conteúdo do vídeo</w:t>
+      </w:r>
+    </w:p>
+    <w:p>
+      <w:pPr/>
+      <w:r>
+        <w:rPr>
+          <w:b w:val="0"/>
+        </w:rPr>
+        <w:t>Formato: pessoa falando com teleprompter (ou apenas narrando) — edição por conta da nossa equipe</w:t>
+      </w:r>
+    </w:p>
+    <w:p>
+      <w:pPr/>
+      <w:r>
+        <w:rPr>
+          <w:b w:val="0"/>
+        </w:rPr>
+        <w:t>Roteiro — Gancho: "Você tira o lixo do seu apartamento e acha que o problema acabou ali. Não acabou."</w:t>
+      </w:r>
+    </w:p>
+    <w:p>
+      <w:pPr/>
+      <w:r>
+        <w:rPr>
+          <w:b w:val="0"/>
+        </w:rPr>
+        <w:t>Roteiro — Corpo: explica o que a convenção prevê sobre descarte (separação, horário, local certo) e o que pode gerar multa pro condomínio inteiro, não só pra quem errou</w:t>
+      </w:r>
+    </w:p>
+    <w:p>
+      <w:pPr/>
+      <w:r>
+        <w:rPr>
+          <w:b w:val="0"/>
+        </w:rPr>
+        <w:t>Roteiro — Fechamento: reforça o papel da gestão profissional em orientar e fiscalizar isso, CTA</w:t>
+      </w:r>
+    </w:p>
+    <w:p>
+      <w:pPr/>
+      <w:r>
+        <w:rPr>
+          <w:b/>
+        </w:rPr>
+        <w:t>ROTEIRO PARA GRAVAÇÃO (ler no teleprompter ou narrar, pode adaptar com suas palavras)</w:t>
+      </w:r>
+    </w:p>
+    <w:p>
+      <w:pPr/>
+      <w:r>
+        <w:rPr>
+          <w:b w:val="0"/>
+        </w:rPr>
+        <w:t>"Você tira o lixo do seu apartamento e acha que o problema acabou ali. Não acabou.</w:t>
+      </w:r>
+    </w:p>
+    <w:p>
+      <w:pPr/>
+      <w:r>
+        <w:rPr>
+          <w:b w:val="0"/>
+        </w:rPr>
+        <w:t>A responsabilidade continua até o lixo ser descartado do jeito certo: separado, no horário certo, no local certo.</w:t>
+      </w:r>
+    </w:p>
+    <w:p>
+      <w:pPr/>
+      <w:r>
+        <w:rPr>
+          <w:b w:val="0"/>
+        </w:rPr>
+        <w:t>Quando isso não acontece, quem paga não é só quem errou — é o condomínio inteiro, com multa e problema de fiscalização.</w:t>
+      </w:r>
+    </w:p>
+    <w:p>
+      <w:pPr/>
+      <w:r>
+        <w:rPr>
+          <w:b w:val="0"/>
+        </w:rPr>
+        <w:t>Gestão profissional existe pra orientar isso antes de virar multa. Se seu condomínio já teve problema com lixo, comenta LIXO aqui embaixo."</w:t>
+      </w:r>
+    </w:p>
+    <w:p>
+      <w:pPr/>
+      <w:r>
+        <w:rPr>
+          <w:b/>
+        </w:rPr>
+        <w:t>Legenda</w:t>
+      </w:r>
+    </w:p>
+    <w:p>
+      <w:pPr/>
+      <w:r>
+        <w:rPr>
+          <w:b w:val="0"/>
+        </w:rPr>
+        <w:t>Lixo fora do lugar, no horário errado ou sem separação não é "detalhezinho" — pode virar multa pro condomínio inteiro, não só pra quem errou.</w:t>
+      </w:r>
+    </w:p>
+    <w:p>
+      <w:pPr/>
+      <w:r>
+        <w:rPr>
+          <w:b w:val="0"/>
+        </w:rPr>
+        <w:t>Assista o vídeo de hoje e entenda até onde vai a responsabilidade de cada morador.</w:t>
+      </w:r>
+    </w:p>
+    <w:p>
+      <w:pPr/>
+      <w:r>
+        <w:rPr>
+          <w:b w:val="0"/>
+        </w:rPr>
+        <w:t>Comente: LIXO e olhe o seu direct.</w:t>
       </w:r>
     </w:p>
     <w:p>
@@ -1640,7 +1216,7 @@
         <w:rPr>
           <w:b w:val="0"/>
         </w:rPr>
-        <w:t>S1: O que mais te incomoda na gestão atual do seu condomínio? (caixa de pergunta)</w:t>
+        <w:t>S1: Você sabe até onde vai a sua responsabilidade com o lixo do condomínio? (enquete: Sei bem / Nunca pensei nisso)</w:t>
       </w:r>
     </w:p>
     <w:p>
@@ -1649,7 +1225,7 @@
         <w:rPr>
           <w:b w:val="0"/>
         </w:rPr>
-        <w:t>S2: No vídeo de hoje, direto do síndico: cada problema pequeno, sozinho, parece tolerável. Juntos, eles cansam.</w:t>
+        <w:t>S2: No vídeo de hoje explicamos o que pode virar multa.</w:t>
       </w:r>
     </w:p>
     <w:p>
@@ -1658,7 +1234,427 @@
         <w:rPr>
           <w:b w:val="0"/>
         </w:rPr>
-        <w:t>S3: Comenta MUDAR no vídeo de hoje. A gente começa a conversa com você. 👆</w:t>
+        <w:t>S3: Comenta LIXO no vídeo de hoje. 👆</w:t>
+      </w:r>
+    </w:p>
+    <w:p>
+      <w:pPr>
+        <w:pStyle w:val="Heading2"/>
+      </w:pPr>
+      <w:r>
+        <w:t>Quarta, 23/09</w:t>
+      </w:r>
+    </w:p>
+    <w:p>
+      <w:pPr/>
+      <w:r>
+        <w:rPr>
+          <w:b w:val="0"/>
+        </w:rPr>
+        <w:t>Objetivo: Prova de trabalho real / geração de demanda — bastidor do síndico profissional</w:t>
+      </w:r>
+    </w:p>
+    <w:p>
+      <w:pPr/>
+      <w:r>
+        <w:rPr>
+          <w:b w:val="0"/>
+        </w:rPr>
+        <w:t>Temática macro: Banco de imagens do síndico em campo, trabalhando — 2 versões (2 síndicos diferentes)</w:t>
+      </w:r>
+    </w:p>
+    <w:p>
+      <w:pPr/>
+      <w:r>
+        <w:rPr>
+          <w:b w:val="0"/>
+        </w:rPr>
+        <w:t>Eixo: Dor: gestão "invisível", ninguém vê o trabalho real por trás · Desejo: ver quem realmente cuida do condomínio</w:t>
+      </w:r>
+    </w:p>
+    <w:p>
+      <w:pPr/>
+      <w:r>
+        <w:rPr>
+          <w:b/>
+        </w:rPr>
+        <w:t>Conteúdo do vídeo</w:t>
+      </w:r>
+    </w:p>
+    <w:p>
+      <w:pPr/>
+      <w:r>
+        <w:rPr>
+          <w:b w:val="0"/>
+        </w:rPr>
+        <w:t>Formato: filmagem crua do síndico(a) trabalhando em campo (vistoria, conversa com prestador, checando área comum) — pouco ou nenhum áudio direto; gancho e legendas adicionados na edição</w:t>
+      </w:r>
+    </w:p>
+    <w:p>
+      <w:pPr/>
+      <w:r>
+        <w:rPr>
+          <w:b/>
+        </w:rPr>
+        <w:t>Pedido de produção pra Strategia: gravar CADA síndico(a) separadamente (não precisa ser no mesmo dia), uns 2-3 minutos de material cru por pessoa, em situação real de trabalho — isso cria um banco de imagens reaproveitável pra vários vídeos futuros, não só este post</w:t>
+      </w:r>
+    </w:p>
+    <w:p>
+      <w:pPr/>
+      <w:r>
+        <w:rPr>
+          <w:b w:val="0"/>
+        </w:rPr>
+        <w:t>Gancho sugerido (texto editado por cima): "Enquanto você dormia, alguém já tava resolvendo o problema do seu condomínio."</w:t>
+      </w:r>
+    </w:p>
+    <w:p>
+      <w:pPr/>
+      <w:r>
+        <w:rPr>
+          <w:b/>
+        </w:rPr>
+        <w:t>LINHA OPCIONAL (só se o síndico quiser falar algo em cena, não é obrigatório)</w:t>
+      </w:r>
+    </w:p>
+    <w:p>
+      <w:pPr/>
+      <w:r>
+        <w:rPr>
+          <w:b w:val="0"/>
+        </w:rPr>
+        <w:t>"Bom dia! Hoje eu tô aqui fazendo a vistoria do bloco A."</w:t>
+      </w:r>
+    </w:p>
+    <w:p>
+      <w:pPr/>
+      <w:r>
+        <w:rPr>
+          <w:b/>
+        </w:rPr>
+        <w:t>Legenda</w:t>
+      </w:r>
+    </w:p>
+    <w:p>
+      <w:pPr/>
+      <w:r>
+        <w:rPr>
+          <w:b w:val="0"/>
+        </w:rPr>
+        <w:t>Gestão de condomínio não é só planilha. É estar lá, no campo, resolvendo antes de virar problema.</w:t>
+      </w:r>
+    </w:p>
+    <w:p>
+      <w:pPr/>
+      <w:r>
+        <w:rPr>
+          <w:b w:val="0"/>
+        </w:rPr>
+        <w:t>Comente: EQUIPE e olhe o seu direct.</w:t>
+      </w:r>
+    </w:p>
+    <w:p>
+      <w:pPr/>
+      <w:r>
+        <w:rPr>
+          <w:b/>
+        </w:rPr>
+        <w:t>Stories (sequência de 3)</w:t>
+      </w:r>
+    </w:p>
+    <w:p>
+      <w:pPr/>
+      <w:r>
+        <w:rPr>
+          <w:b w:val="0"/>
+        </w:rPr>
+        <w:t>S1: Esse é o lado do trabalho que ninguém vê.</w:t>
+      </w:r>
+    </w:p>
+    <w:p>
+      <w:pPr/>
+      <w:r>
+        <w:rPr>
+          <w:b w:val="0"/>
+        </w:rPr>
+        <w:t>S2: Vídeo completo no feed.</w:t>
+      </w:r>
+    </w:p>
+    <w:p>
+      <w:pPr/>
+      <w:r>
+        <w:rPr>
+          <w:b w:val="0"/>
+        </w:rPr>
+        <w:t>S3: Comenta EQUIPE. 👆</w:t>
+      </w:r>
+    </w:p>
+    <w:p>
+      <w:pPr>
+        <w:pStyle w:val="Heading2"/>
+      </w:pPr>
+      <w:r>
+        <w:t>Sexta, 25/09</w:t>
+      </w:r>
+    </w:p>
+    <w:p>
+      <w:pPr/>
+      <w:r>
+        <w:rPr>
+          <w:b/>
+        </w:rPr>
+        <w:t>⚠ Pendente de confirmação: não consegui abrir o link de referência enviado (Instagram bloqueado neste ambiente). Preciso que você descreva o formato/tema desse vídeo (ou mande print/resumo) pra eu fechar o roteiro deste dia — deixei abaixo uma sugestão provisória, que pode ser trocada.</w:t>
+      </w:r>
+    </w:p>
+    <w:p>
+      <w:pPr/>
+      <w:r>
+        <w:rPr>
+          <w:b w:val="0"/>
+        </w:rPr>
+        <w:t>Objetivo (provisório): Geração de demanda — vídeo leve, formato ainda a confirmar com base na referência</w:t>
+      </w:r>
+    </w:p>
+    <w:p>
+      <w:pPr/>
+      <w:r>
+        <w:rPr>
+          <w:b w:val="0"/>
+        </w:rPr>
+        <w:t>Temática macro (provisória): "Coisas que só quem já foi síndico entende" — trend/checklist rápido</w:t>
+      </w:r>
+    </w:p>
+    <w:p>
+      <w:pPr/>
+      <w:r>
+        <w:rPr>
+          <w:b/>
+        </w:rPr>
+        <w:t>Conteúdo do vídeo (provisório)</w:t>
+      </w:r>
+    </w:p>
+    <w:p>
+      <w:pPr/>
+      <w:r>
+        <w:rPr>
+          <w:b w:val="0"/>
+        </w:rPr>
+        <w:t>Formato: a definir a partir da referência enviada</w:t>
+      </w:r>
+    </w:p>
+    <w:p>
+      <w:pPr/>
+      <w:r>
+        <w:rPr>
+          <w:b w:val="0"/>
+        </w:rPr>
+        <w:t>Assim que você confirmar o conteúdo do link, eu reescrevo objetivo, roteiro, legenda e stories deste dia.</w:t>
+      </w:r>
+    </w:p>
+    <w:p>
+      <w:pPr>
+        <w:pStyle w:val="Heading2"/>
+      </w:pPr>
+      <w:r>
+        <w:t>Quarta, 30/09</w:t>
+      </w:r>
+    </w:p>
+    <w:p>
+      <w:pPr/>
+      <w:r>
+        <w:rPr>
+          <w:b w:val="0"/>
+        </w:rPr>
+        <w:t>Referência: vídeo em formato lista rápida "pode / não pode"</w:t>
+      </w:r>
+    </w:p>
+    <w:p>
+      <w:pPr/>
+      <w:r>
+        <w:rPr>
+          <w:b w:val="0"/>
+        </w:rPr>
+        <w:t>Objetivo: Educar de forma rápida e direta / autoridade técnica</w:t>
+      </w:r>
+    </w:p>
+    <w:p>
+      <w:pPr/>
+      <w:r>
+        <w:rPr>
+          <w:b w:val="0"/>
+        </w:rPr>
+        <w:t>Temática macro: O que pode e o que não pode no condomínio</w:t>
+      </w:r>
+    </w:p>
+    <w:p>
+      <w:pPr/>
+      <w:r>
+        <w:rPr>
+          <w:b w:val="0"/>
+        </w:rPr>
+        <w:t>Eixo: Dor: normas do condomínio pouco claras no dia a dia · Desejo: saber rápido o que é permitido ou não</w:t>
+      </w:r>
+    </w:p>
+    <w:p>
+      <w:pPr/>
+      <w:r>
+        <w:rPr>
+          <w:b/>
+        </w:rPr>
+        <w:t>Conteúdo do vídeo</w:t>
+      </w:r>
+    </w:p>
+    <w:p>
+      <w:pPr/>
+      <w:r>
+        <w:rPr>
+          <w:b w:val="0"/>
+        </w:rPr>
+        <w:t>Formato: vídeo dinâmico em formato lista "Pode / Não pode", texto grande na tela alternando os dois lados (com ou sem narração/teleprompter)</w:t>
+      </w:r>
+    </w:p>
+    <w:p>
+      <w:pPr/>
+      <w:r>
+        <w:rPr>
+          <w:b/>
+        </w:rPr>
+        <w:t>Roteiro — pares "pode / não pode" (ver texto completo no roteiro de gravação abaixo):</w:t>
+      </w:r>
+    </w:p>
+    <w:p>
+      <w:pPr/>
+      <w:r>
+        <w:rPr>
+          <w:b w:val="0"/>
+        </w:rPr>
+        <w:t>Roteiro — Fechamento: convite pra mandar dúvidas específicas</w:t>
+      </w:r>
+    </w:p>
+    <w:p>
+      <w:pPr/>
+      <w:r>
+        <w:rPr>
+          <w:b/>
+        </w:rPr>
+        <w:t>ROTEIRO PARA GRAVAÇÃO (ler no teleprompter ou narrar, pode adaptar com suas palavras)</w:t>
+      </w:r>
+    </w:p>
+    <w:p>
+      <w:pPr/>
+      <w:r>
+        <w:rPr>
+          <w:b w:val="0"/>
+        </w:rPr>
+        <w:t>"Vamos separar o que pode e o que não pode no seu condomínio.</w:t>
+      </w:r>
+    </w:p>
+    <w:p>
+      <w:pPr/>
+      <w:r>
+        <w:rPr>
+          <w:b w:val="0"/>
+        </w:rPr>
+        <w:t>Pode furar a parede pra pendurar um quadro. Não pode furar parede estrutural sem laudo técnico.</w:t>
+      </w:r>
+    </w:p>
+    <w:p>
+      <w:pPr/>
+      <w:r>
+        <w:rPr>
+          <w:b w:val="0"/>
+        </w:rPr>
+        <w:t>Pode alugar o salão de festas. Não pode fazer festa depois do horário combinado sem autorização.</w:t>
+      </w:r>
+    </w:p>
+    <w:p>
+      <w:pPr/>
+      <w:r>
+        <w:rPr>
+          <w:b w:val="0"/>
+        </w:rPr>
+        <w:t>Pode ter pet no apartamento. Não pode deixar ele solto, sem coleira, na área comum.</w:t>
+      </w:r>
+    </w:p>
+    <w:p>
+      <w:pPr/>
+      <w:r>
+        <w:rPr>
+          <w:b w:val="0"/>
+        </w:rPr>
+        <w:t>Pode reformar dentro do seu apê. Não pode reformar sem avisar a administração antes.</w:t>
+      </w:r>
+    </w:p>
+    <w:p>
+      <w:pPr/>
+      <w:r>
+        <w:rPr>
+          <w:b w:val="0"/>
+        </w:rPr>
+        <w:t>Ficou com dúvida sobre alguma regra do seu condomínio? Comenta DÚVIDA aqui embaixo."</w:t>
+      </w:r>
+    </w:p>
+    <w:p>
+      <w:pPr/>
+      <w:r>
+        <w:rPr>
+          <w:b/>
+        </w:rPr>
+        <w:t>Legenda</w:t>
+      </w:r>
+    </w:p>
+    <w:p>
+      <w:pPr/>
+      <w:r>
+        <w:rPr>
+          <w:b w:val="0"/>
+        </w:rPr>
+        <w:t>Pode ou não pode? Separamos os erros mais comuns — e as dúvidas mais frequentes — sobre o dia a dia do condomínio.</w:t>
+      </w:r>
+    </w:p>
+    <w:p>
+      <w:pPr/>
+      <w:r>
+        <w:rPr>
+          <w:b w:val="0"/>
+        </w:rPr>
+        <w:t>Comente: DÚVIDA e manda a sua pra gente.</w:t>
+      </w:r>
+    </w:p>
+    <w:p>
+      <w:pPr/>
+      <w:r>
+        <w:rPr>
+          <w:b/>
+        </w:rPr>
+        <w:t>Stories (sequência de 3)</w:t>
+      </w:r>
+    </w:p>
+    <w:p>
+      <w:pPr/>
+      <w:r>
+        <w:rPr>
+          <w:b w:val="0"/>
+        </w:rPr>
+        <w:t>S1: Testa seu conhecimento: você sabe o que pode e o que não pode no seu condomínio?</w:t>
+      </w:r>
+    </w:p>
+    <w:p>
+      <w:pPr/>
+      <w:r>
+        <w:rPr>
+          <w:b w:val="0"/>
+        </w:rPr>
+        <w:t>S2: Vídeo completo no feed.</w:t>
+      </w:r>
+    </w:p>
+    <w:p>
+      <w:pPr/>
+      <w:r>
+        <w:rPr>
+          <w:b w:val="0"/>
+        </w:rPr>
+        <w:t>S3: Comenta DÚVIDA e manda a sua. 👆</w:t>
       </w:r>
     </w:p>
     <w:sectPr>

--- a/strategia-sindicos/calendarios-editoriais/Calendario_Editorial_Strategia_Setembro2026.docx
+++ b/strategia-sindicos/calendarios-editoriais/Calendario_Editorial_Strategia_Setembro2026.docx
@@ -1401,9 +1401,9 @@
       <w:pPr/>
       <w:r>
         <w:rPr>
-          <w:b/>
+          <w:b w:val="0"/>
         </w:rPr>
-        <w:t>⚠ Pendente de confirmação: não consegui abrir o link de referência enviado (Instagram bloqueado neste ambiente). Preciso que você descreva o formato/tema desse vídeo (ou mande print/resumo) pra eu fechar o roteiro deste dia — deixei abaixo uma sugestão provisória, que pode ser trocada.</w:t>
+        <w:t>Referência: vídeo de humor curtinho — pessoa cansada na mesa de trabalho + texto de motivação, corte pra um porta-retrato com uma "foto" irônica dentro</w:t>
       </w:r>
     </w:p>
     <w:p>
@@ -1412,7 +1412,7 @@
         <w:rPr>
           <w:b w:val="0"/>
         </w:rPr>
-        <w:t>Objetivo (provisório): Geração de demanda — vídeo leve, formato ainda a confirmar com base na referência</w:t>
+        <w:t>Objetivo: Engajamento leve / identificação bem-humorada</w:t>
       </w:r>
     </w:p>
     <w:p>
@@ -1421,7 +1421,16 @@
         <w:rPr>
           <w:b w:val="0"/>
         </w:rPr>
-        <w:t>Temática macro (provisória): "Coisas que só quem já foi síndico entende" — trend/checklist rápido</w:t>
+        <w:t>Temática macro: A motivação real de quem cuida de condomínio</w:t>
+      </w:r>
+    </w:p>
+    <w:p>
+      <w:pPr/>
+      <w:r>
+        <w:rPr>
+          <w:b w:val="0"/>
+        </w:rPr>
+        <w:t>Eixo: Gatilho de humor: o clichê de "motivação" no trabalho, só que com uma virada irônica ligada à rotina do síndico · Desejo: leveza e identificação</w:t>
       </w:r>
     </w:p>
     <w:p>
@@ -1430,7 +1439,7 @@
         <w:rPr>
           <w:b/>
         </w:rPr>
-        <w:t>Conteúdo do vídeo (provisório)</w:t>
+        <w:t>Conteúdo do vídeo</w:t>
       </w:r>
     </w:p>
     <w:p>
@@ -1439,7 +1448,7 @@
         <w:rPr>
           <w:b w:val="0"/>
         </w:rPr>
-        <w:t>Formato: a definir a partir da referência enviada</w:t>
+        <w:t>Formato: vídeo vertical curto (10-15s), com música/trend de fundo — síndico(a) sentado(a) na mesa, ar cansado, texto na tela aparece, depois corta pra um porta-retrato mostrado em cena</w:t>
       </w:r>
     </w:p>
     <w:p>
@@ -1448,7 +1457,97 @@
         <w:rPr>
           <w:b w:val="0"/>
         </w:rPr>
-        <w:t>Assim que você confirmar o conteúdo do link, eu reescrevo objetivo, roteiro, legenda e stories deste dia.</w:t>
+        <w:t>Roteiro — Cena 1: síndico(a) sentado(a) à mesa (computador/planilha ao fundo), expressão de cansaço, olhando pro lado</w:t>
+      </w:r>
+    </w:p>
+    <w:p>
+      <w:pPr/>
+      <w:r>
+        <w:rPr>
+          <w:b w:val="0"/>
+        </w:rPr>
+        <w:t>Roteiro — Cena 2: pega um porta-retrato e mostra pra câmera — dentro do porta-retrato, no lugar de uma foto, está escrito à mão algo como "TAXA EM DIA" ou "GRUPO DO WHATSAPP SEM DRAMA HOJE" (escolher a frase mais engraçada/real pro dia a dia de vocês)</w:t>
+      </w:r>
+    </w:p>
+    <w:p>
+      <w:pPr/>
+      <w:r>
+        <w:rPr>
+          <w:b w:val="0"/>
+        </w:rPr>
+        <w:t>Roteiro — Fechamento: síndico(a) sorri/balança a cabeça, sem falar nada, vídeo termina</w:t>
+      </w:r>
+    </w:p>
+    <w:p>
+      <w:pPr/>
+      <w:r>
+        <w:rPr>
+          <w:b/>
+        </w:rPr>
+        <w:t>TEXTO NA TELA (aparece por cima da Cena 1, sem áudio de fala — pode usar trend de música)</w:t>
+      </w:r>
+    </w:p>
+    <w:p>
+      <w:pPr/>
+      <w:r>
+        <w:rPr>
+          <w:b w:val="0"/>
+        </w:rPr>
+        <w:t>"Quando eu tô cansado(a) de resolver problema do condomínio... mas lembro da minha motivação."</w:t>
+      </w:r>
+    </w:p>
+    <w:p>
+      <w:pPr/>
+      <w:r>
+        <w:rPr>
+          <w:b/>
+        </w:rPr>
+        <w:t>Legenda</w:t>
+      </w:r>
+    </w:p>
+    <w:p>
+      <w:pPr/>
+      <w:r>
+        <w:rPr>
+          <w:b w:val="0"/>
+        </w:rPr>
+        <w:t>A motivação de quem cuida de condomínio é bem mais simples (e mais rara) do que parece 😅</w:t>
+      </w:r>
+    </w:p>
+    <w:p>
+      <w:pPr/>
+      <w:r>
+        <w:rPr>
+          <w:b w:val="0"/>
+        </w:rPr>
+        <w:t>Marca aqui o síndico ou a síndica que também vive assim.</w:t>
+      </w:r>
+    </w:p>
+    <w:p>
+      <w:pPr/>
+      <w:r>
+        <w:rPr>
+          <w:b/>
+        </w:rPr>
+        <w:t>Stories (sequência de 2)</w:t>
+      </w:r>
+    </w:p>
+    <w:p>
+      <w:pPr/>
+      <w:r>
+        <w:rPr>
+          <w:b w:val="0"/>
+        </w:rPr>
+        <w:t>S1: Vídeo novo no feed — e quem já foi síndico(a) vai se identificar rapidinho.</w:t>
+      </w:r>
+    </w:p>
+    <w:p>
+      <w:pPr/>
+      <w:r>
+        <w:rPr>
+          <w:b w:val="0"/>
+        </w:rPr>
+        <w:t>S2: Assista e marca alguém. 👆</w:t>
       </w:r>
     </w:p>
     <w:p>

--- a/strategia-sindicos/calendarios-editoriais/Calendario_Editorial_Strategia_Setembro2026.docx
+++ b/strategia-sindicos/calendarios-editoriais/Calendario_Editorial_Strategia_Setembro2026.docx
@@ -35,6 +35,15 @@
           <w:b w:val="0"/>
         </w:rPr>
         <w:t>Nota: Setembro foi reconstruído a partir da lista de referências de vídeo enviada pelo cliente (posts de outras contas usados como inspiração de formato). O calendário anterior de setembro — com os carrosséis educativos e os vídeos de prova social/síndico em campo — não foi descartado: ele foi realocado para novembro 2026, mantendo as mesmas temáticas, para revisão futura. Este calendário passa a intercalar vídeo de prova social, carrossel e vídeos de síndico em campo, sempre nas quartas e sextas, exceto 30/09 (quarta extra do mês).</w:t>
+      </w:r>
+    </w:p>
+    <w:p>
+      <w:pPr/>
+      <w:r>
+        <w:rPr>
+          <w:b/>
+        </w:rPr>
+        <w:t>PAUTA DE GRAVAÇÃO ATUAL — o que precisa ser filmado agora: (1) 11/09 — síndico(a) respondendo a caixinha de pergunta sobre hall/corredor; (2) 18/09 — síndico(a) falando sobre responsabilidade com o lixo; (3) 23/09 — takes de cada síndico(a) trabalhando (escritório + campo + conversa com morador), ver lista de takes detalhada no dia 23/09. Os demais formatos (25/09, 30/09, 04/09) entram na pauta de gravação de outubro.</w:t>
       </w:r>
     </w:p>
     <w:p>
@@ -1260,7 +1269,7 @@
         <w:rPr>
           <w:b w:val="0"/>
         </w:rPr>
-        <w:t>Temática macro: Banco de imagens do síndico em campo, trabalhando — 2 versões (2 síndicos diferentes)</w:t>
+        <w:t>Temática macro: Banco de imagens do síndico em campo, trabalhando — gravar cada síndico(a) individualmente pra criar material reaproveitável em vários vídeos futuros</w:t>
       </w:r>
     </w:p>
     <w:p>
@@ -1278,7 +1287,16 @@
         <w:rPr>
           <w:b/>
         </w:rPr>
-        <w:t>Conteúdo do vídeo</w:t>
+        <w:t>LISTA DE TAKES PARA GRAVAÇÃO (repetir os 3 takes abaixo pra CADA síndico, individualmente)</w:t>
+      </w:r>
+    </w:p>
+    <w:p>
+      <w:pPr/>
+      <w:r>
+        <w:rPr>
+          <w:b/>
+        </w:rPr>
+        <w:t>Take 1 — No escritório/computador</w:t>
       </w:r>
     </w:p>
     <w:p>
@@ -1287,7 +1305,25 @@
         <w:rPr>
           <w:b w:val="0"/>
         </w:rPr>
-        <w:t>Formato: filmagem crua do síndico(a) trabalhando em campo (vistoria, conversa com prestador, checando área comum) — pouco ou nenhum áudio direto; gancho e legendas adicionados na edição</w:t>
+        <w:t>Câmera posicionada atrás do computador/monitor, enquadrando o síndico(a) trabalhando de frente pra tela</w:t>
+      </w:r>
+    </w:p>
+    <w:p>
+      <w:pPr/>
+      <w:r>
+        <w:rPr>
+          <w:b w:val="0"/>
+        </w:rPr>
+        <w:t>A parte de trás do computador/monitor precisa aparecer no quadro (dá o ponto de vista de "por trás do trabalho")</w:t>
+      </w:r>
+    </w:p>
+    <w:p>
+      <w:pPr/>
+      <w:r>
+        <w:rPr>
+          <w:b w:val="0"/>
+        </w:rPr>
+        <w:t>Síndico(a) digitando, concentrado(a), sem olhar pra câmera em nenhum momento</w:t>
       </w:r>
     </w:p>
     <w:p>
@@ -1296,7 +1332,70 @@
         <w:rPr>
           <w:b/>
         </w:rPr>
-        <w:t>Pedido de produção pra Strategia: gravar CADA síndico(a) separadamente (não precisa ser no mesmo dia), uns 2-3 minutos de material cru por pessoa, em situação real de trabalho — isso cria um banco de imagens reaproveitável pra vários vídeos futuros, não só este post</w:t>
+        <w:t>Take 2 — Em campo, no condomínio</w:t>
+      </w:r>
+    </w:p>
+    <w:p>
+      <w:pPr/>
+      <w:r>
+        <w:rPr>
+          <w:b w:val="0"/>
+        </w:rPr>
+        <w:t>Gravar em um condomínio aberto, com o síndico(a) caminhando e verificando: obra em andamento, estrutura do prédio, área externa, iluminação</w:t>
+      </w:r>
+    </w:p>
+    <w:p>
+      <w:pPr/>
+      <w:r>
+        <w:rPr>
+          <w:b w:val="0"/>
+        </w:rPr>
+        <w:t>Se possível, síndico(a) com prancheta na mão, como se estivesse fazendo uma vistoria/checklist</w:t>
+      </w:r>
+    </w:p>
+    <w:p>
+      <w:pPr/>
+      <w:r>
+        <w:rPr>
+          <w:b w:val="0"/>
+        </w:rPr>
+        <w:t>Câmera acompanha o síndico(a) caminhando e observando (plano de acompanhamento, câmera na mão ou steadycam)</w:t>
+      </w:r>
+    </w:p>
+    <w:p>
+      <w:pPr/>
+      <w:r>
+        <w:rPr>
+          <w:b/>
+        </w:rPr>
+        <w:t>Take 3 — Conversa com morador</w:t>
+      </w:r>
+    </w:p>
+    <w:p>
+      <w:pPr/>
+      <w:r>
+        <w:rPr>
+          <w:b w:val="0"/>
+        </w:rPr>
+        <w:t>Síndico(a) conversando com outra pessoa, simulando uma conversa amigável e informal com um morador do condomínio</w:t>
+      </w:r>
+    </w:p>
+    <w:p>
+      <w:pPr/>
+      <w:r>
+        <w:rPr>
+          <w:b w:val="0"/>
+        </w:rPr>
+        <w:t>Gravar um plano mais aberto captando a interação e também um close nas expressões durante a conversa</w:t>
+      </w:r>
+    </w:p>
+    <w:p>
+      <w:pPr/>
+      <w:r>
+        <w:rPr>
+          <w:b/>
+        </w:rPr>
+        <w:t>Observação: repetir os 3 takes pra cada síndico(a) separadamente (não precisa ser no mesmo dia nem no mesmo condomínio) — isso cria um banco de imagens que dá pra reaproveitar em vários vídeos futuros, não só neste post</w:t>
       </w:r>
     </w:p>
     <w:p>

--- a/strategia-sindicos/calendarios-editoriais/Calendario_Editorial_Strategia_Setembro2026.docx
+++ b/strategia-sindicos/calendarios-editoriais/Calendario_Editorial_Strategia_Setembro2026.docx
@@ -35,15 +35,6 @@
           <w:b w:val="0"/>
         </w:rPr>
         <w:t>Nota: Setembro foi reconstruído a partir da lista de referências de vídeo enviada pelo cliente (posts de outras contas usados como inspiração de formato). O calendário anterior de setembro — com os carrosséis educativos e os vídeos de prova social/síndico em campo — não foi descartado: ele foi realocado para novembro 2026, mantendo as mesmas temáticas, para revisão futura. Este calendário passa a intercalar vídeo de prova social, carrossel e vídeos de síndico em campo, sempre nas quartas e sextas, exceto 30/09 (quarta extra do mês).</w:t>
-      </w:r>
-    </w:p>
-    <w:p>
-      <w:pPr/>
-      <w:r>
-        <w:rPr>
-          <w:b/>
-        </w:rPr>
-        <w:t>PAUTA DE GRAVAÇÃO ATUAL — o que precisa ser filmado agora: (1) 11/09 — síndico(a) respondendo a caixinha de pergunta sobre hall/corredor; (2) 18/09 — síndico(a) falando sobre responsabilidade com o lixo; (3) 23/09 — takes de cada síndico(a) trabalhando (escritório + campo + conversa com morador), ver lista de takes detalhada no dia 23/09. Os demais formatos (25/09, 30/09, 04/09) entram na pauta de gravação de outubro.</w:t>
       </w:r>
     </w:p>
     <w:p>
@@ -1269,7 +1260,7 @@
         <w:rPr>
           <w:b w:val="0"/>
         </w:rPr>
-        <w:t>Temática macro: Banco de imagens do síndico em campo, trabalhando — gravar cada síndico(a) individualmente pra criar material reaproveitável em vários vídeos futuros</w:t>
+        <w:t>Temática macro: Síndico(a) trabalhando no computador — gravar cada síndico(a) individualmente</w:t>
       </w:r>
     </w:p>
     <w:p>
@@ -1287,16 +1278,7 @@
         <w:rPr>
           <w:b/>
         </w:rPr>
-        <w:t>LISTA DE TAKES PARA GRAVAÇÃO (repetir os 3 takes abaixo pra CADA síndico, individualmente)</w:t>
-      </w:r>
-    </w:p>
-    <w:p>
-      <w:pPr/>
-      <w:r>
-        <w:rPr>
-          <w:b/>
-        </w:rPr>
-        <w:t>Take 1 — No escritório/computador</w:t>
+        <w:t>Conteúdo do vídeo</w:t>
       </w:r>
     </w:p>
     <w:p>
@@ -1305,7 +1287,7 @@
         <w:rPr>
           <w:b w:val="0"/>
         </w:rPr>
-        <w:t>Câmera posicionada atrás do computador/monitor, enquadrando o síndico(a) trabalhando de frente pra tela</w:t>
+        <w:t>Formato: vídeo vertical curto, 10 a 15 segundos — câmera posicionada atrás do computador/monitor, enquadrando o síndico(a) trabalhando de frente pra tela</w:t>
       </w:r>
     </w:p>
     <w:p>
@@ -1330,9 +1312,9 @@
       <w:pPr/>
       <w:r>
         <w:rPr>
-          <w:b/>
+          <w:b w:val="0"/>
         </w:rPr>
-        <w:t>Take 2 — Em campo, no condomínio</w:t>
+        <w:t>Repetir esse mesmo take pra cada síndico(a) individualmente</w:t>
       </w:r>
     </w:p>
     <w:p>
@@ -1341,88 +1323,7 @@
         <w:rPr>
           <w:b w:val="0"/>
         </w:rPr>
-        <w:t>Gravar em um condomínio aberto, com o síndico(a) caminhando e verificando: obra em andamento, estrutura do prédio, área externa, iluminação</w:t>
-      </w:r>
-    </w:p>
-    <w:p>
-      <w:pPr/>
-      <w:r>
-        <w:rPr>
-          <w:b w:val="0"/>
-        </w:rPr>
-        <w:t>Se possível, síndico(a) com prancheta na mão, como se estivesse fazendo uma vistoria/checklist</w:t>
-      </w:r>
-    </w:p>
-    <w:p>
-      <w:pPr/>
-      <w:r>
-        <w:rPr>
-          <w:b w:val="0"/>
-        </w:rPr>
-        <w:t>Câmera acompanha o síndico(a) caminhando e observando (plano de acompanhamento, câmera na mão ou steadycam)</w:t>
-      </w:r>
-    </w:p>
-    <w:p>
-      <w:pPr/>
-      <w:r>
-        <w:rPr>
-          <w:b/>
-        </w:rPr>
-        <w:t>Take 3 — Conversa com morador</w:t>
-      </w:r>
-    </w:p>
-    <w:p>
-      <w:pPr/>
-      <w:r>
-        <w:rPr>
-          <w:b w:val="0"/>
-        </w:rPr>
-        <w:t>Síndico(a) conversando com outra pessoa, simulando uma conversa amigável e informal com um morador do condomínio</w:t>
-      </w:r>
-    </w:p>
-    <w:p>
-      <w:pPr/>
-      <w:r>
-        <w:rPr>
-          <w:b w:val="0"/>
-        </w:rPr>
-        <w:t>Gravar um plano mais aberto captando a interação e também um close nas expressões durante a conversa</w:t>
-      </w:r>
-    </w:p>
-    <w:p>
-      <w:pPr/>
-      <w:r>
-        <w:rPr>
-          <w:b/>
-        </w:rPr>
-        <w:t>Observação: repetir os 3 takes pra cada síndico(a) separadamente (não precisa ser no mesmo dia nem no mesmo condomínio) — isso cria um banco de imagens que dá pra reaproveitar em vários vídeos futuros, não só neste post</w:t>
-      </w:r>
-    </w:p>
-    <w:p>
-      <w:pPr/>
-      <w:r>
-        <w:rPr>
-          <w:b w:val="0"/>
-        </w:rPr>
-        <w:t>Gancho sugerido (texto editado por cima): "Enquanto você dormia, alguém já tava resolvendo o problema do seu condomínio."</w:t>
-      </w:r>
-    </w:p>
-    <w:p>
-      <w:pPr/>
-      <w:r>
-        <w:rPr>
-          <w:b/>
-        </w:rPr>
-        <w:t>LINHA OPCIONAL (só se o síndico quiser falar algo em cena, não é obrigatório)</w:t>
-      </w:r>
-    </w:p>
-    <w:p>
-      <w:pPr/>
-      <w:r>
-        <w:rPr>
-          <w:b w:val="0"/>
-        </w:rPr>
-        <w:t>"Bom dia! Hoje eu tô aqui fazendo a vistoria do bloco A."</w:t>
+        <w:t>Gancho sugerido (texto curto, editado por cima do vídeo): "Enquanto você dormia, alguém já tava resolvendo o problema do seu condomínio."</w:t>
       </w:r>
     </w:p>
     <w:p>
@@ -1440,7 +1341,7 @@
         <w:rPr>
           <w:b w:val="0"/>
         </w:rPr>
-        <w:t>Gestão de condomínio não é só planilha. É estar lá, no campo, resolvendo antes de virar problema.</w:t>
+        <w:t>Gestão de condomínio não é só planilha. É estar lá, resolvendo antes de virar problema.</w:t>
       </w:r>
     </w:p>
     <w:p>
@@ -1855,6 +1756,98 @@
         <w:t>S3: Comenta DÚVIDA e manda a sua. 👆</w:t>
       </w:r>
     </w:p>
+    <w:p>
+      <w:pPr>
+        <w:pStyle w:val="Heading2"/>
+      </w:pPr>
+      <w:r>
+        <w:rPr>
+          <w:b w:val="0"/>
+        </w:rPr>
+        <w:t>OBSERVAÇÃO — Material para gravar com antecedência (Outubro / Novembro / Dezembro)</w:t>
+      </w:r>
+    </w:p>
+    <w:p>
+      <w:pPr/>
+      <w:r>
+        <w:rPr>
+          <w:b/>
+        </w:rPr>
+        <w:t>Além dos vídeos já pautados acima, aproveitem as gravações do síndico em campo (dia 23/09) pra já registrar o material abaixo. Não faz parte do post do dia 23/09 — é banco de imagens pra eu usar nos próximos meses (outubro, novembro e dezembro). Se conseguirem entregar ainda ao longo de setembro, já ajuda a acelerar a produção dos próximos calendários.</w:t>
+      </w:r>
+    </w:p>
+    <w:p>
+      <w:pPr/>
+      <w:r>
+        <w:rPr>
+          <w:b/>
+        </w:rPr>
+        <w:t>Take 2 — Em campo, no condomínio</w:t>
+      </w:r>
+    </w:p>
+    <w:p>
+      <w:pPr/>
+      <w:r>
+        <w:rPr>
+          <w:b w:val="0"/>
+        </w:rPr>
+        <w:t>Gravar em um condomínio aberto, com o síndico(a) caminhando e verificando: obra em andamento, estrutura do prédio, área externa, iluminação</w:t>
+      </w:r>
+    </w:p>
+    <w:p>
+      <w:pPr/>
+      <w:r>
+        <w:rPr>
+          <w:b w:val="0"/>
+        </w:rPr>
+        <w:t>Se possível, síndico(a) com prancheta na mão, como se estivesse fazendo uma vistoria/checklist</w:t>
+      </w:r>
+    </w:p>
+    <w:p>
+      <w:pPr/>
+      <w:r>
+        <w:rPr>
+          <w:b w:val="0"/>
+        </w:rPr>
+        <w:t>Câmera acompanha o síndico(a) caminhando e observando (plano de acompanhamento, câmera na mão ou steadycam)</w:t>
+      </w:r>
+    </w:p>
+    <w:p>
+      <w:pPr/>
+      <w:r>
+        <w:rPr>
+          <w:b/>
+        </w:rPr>
+        <w:t>Take 3 — Conversa com morador</w:t>
+      </w:r>
+    </w:p>
+    <w:p>
+      <w:pPr/>
+      <w:r>
+        <w:rPr>
+          <w:b w:val="0"/>
+        </w:rPr>
+        <w:t>Síndico(a) conversando com outra pessoa, simulando uma conversa amigável e informal com um morador do condomínio</w:t>
+      </w:r>
+    </w:p>
+    <w:p>
+      <w:pPr/>
+      <w:r>
+        <w:rPr>
+          <w:b w:val="0"/>
+        </w:rPr>
+        <w:t>Gravar um plano mais aberto captando a interação e também um close nas expressões durante a conversa</w:t>
+      </w:r>
+    </w:p>
+    <w:p>
+      <w:pPr/>
+      <w:r>
+        <w:rPr>
+          <w:b w:val="0"/>
+        </w:rPr>
+        <w:t>Repetir os takes 2 e 3 pra cada síndico(a) separadamente (não precisa ser no mesmo dia nem no mesmo condomínio)</w:t>
+      </w:r>
+    </w:p>
     <w:sectPr>
       <w:pgSz w:w="12240" w:h="15840"/>
       <w:pgMar w:top="1440" w:right="1800" w:bottom="1440" w:left="1800" w:header="720" w:footer="720" w:gutter="0"/>

--- a/strategia-sindicos/calendarios-editoriais/Calendario_Editorial_Strategia_Setembro2026.docx
+++ b/strategia-sindicos/calendarios-editoriais/Calendario_Editorial_Strategia_Setembro2026.docx
@@ -1260,7 +1260,7 @@
         <w:rPr>
           <w:b w:val="0"/>
         </w:rPr>
-        <w:t>Temática macro: Síndico(a) trabalhando no computador — gravar cada síndico(a) individualmente</w:t>
+        <w:t>Temática macro: Síndico(a) trabalhando no computador</w:t>
       </w:r>
     </w:p>
     <w:p>
@@ -1312,9 +1312,9 @@
       <w:pPr/>
       <w:r>
         <w:rPr>
-          <w:b w:val="0"/>
+          <w:b/>
         </w:rPr>
-        <w:t>Repetir esse mesmo take pra cada síndico(a) individualmente</w:t>
+        <w:t>QUANTIDADE: gravar esse mesmo take com CADA UM dos 5 síndicos da empresa — 5 vídeos no total, um por síndico(a)</w:t>
       </w:r>
     </w:p>
     <w:p>
@@ -1773,7 +1773,7 @@
         <w:rPr>
           <w:b/>
         </w:rPr>
-        <w:t>Além dos vídeos já pautados acima, aproveitem as gravações do síndico em campo (dia 23/09) pra já registrar o material abaixo. Não faz parte do post do dia 23/09 — é banco de imagens pra eu usar nos próximos meses (outubro, novembro e dezembro). Se conseguirem entregar ainda ao longo de setembro, já ajuda a acelerar a produção dos próximos calendários.</w:t>
+        <w:t>Além dos 5 vídeos do dia 23/09 (um por síndico, no computador), aproveitem as mesmas gravações pra já registrar o material abaixo. Não faz parte do post do dia 23/09 — é banco de imagens pra eu usar nos próximos meses (outubro, novembro, dezembro e possivelmente início do ano que vem). Se conseguirem entregar ainda ao longo de setembro, já ajuda a acelerar a produção dos próximos calendários.</w:t>
       </w:r>
     </w:p>
     <w:p>
@@ -1782,7 +1782,16 @@
         <w:rPr>
           <w:b/>
         </w:rPr>
-        <w:t>Take 2 — Em campo, no condomínio</w:t>
+        <w:t>QUANTIDADE TOTAL: como são 5 síndicos na empresa, preciso do mesmo vídeo gravado para cada um deles em cada take — ou seja, 5 vídeos de síndico no computador (dia 23/09) + 5 vídeos de síndico em campo (take 2) + 5 vídeos de síndico conversando com morador (take 3) = 15 vídeos ao todo, sendo 1 de cada tipo por síndico(a).</w:t>
+      </w:r>
+    </w:p>
+    <w:p>
+      <w:pPr/>
+      <w:r>
+        <w:rPr>
+          <w:b/>
+        </w:rPr>
+        <w:t>Take 2 — Em campo, no condomínio (5 vídeos — 1 por síndico)</w:t>
       </w:r>
     </w:p>
     <w:p>
@@ -1818,7 +1827,7 @@
         <w:rPr>
           <w:b/>
         </w:rPr>
-        <w:t>Take 3 — Conversa com morador</w:t>
+        <w:t>Take 3 — Conversa com morador (5 vídeos — 1 por síndico)</w:t>
       </w:r>
     </w:p>
     <w:p>
@@ -1845,7 +1854,7 @@
         <w:rPr>
           <w:b w:val="0"/>
         </w:rPr>
-        <w:t>Repetir os takes 2 e 3 pra cada síndico(a) separadamente (não precisa ser no mesmo dia nem no mesmo condomínio)</w:t>
+        <w:t>Repetir os takes 2 e 3 pra cada um dos 5 síndicos separadamente (não precisa ser no mesmo dia nem no mesmo condomínio)</w:t>
       </w:r>
     </w:p>
     <w:sectPr>

--- a/strategia-sindicos/calendarios-editoriais/Calendario_Editorial_Strategia_Setembro2026.docx
+++ b/strategia-sindicos/calendarios-editoriais/Calendario_Editorial_Strategia_Setembro2026.docx
@@ -212,7 +212,7 @@
         <w:rPr>
           <w:b w:val="0"/>
         </w:rPr>
-        <w:t>Referência: carrossel de comparação/estereótipo (formato "como enxergam x como realmente é")</w:t>
+        <w:t>Referência: carrossel "Como os moradores enxergam a síndica" (@sindicamilenafontoura) — imagens geradas por IA, mostrando a mesma pessoa "fantasiada" em cada profissão</w:t>
       </w:r>
     </w:p>
     <w:p>
@@ -221,7 +221,7 @@
         <w:rPr>
           <w:b w:val="0"/>
         </w:rPr>
-        <w:t>Objetivo: Geração de demanda — quebra de estereótipo e identificação</w:t>
+        <w:t>Objetivo: Geração de demanda — quebra de estereótipo e identificação, com forte apelo de compartilhamento</w:t>
       </w:r>
     </w:p>
     <w:p>
@@ -230,7 +230,7 @@
         <w:rPr>
           <w:b w:val="0"/>
         </w:rPr>
-        <w:t>Temática macro: Como muitos moradores enxergam a síndica x o que ela realmente faz</w:t>
+        <w:t>Temática macro: Como muitos moradores enxergam o(a) síndico(a) x tudo que ele(a) realmente faz</w:t>
       </w:r>
     </w:p>
     <w:p>
@@ -239,7 +239,7 @@
         <w:rPr>
           <w:b w:val="0"/>
         </w:rPr>
-        <w:t>Eixo: Dor: trabalho técnico da síndica reduzido a estereótipo · Desejo: reconhecimento do trabalho real de gestão</w:t>
+        <w:t>Eixo: Dor: trabalho técnico do síndico reduzido a estereótipo · Desejo: reconhecimento do trabalho real de gestão</w:t>
       </w:r>
     </w:p>
     <w:p>
@@ -248,7 +248,16 @@
         <w:rPr>
           <w:b/>
         </w:rPr>
-        <w:t>Cards</w:t>
+        <w:t>PRODUÇÃO: usar como referência a foto de um(a) dos 5 síndicos da Strategia (a definir por vocês) e gerar por IA a mesma pessoa recriada em cada cenário/profissão abaixo — mesmo formato do post de referência, com o nome da "profissão" em texto grande no rodapé de cada card</w:t>
+      </w:r>
+    </w:p>
+    <w:p>
+      <w:pPr/>
+      <w:r>
+        <w:rPr>
+          <w:b/>
+        </w:rPr>
+        <w:t>Cards (17 no total — mesma estrutura do post de referência)</w:t>
       </w:r>
     </w:p>
     <w:p>
@@ -266,7 +275,7 @@
         <w:rPr>
           <w:b w:val="0"/>
         </w:rPr>
-        <w:t>Headline: O que os moradores acham que a síndica faz. E o que ela realmente faz.</w:t>
+        <w:t>Headline: Como os moradores enxergam o(a) síndico(a)</w:t>
       </w:r>
     </w:p>
     <w:p>
@@ -275,7 +284,7 @@
         <w:rPr>
           <w:b w:val="0"/>
         </w:rPr>
-        <w:t>Visual: composição dividida (estereótipo vs. realidade). Texto grande, fundo escuro.</w:t>
+        <w:t>Visual: foto do síndico(a) de referência em ambiente de escritório/condomínio, seta indicando "arraste para o lado". Texto grande, fundo escuro.</w:t>
       </w:r>
     </w:p>
     <w:p>
@@ -284,7 +293,7 @@
         <w:rPr>
           <w:b w:val="0"/>
         </w:rPr>
-        <w:t>Card 2</w:t>
+        <w:t>Card 2 — Manobrista</w:t>
       </w:r>
     </w:p>
     <w:p>
@@ -293,7 +302,7 @@
         <w:rPr>
           <w:b w:val="0"/>
         </w:rPr>
-        <w:t>O estereótipo</w:t>
+        <w:t>Visual: síndico(a) de colete e gravata-borboleta, recebendo as chaves de um carro na entrada de um prédio à noite.</w:t>
       </w:r>
     </w:p>
     <w:p>
@@ -302,7 +311,7 @@
         <w:rPr>
           <w:b w:val="0"/>
         </w:rPr>
-        <w:t>"Fica só de olho em fofoca e reclamação de vizinho." "Só assinou pra não pagar taxa."</w:t>
+        <w:t>Card 3 — Telefonista</w:t>
       </w:r>
     </w:p>
     <w:p>
@@ -311,7 +320,7 @@
         <w:rPr>
           <w:b w:val="0"/>
         </w:rPr>
-        <w:t>Card 3</w:t>
+        <w:t>Visual: síndico(a) de headset, sorrindo, num call center.</w:t>
       </w:r>
     </w:p>
     <w:p>
@@ -320,7 +329,7 @@
         <w:rPr>
           <w:b w:val="0"/>
         </w:rPr>
-        <w:t>A realidade</w:t>
+        <w:t>Card 4 — Auxiliar de limpeza</w:t>
       </w:r>
     </w:p>
     <w:p>
@@ -329,7 +338,7 @@
         <w:rPr>
           <w:b w:val="0"/>
         </w:rPr>
-        <w:t>Agenda manutenção preventiva, acompanha orçamento e prestação de contas, negocia contrato com fornecedor, media conflito com base técnica.</w:t>
+        <w:t>Visual: síndico(a) de uniforme de limpeza, carrinho de produtos de limpeza, higienizando uma superfície.</w:t>
       </w:r>
     </w:p>
     <w:p>
@@ -338,7 +347,7 @@
         <w:rPr>
           <w:b w:val="0"/>
         </w:rPr>
-        <w:t>Card 4</w:t>
+        <w:t>Card 5 — Árbitra</w:t>
       </w:r>
     </w:p>
     <w:p>
@@ -347,7 +356,7 @@
         <w:rPr>
           <w:b w:val="0"/>
         </w:rPr>
-        <w:t>Por que essa percepção existe</w:t>
+        <w:t>Visual: síndico(a) de uniforme de arbitragem, apito na boca, cartão vermelho erguido, estádio de futebol ao fundo.</w:t>
       </w:r>
     </w:p>
     <w:p>
@@ -356,7 +365,7 @@
         <w:rPr>
           <w:b w:val="0"/>
         </w:rPr>
-        <w:t>Trabalho técnico é invisível — só aparece quando dá errado, nunca quando foi prevenido a tempo.</w:t>
+        <w:t>Card 6 — Cuidadora de cães</w:t>
       </w:r>
     </w:p>
     <w:p>
@@ -365,7 +374,7 @@
         <w:rPr>
           <w:b w:val="0"/>
         </w:rPr>
-        <w:t>Card 5</w:t>
+        <w:t>Visual: síndico(a) de jaqueta jeans, cercado(a) de cães e gatos, num canil/área externa.</w:t>
       </w:r>
     </w:p>
     <w:p>
@@ -374,7 +383,7 @@
         <w:rPr>
           <w:b w:val="0"/>
         </w:rPr>
-        <w:t>Como a Strategia atua</w:t>
+        <w:t>Card 7 — Juíza de Direito</w:t>
       </w:r>
     </w:p>
     <w:p>
@@ -383,7 +392,7 @@
         <w:rPr>
           <w:b w:val="0"/>
         </w:rPr>
-        <w:t>Assume a gestão técnica formal, com relatórios e transparência, tirando esse peso pessoal e essa fama injusta de cima de quem é síndico morador.</w:t>
+        <w:t>Visual: síndico(a) de toga, martelo na mão, sentado(a) numa bancada de tribunal com placa de identificação.</w:t>
       </w:r>
     </w:p>
     <w:p>
@@ -392,7 +401,7 @@
         <w:rPr>
           <w:b w:val="0"/>
         </w:rPr>
-        <w:t>Card 6</w:t>
+        <w:t>Card 8 — Enfermeira</w:t>
       </w:r>
     </w:p>
     <w:p>
@@ -401,7 +410,7 @@
         <w:rPr>
           <w:b w:val="0"/>
         </w:rPr>
-        <w:t>Gestão boa não aparece. Ela evita que o problema apareça.</w:t>
+        <w:t>Visual: síndico(a) de jaleco/scrub, estetoscópio, em corredor de hospital.</w:t>
       </w:r>
     </w:p>
     <w:p>
@@ -410,7 +419,7 @@
         <w:rPr>
           <w:b w:val="0"/>
         </w:rPr>
-        <w:t>Visual: frase de impacto, fundo azul escuro.</w:t>
+        <w:t>Card 9 — Empregada (carteira assinada)</w:t>
       </w:r>
     </w:p>
     <w:p>
@@ -419,7 +428,7 @@
         <w:rPr>
           <w:b w:val="0"/>
         </w:rPr>
-        <w:t>Card 7 — CTA</w:t>
+        <w:t>Visual: síndico(a) de uniforme de serviços gerais, segurando a carteira de trabalho aberta, crachá com nome.</w:t>
       </w:r>
     </w:p>
     <w:p>
@@ -428,7 +437,7 @@
         <w:rPr>
           <w:b w:val="0"/>
         </w:rPr>
-        <w:t>Sua síndica ou seu síndico têm o suporte técnico que merecem?</w:t>
+        <w:t>Card 10 — Bombeira</w:t>
       </w:r>
     </w:p>
     <w:p>
@@ -437,7 +446,133 @@
         <w:rPr>
           <w:b w:val="0"/>
         </w:rPr>
-        <w:t>Comente: SÍNDICA e olhe o seu direct.</w:t>
+        <w:t>Visual: síndico(a) de uniforme de bombeiro completo, capacete na mão, caminhão do corpo de bombeiros ao fundo.</w:t>
+      </w:r>
+    </w:p>
+    <w:p>
+      <w:pPr/>
+      <w:r>
+        <w:rPr>
+          <w:b w:val="0"/>
+        </w:rPr>
+        <w:t>Card 11 — Detetive</w:t>
+      </w:r>
+    </w:p>
+    <w:p>
+      <w:pPr/>
+      <w:r>
+        <w:rPr>
+          <w:b w:val="0"/>
+        </w:rPr>
+        <w:t>Visual: síndico(a) de sobretudo e chapéu estilo noir, lupa na mão, rua escura e enevoada.</w:t>
+      </w:r>
+    </w:p>
+    <w:p>
+      <w:pPr/>
+      <w:r>
+        <w:rPr>
+          <w:b w:val="0"/>
+        </w:rPr>
+        <w:t>Card 12 — Mediadora</w:t>
+      </w:r>
+    </w:p>
+    <w:p>
+      <w:pPr/>
+      <w:r>
+        <w:rPr>
+          <w:b w:val="0"/>
+        </w:rPr>
+        <w:t>Visual: síndico(a) sentado(a) numa mesa de reunião, mediando conversa entre duas pessoas, placas "PARTE A" e "PARTE B" na mesa.</w:t>
+      </w:r>
+    </w:p>
+    <w:p>
+      <w:pPr/>
+      <w:r>
+        <w:rPr>
+          <w:b w:val="0"/>
+        </w:rPr>
+        <w:t>Card 13 — Encanadora</w:t>
+      </w:r>
+    </w:p>
+    <w:p>
+      <w:pPr/>
+      <w:r>
+        <w:rPr>
+          <w:b w:val="0"/>
+        </w:rPr>
+        <w:t>Visual: síndico(a) de macacão, ferramenta na mão, consertando cano embaixo da pia.</w:t>
+      </w:r>
+    </w:p>
+    <w:p>
+      <w:pPr/>
+      <w:r>
+        <w:rPr>
+          <w:b w:val="0"/>
+        </w:rPr>
+        <w:t>Card 14 — Babá</w:t>
+      </w:r>
+    </w:p>
+    <w:p>
+      <w:pPr/>
+      <w:r>
+        <w:rPr>
+          <w:b w:val="0"/>
+        </w:rPr>
+        <w:t>Visual: síndico(a) brincando com crianças pequenas no chão de uma sala, ambiente acolhedor.</w:t>
+      </w:r>
+    </w:p>
+    <w:p>
+      <w:pPr/>
+      <w:r>
+        <w:rPr>
+          <w:b w:val="0"/>
+        </w:rPr>
+        <w:t>Card 15 — Policial</w:t>
+      </w:r>
+    </w:p>
+    <w:p>
+      <w:pPr/>
+      <w:r>
+        <w:rPr>
+          <w:b w:val="0"/>
+        </w:rPr>
+        <w:t>Visual: síndico(a) de farda policial, distintivo, viatura ao fundo.</w:t>
+      </w:r>
+    </w:p>
+    <w:p>
+      <w:pPr/>
+      <w:r>
+        <w:rPr>
+          <w:b w:val="0"/>
+        </w:rPr>
+        <w:t>Card 16 — Monitora de imagens</w:t>
+      </w:r>
+    </w:p>
+    <w:p>
+      <w:pPr/>
+      <w:r>
+        <w:rPr>
+          <w:b w:val="0"/>
+        </w:rPr>
+        <w:t>Visual: síndico(a) numa central de monitoramento, apontando pra tela com várias câmeras de segurança.</w:t>
+      </w:r>
+    </w:p>
+    <w:p>
+      <w:pPr/>
+      <w:r>
+        <w:rPr>
+          <w:b w:val="0"/>
+        </w:rPr>
+        <w:t>Card 17 — Super-herói(na) (fechamento)</w:t>
+      </w:r>
+    </w:p>
+    <w:p>
+      <w:pPr/>
+      <w:r>
+        <w:rPr>
+          <w:b w:val="0"/>
+        </w:rPr>
+        <w:t>Visual: síndico(a) em traje de super-herói, capa ao vento, cinto de utilidades com chaves/prancheta/ferramentas, escudo com ícone de prédio no peito, skyline de condomínios ao fundo com placas "Condomínio Residencial [nome]".</w:t>
       </w:r>
     </w:p>
     <w:p>
@@ -455,7 +590,7 @@
         <w:rPr>
           <w:b w:val="0"/>
         </w:rPr>
-        <w:t>Todo mundo acha que sabe o que a síndica faz. Poucos sabem o tanto que ela evita que vire problema.</w:t>
+        <w:t>Você acha que o síndico só administra o condomínio? 🤩</w:t>
       </w:r>
     </w:p>
     <w:p>
@@ -464,7 +599,7 @@
         <w:rPr>
           <w:b w:val="0"/>
         </w:rPr>
-        <w:t>A Strategia assume essa gestão técnica com transparência — e tira essa fama injusta de cima de quem só quis ajudar o próprio prédio.</w:t>
+        <w:t>Na prática, ele também é mediador de conflitos, psicólogo, bombeiro, detetive, engenheiro, conciliador, administrador, gestor financeiro, organizador de eventos, fiscal, ouvidor... e, às vezes, até "pai/mãe" de alguns moradores. 😅</w:t>
       </w:r>
     </w:p>
     <w:p>
@@ -473,7 +608,25 @@
         <w:rPr>
           <w:b w:val="0"/>
         </w:rPr>
-        <w:t>Comente: SÍNDICA e olhe o seu direct — nossa equipe vai te orientar.</w:t>
+        <w:t>Brincadeiras à parte, a gestão condominial é uma profissão que exige conhecimento técnico, atualização constante, inteligência emocional e muita capacidade de tomar decisões.</w:t>
+      </w:r>
+    </w:p>
+    <w:p>
+      <w:pPr/>
+      <w:r>
+        <w:rPr>
+          <w:b w:val="0"/>
+        </w:rPr>
+        <w:t>Por trás de um condomínio organizado, seguro e valorizado, existe muito trabalho que quase ninguém vê.</w:t>
+      </w:r>
+    </w:p>
+    <w:p>
+      <w:pPr/>
+      <w:r>
+        <w:rPr>
+          <w:b w:val="0"/>
+        </w:rPr>
+        <w:t>Comente: SÍNDICO e olhe o seu direct.</w:t>
       </w:r>
     </w:p>
     <w:p>
@@ -491,7 +644,7 @@
         <w:rPr>
           <w:b w:val="0"/>
         </w:rPr>
-        <w:t>S1: O que você acha que uma síndica faz no dia a dia? (caixa de pergunta)</w:t>
+        <w:t>S1: O que você acha que um síndico faz no dia a dia? (caixa de pergunta)</w:t>
       </w:r>
     </w:p>
     <w:p>
@@ -500,7 +653,7 @@
         <w:rPr>
           <w:b w:val="0"/>
         </w:rPr>
-        <w:t>S2: A fama é uma. O trabalho real é outro.</w:t>
+        <w:t>S2: A fama é uma. O trabalho real é outro — e tem muito mais gente escondida aí dentro do que parece.</w:t>
       </w:r>
     </w:p>
     <w:p>
@@ -518,7 +671,7 @@
         <w:rPr>
           <w:b w:val="0"/>
         </w:rPr>
-        <w:t>S4: No carrossel de hoje mostramos a diferença. Salva. 👆</w:t>
+        <w:t>S4: No carrossel de hoje mostramos todas as "profissões" escondidas num síndico. Salva e arrasta pro lado. 👆</w:t>
       </w:r>
     </w:p>
     <w:p>

--- a/strategia-sindicos/calendarios-editoriais/Calendario_Editorial_Strategia_Setembro2026.docx
+++ b/strategia-sindicos/calendarios-editoriais/Calendario_Editorial_Strategia_Setembro2026.docx
@@ -885,7 +885,16 @@
         <w:rPr>
           <w:b w:val="0"/>
         </w:rPr>
-        <w:t>Formato: Vídeo vertical curto — síndico(a) responde direto pra câmera (ou narração + texto), reaproveitando o formato de caixinha de perguntas dos Stories</w:t>
+        <w:t>Formato: Vídeo vertical curto — síndico(a) responde direto pra câmera, reaproveitando o formato de caixinha de perguntas dos Stories</w:t>
+      </w:r>
+    </w:p>
+    <w:p>
+      <w:pPr/>
+      <w:r>
+        <w:rPr>
+          <w:b/>
+        </w:rPr>
+        <w:t>ROTEIRO PARA GRAVAÇÃO (ler na câmera, texto final — baseado no áudio de referência)</w:t>
       </w:r>
     </w:p>
     <w:p>
@@ -894,7 +903,7 @@
         <w:rPr>
           <w:b w:val="0"/>
         </w:rPr>
-        <w:t>Roteiro — Gancho: leitura da pergunta recebida na caixinha</w:t>
+        <w:t>"O morador pode usar o corredor para guardar sapatos ou decoração?</w:t>
       </w:r>
     </w:p>
     <w:p>
@@ -903,7 +912,7 @@
         <w:rPr>
           <w:b w:val="0"/>
         </w:rPr>
-        <w:t>Roteiro — Corpo: resposta técnica curta — o que diz a convenção/regimento sobre uso de área comum, risco de multa e de obstrução de rota de fuga</w:t>
+        <w:t>A resposta é não, pessoal. Você não pode deixar objetos nas áreas comuns.</w:t>
       </w:r>
     </w:p>
     <w:p>
@@ -912,16 +921,7 @@
         <w:rPr>
           <w:b w:val="0"/>
         </w:rPr>
-        <w:t>Roteiro — Fechamento: convite pra mandar mais perguntas pra caixinha</w:t>
-      </w:r>
-    </w:p>
-    <w:p>
-      <w:pPr/>
-      <w:r>
-        <w:rPr>
-          <w:b/>
-        </w:rPr>
-        <w:t>ROTEIRO PARA GRAVAÇÃO (ler na câmera, pode adaptar com suas palavras)</w:t>
+        <w:t>Imagina um monte de sapatos, ou então alguns objetos grandes de decoração no corredor — ali também é uma rota de fuga. Ou seja, em qualquer alarme de incêndio ou risco de incêndio, é por ali que todo mundo vai sair.</w:t>
       </w:r>
     </w:p>
     <w:p>
@@ -930,7 +930,7 @@
         <w:rPr>
           <w:b w:val="0"/>
         </w:rPr>
-        <w:t>"Chegou essa pergunta pra gente: pode guardar sapato ou enfeite no corredor do prédio?</w:t>
+        <w:t>Imagina sair tropeçando em calçado, ou chutando algum objeto de decoração — isso pode ser um grande problema. E o próprio Corpo de Bombeiros pode dar um "comunique-se" pro condomínio.</w:t>
       </w:r>
     </w:p>
     <w:p>
@@ -939,7 +939,7 @@
         <w:rPr>
           <w:b w:val="0"/>
         </w:rPr>
-        <w:t>Não pode. Área comum não pode virar extensão do apartamento — isso conta como obstrução de rota de fuga e pode gerar multa pro condomínio inteiro, não só pra quem colocou.</w:t>
+        <w:t>Então, não pode deixar objetos na área comum.</w:t>
       </w:r>
     </w:p>
     <w:p>
@@ -948,7 +948,7 @@
         <w:rPr>
           <w:b w:val="0"/>
         </w:rPr>
-        <w:t>Se você tem uma dúvida assim, manda pra gente na caixinha do story. A gente responde por aqui."</w:t>
+        <w:t>Sou síndico(a) [nome] da Strategia Síndicos Profissionais, e se você quer saber mais sobre o dia a dia nos condomínios, nos siga aqui no Instagram."</w:t>
       </w:r>
     </w:p>
     <w:p>

--- a/strategia-sindicos/calendarios-editoriais/Calendario_Editorial_Strategia_Setembro2026.docx
+++ b/strategia-sindicos/calendarios-editoriais/Calendario_Editorial_Strategia_Setembro2026.docx
@@ -1037,7 +1037,7 @@
         <w:rPr>
           <w:b w:val="0"/>
         </w:rPr>
-        <w:t>Referência: vídeo curto e engraçado, sem áudio, ~10 segundos</w:t>
+        <w:t>Referência: vídeo curto e engraçado (~10s), sem falar nada, com texto na tela em 2 cenas</w:t>
       </w:r>
     </w:p>
     <w:p>
@@ -1082,7 +1082,7 @@
         <w:rPr>
           <w:b w:val="0"/>
         </w:rPr>
-        <w:t>Formato: Vídeo mudo (sem áudio), ~10 segundos, cena única com texto na tela estilo meme</w:t>
+        <w:t>Formato: vídeo vertical curto, ~10 segundos, alguém da Strategia sentado(a) na frente do computador/notebook, sem falar nada (áudio ambiente ou música de trend) — os textos abaixo são inseridos na edição</w:t>
       </w:r>
     </w:p>
     <w:p>
@@ -1091,7 +1091,16 @@
         <w:rPr>
           <w:b w:val="0"/>
         </w:rPr>
-        <w:t>Roteiro: síndico(a) digitando uma mensagem longa e educada pro morador, cara de cansaço crescente; texto na tela acompanha a mensagem sendo escrita e termina em "Fico à disposição. Att,"</w:t>
+        <w:t>Roteiro — Cena 1: pessoa digitando no notebook, tela visível, ar tranquilo/neutro</w:t>
+      </w:r>
+    </w:p>
+    <w:p>
+      <w:pPr/>
+      <w:r>
+        <w:rPr>
+          <w:b w:val="0"/>
+        </w:rPr>
+        <w:t>Roteiro — Cena 2: pessoa olha de leve pra câmera/pra cima, expressão cansada ou de alívio</w:t>
       </w:r>
     </w:p>
     <w:p>
@@ -1100,7 +1109,7 @@
         <w:rPr>
           <w:b/>
         </w:rPr>
-        <w:t>TEXTO NA TELA — sequência pra digitar em cena (sem falar nada, vídeo mudo)</w:t>
+        <w:t>TEXTOS PARA INSERIR NA EDIÇÃO (nesta ordem)</w:t>
       </w:r>
     </w:p>
     <w:p>
@@ -1109,7 +1118,7 @@
         <w:rPr>
           <w:b w:val="0"/>
         </w:rPr>
-        <w:t>1. "Bom dia! Recebemos sua mensagem..."</w:t>
+        <w:t>Cena 1: "Finalizando o e-mail com 'fico à disposição'"</w:t>
       </w:r>
     </w:p>
     <w:p>
@@ -1118,25 +1127,7 @@
         <w:rPr>
           <w:b w:val="0"/>
         </w:rPr>
-        <w:t>2. "...vamos verificar e te retornar o mais breve possível..."</w:t>
-      </w:r>
-    </w:p>
-    <w:p>
-      <w:pPr/>
-      <w:r>
-        <w:rPr>
-          <w:b w:val="0"/>
-        </w:rPr>
-        <w:t>3. "Fico à disposição."</w:t>
-      </w:r>
-    </w:p>
-    <w:p>
-      <w:pPr/>
-      <w:r>
-        <w:rPr>
-          <w:b w:val="0"/>
-        </w:rPr>
-        <w:t>4. "Att,"</w:t>
+        <w:t>Cena 2: "Torcendo para que ninguém precise da minha disposição"</w:t>
       </w:r>
     </w:p>
     <w:p>
@@ -1163,7 +1154,7 @@
         <w:rPr>
           <w:b w:val="0"/>
         </w:rPr>
-        <w:t>Se você também "fica à disposição" até esgotado, comenta aqui 👇</w:t>
+        <w:t>Se você também "fica à disposição" torcendo pra ninguém precisar dela, comenta aqui 👇</w:t>
       </w:r>
     </w:p>
     <w:p>

--- a/strategia-sindicos/calendarios-editoriais/Calendario_Editorial_Strategia_Setembro2026.docx
+++ b/strategia-sindicos/calendarios-editoriais/Calendario_Editorial_Strategia_Setembro2026.docx
@@ -1037,6 +1037,194 @@
         <w:rPr>
           <w:b w:val="0"/>
         </w:rPr>
+        <w:t>Referência: carrossel de texto "Café com a Síndica — O lixo sai do seu apartamento" (@susyvrech)</w:t>
+      </w:r>
+    </w:p>
+    <w:p>
+      <w:pPr/>
+      <w:r>
+        <w:rPr>
+          <w:b w:val="0"/>
+        </w:rPr>
+        <w:t>Objetivo: Educar / autoridade técnica em tom direto</w:t>
+      </w:r>
+    </w:p>
+    <w:p>
+      <w:pPr/>
+      <w:r>
+        <w:rPr>
+          <w:b w:val="0"/>
+        </w:rPr>
+        <w:t>Temática macro: Lixo sai do seu apartamento, mas a responsabilidade não termina na porta</w:t>
+      </w:r>
+    </w:p>
+    <w:p>
+      <w:pPr/>
+      <w:r>
+        <w:rPr>
+          <w:b w:val="0"/>
+        </w:rPr>
+        <w:t>Eixo: Dor: descarte incorreto de lixo sobrecarrega a equipe e gera problema pro condomínio todo · Desejo: entender até onde vai a responsabilidade de cada um</w:t>
+      </w:r>
+    </w:p>
+    <w:p>
+      <w:pPr/>
+      <w:r>
+        <w:rPr>
+          <w:b/>
+        </w:rPr>
+        <w:t>Conteúdo do vídeo</w:t>
+      </w:r>
+    </w:p>
+    <w:p>
+      <w:pPr/>
+      <w:r>
+        <w:rPr>
+          <w:b w:val="0"/>
+        </w:rPr>
+        <w:t>Formato: síndico(a) da Strategia falando direto pra câmera (ou com teleprompter), transformando o carrossel de referência em um roteiro falado</w:t>
+      </w:r>
+    </w:p>
+    <w:p>
+      <w:pPr/>
+      <w:r>
+        <w:rPr>
+          <w:b/>
+        </w:rPr>
+        <w:t>ROTEIRO PARA GRAVAÇÃO (ler na câmera, baseado nos textos do carrossel de referência)</w:t>
+      </w:r>
+    </w:p>
+    <w:p>
+      <w:pPr/>
+      <w:r>
+        <w:rPr>
+          <w:b w:val="0"/>
+        </w:rPr>
+        <w:t>"O lixo sai do seu apartamento. Mas a responsabilidade não termina na porta.</w:t>
+      </w:r>
+    </w:p>
+    <w:p>
+      <w:pPr/>
+      <w:r>
+        <w:rPr>
+          <w:b w:val="0"/>
+        </w:rPr>
+        <w:t>Separar corretamente, embalar bem e respeitar o local e o horário de descarte parecem atitudes pequenas. Mas fazem uma diferença enorme na rotina do condomínio.</w:t>
+      </w:r>
+    </w:p>
+    <w:p>
+      <w:pPr/>
+      <w:r>
+        <w:rPr>
+          <w:b w:val="0"/>
+        </w:rPr>
+        <w:t>Porque quando alguém descarta errado, alguém precisa recolher, limpar e resolver. E muitas vezes esse alguém é um colaborador que poderia estar cuidando de outras demandas.</w:t>
+      </w:r>
+    </w:p>
+    <w:p>
+      <w:pPr/>
+      <w:r>
+        <w:rPr>
+          <w:b w:val="0"/>
+        </w:rPr>
+        <w:t>Convivência também é pensar no trabalho do outro.</w:t>
+      </w:r>
+    </w:p>
+    <w:p>
+      <w:pPr/>
+      <w:r>
+        <w:rPr>
+          <w:b w:val="0"/>
+        </w:rPr>
+        <w:t>Sou síndico(a) [nome] da Strategia Síndicos Profissionais, e se você quer saber mais sobre o dia a dia nos condomínios, nos siga aqui no Instagram."</w:t>
+      </w:r>
+    </w:p>
+    <w:p>
+      <w:pPr/>
+      <w:r>
+        <w:rPr>
+          <w:b/>
+        </w:rPr>
+        <w:t>Legenda</w:t>
+      </w:r>
+    </w:p>
+    <w:p>
+      <w:pPr/>
+      <w:r>
+        <w:rPr>
+          <w:b w:val="0"/>
+        </w:rPr>
+        <w:t>O lixo pode até sair da porta do seu apartamento. Mas a responsabilidade não termina ali.</w:t>
+      </w:r>
+    </w:p>
+    <w:p>
+      <w:pPr/>
+      <w:r>
+        <w:rPr>
+          <w:b w:val="0"/>
+        </w:rPr>
+        <w:t>Pequenas atitudes — separar direito, embalar bem, respeitar o horário — facilitam o trabalho de quem cuida do condomínio e demonstram respeito por quem divide o mesmo espaço com a gente.</w:t>
+      </w:r>
+    </w:p>
+    <w:p>
+      <w:pPr/>
+      <w:r>
+        <w:rPr>
+          <w:b w:val="0"/>
+        </w:rPr>
+        <w:t>Comente: LIXO e olhe o seu direct.</w:t>
+      </w:r>
+    </w:p>
+    <w:p>
+      <w:pPr/>
+      <w:r>
+        <w:rPr>
+          <w:b/>
+        </w:rPr>
+        <w:t>Stories (sequência de 3)</w:t>
+      </w:r>
+    </w:p>
+    <w:p>
+      <w:pPr/>
+      <w:r>
+        <w:rPr>
+          <w:b w:val="0"/>
+        </w:rPr>
+        <w:t>S1: Você sabe até onde vai a sua responsabilidade com o lixo do condomínio? (enquete: Sei bem / Nunca pensei nisso)</w:t>
+      </w:r>
+    </w:p>
+    <w:p>
+      <w:pPr/>
+      <w:r>
+        <w:rPr>
+          <w:b w:val="0"/>
+        </w:rPr>
+        <w:t>S2: No vídeo de hoje, o síndico explica por que isso importa tanto.</w:t>
+      </w:r>
+    </w:p>
+    <w:p>
+      <w:pPr/>
+      <w:r>
+        <w:rPr>
+          <w:b w:val="0"/>
+        </w:rPr>
+        <w:t>S3: Comenta LIXO no vídeo de hoje. 👆</w:t>
+      </w:r>
+    </w:p>
+    <w:p>
+      <w:pPr>
+        <w:pStyle w:val="Heading2"/>
+      </w:pPr>
+      <w:r>
+        <w:t>Sexta, 18/09</w:t>
+      </w:r>
+    </w:p>
+    <w:p>
+      <w:pPr/>
+      <w:r>
+        <w:rPr>
+          <w:b w:val="0"/>
+        </w:rPr>
         <w:t>Referência: vídeo curto e engraçado (~10s), sem falar nada, com texto na tela em 2 cenas</w:t>
       </w:r>
     </w:p>
@@ -1182,203 +1370,6 @@
           <w:b w:val="0"/>
         </w:rPr>
         <w:t>S2: Assista no feed. 👆</w:t>
-      </w:r>
-    </w:p>
-    <w:p>
-      <w:pPr>
-        <w:pStyle w:val="Heading2"/>
-      </w:pPr>
-      <w:r>
-        <w:t>Sexta, 18/09</w:t>
-      </w:r>
-    </w:p>
-    <w:p>
-      <w:pPr/>
-      <w:r>
-        <w:rPr>
-          <w:b w:val="0"/>
-        </w:rPr>
-        <w:t>Objetivo: Educar / autoridade técnica em tom direto</w:t>
-      </w:r>
-    </w:p>
-    <w:p>
-      <w:pPr/>
-      <w:r>
-        <w:rPr>
-          <w:b w:val="0"/>
-        </w:rPr>
-        <w:t>Temática macro: Lixo sai do seu apartamento, mas a responsabilidade não termina na porta</w:t>
-      </w:r>
-    </w:p>
-    <w:p>
-      <w:pPr/>
-      <w:r>
-        <w:rPr>
-          <w:b w:val="0"/>
-        </w:rPr>
-        <w:t>Eixo: Dor: descarte incorreto de lixo gera multa/problema pro condomínio todo · Desejo: entender até onde vai a responsabilidade de cada um</w:t>
-      </w:r>
-    </w:p>
-    <w:p>
-      <w:pPr/>
-      <w:r>
-        <w:rPr>
-          <w:b/>
-        </w:rPr>
-        <w:t>Conteúdo do vídeo</w:t>
-      </w:r>
-    </w:p>
-    <w:p>
-      <w:pPr/>
-      <w:r>
-        <w:rPr>
-          <w:b w:val="0"/>
-        </w:rPr>
-        <w:t>Formato: pessoa falando com teleprompter (ou apenas narrando) — edição por conta da nossa equipe</w:t>
-      </w:r>
-    </w:p>
-    <w:p>
-      <w:pPr/>
-      <w:r>
-        <w:rPr>
-          <w:b w:val="0"/>
-        </w:rPr>
-        <w:t>Roteiro — Gancho: "Você tira o lixo do seu apartamento e acha que o problema acabou ali. Não acabou."</w:t>
-      </w:r>
-    </w:p>
-    <w:p>
-      <w:pPr/>
-      <w:r>
-        <w:rPr>
-          <w:b w:val="0"/>
-        </w:rPr>
-        <w:t>Roteiro — Corpo: explica o que a convenção prevê sobre descarte (separação, horário, local certo) e o que pode gerar multa pro condomínio inteiro, não só pra quem errou</w:t>
-      </w:r>
-    </w:p>
-    <w:p>
-      <w:pPr/>
-      <w:r>
-        <w:rPr>
-          <w:b w:val="0"/>
-        </w:rPr>
-        <w:t>Roteiro — Fechamento: reforça o papel da gestão profissional em orientar e fiscalizar isso, CTA</w:t>
-      </w:r>
-    </w:p>
-    <w:p>
-      <w:pPr/>
-      <w:r>
-        <w:rPr>
-          <w:b/>
-        </w:rPr>
-        <w:t>ROTEIRO PARA GRAVAÇÃO (ler no teleprompter ou narrar, pode adaptar com suas palavras)</w:t>
-      </w:r>
-    </w:p>
-    <w:p>
-      <w:pPr/>
-      <w:r>
-        <w:rPr>
-          <w:b w:val="0"/>
-        </w:rPr>
-        <w:t>"Você tira o lixo do seu apartamento e acha que o problema acabou ali. Não acabou.</w:t>
-      </w:r>
-    </w:p>
-    <w:p>
-      <w:pPr/>
-      <w:r>
-        <w:rPr>
-          <w:b w:val="0"/>
-        </w:rPr>
-        <w:t>A responsabilidade continua até o lixo ser descartado do jeito certo: separado, no horário certo, no local certo.</w:t>
-      </w:r>
-    </w:p>
-    <w:p>
-      <w:pPr/>
-      <w:r>
-        <w:rPr>
-          <w:b w:val="0"/>
-        </w:rPr>
-        <w:t>Quando isso não acontece, quem paga não é só quem errou — é o condomínio inteiro, com multa e problema de fiscalização.</w:t>
-      </w:r>
-    </w:p>
-    <w:p>
-      <w:pPr/>
-      <w:r>
-        <w:rPr>
-          <w:b w:val="0"/>
-        </w:rPr>
-        <w:t>Gestão profissional existe pra orientar isso antes de virar multa. Se seu condomínio já teve problema com lixo, comenta LIXO aqui embaixo."</w:t>
-      </w:r>
-    </w:p>
-    <w:p>
-      <w:pPr/>
-      <w:r>
-        <w:rPr>
-          <w:b/>
-        </w:rPr>
-        <w:t>Legenda</w:t>
-      </w:r>
-    </w:p>
-    <w:p>
-      <w:pPr/>
-      <w:r>
-        <w:rPr>
-          <w:b w:val="0"/>
-        </w:rPr>
-        <w:t>Lixo fora do lugar, no horário errado ou sem separação não é "detalhezinho" — pode virar multa pro condomínio inteiro, não só pra quem errou.</w:t>
-      </w:r>
-    </w:p>
-    <w:p>
-      <w:pPr/>
-      <w:r>
-        <w:rPr>
-          <w:b w:val="0"/>
-        </w:rPr>
-        <w:t>Assista o vídeo de hoje e entenda até onde vai a responsabilidade de cada morador.</w:t>
-      </w:r>
-    </w:p>
-    <w:p>
-      <w:pPr/>
-      <w:r>
-        <w:rPr>
-          <w:b w:val="0"/>
-        </w:rPr>
-        <w:t>Comente: LIXO e olhe o seu direct.</w:t>
-      </w:r>
-    </w:p>
-    <w:p>
-      <w:pPr/>
-      <w:r>
-        <w:rPr>
-          <w:b/>
-        </w:rPr>
-        <w:t>Stories (sequência de 3)</w:t>
-      </w:r>
-    </w:p>
-    <w:p>
-      <w:pPr/>
-      <w:r>
-        <w:rPr>
-          <w:b w:val="0"/>
-        </w:rPr>
-        <w:t>S1: Você sabe até onde vai a sua responsabilidade com o lixo do condomínio? (enquete: Sei bem / Nunca pensei nisso)</w:t>
-      </w:r>
-    </w:p>
-    <w:p>
-      <w:pPr/>
-      <w:r>
-        <w:rPr>
-          <w:b w:val="0"/>
-        </w:rPr>
-        <w:t>S2: No vídeo de hoje explicamos o que pode virar multa.</w:t>
-      </w:r>
-    </w:p>
-    <w:p>
-      <w:pPr/>
-      <w:r>
-        <w:rPr>
-          <w:b w:val="0"/>
-        </w:rPr>
-        <w:t>S3: Comenta LIXO no vídeo de hoje. 👆</w:t>
       </w:r>
     </w:p>
     <w:p>

--- a/strategia-sindicos/calendarios-editoriais/Calendario_Editorial_Strategia_Setembro2026.docx
+++ b/strategia-sindicos/calendarios-editoriais/Calendario_Editorial_Strategia_Setembro2026.docx
@@ -1386,7 +1386,7 @@
         <w:rPr>
           <w:b w:val="0"/>
         </w:rPr>
-        <w:t>Objetivo: Prova de trabalho real / geração de demanda — bastidor do síndico profissional</w:t>
+        <w:t>Referência: vídeo de talking-head com legenda longa sobre riscos legais de perseguição a condômino que questiona contas (@paularonfini.adv)</w:t>
       </w:r>
     </w:p>
     <w:p>
@@ -1395,7 +1395,7 @@
         <w:rPr>
           <w:b w:val="0"/>
         </w:rPr>
-        <w:t>Temática macro: Síndico(a) trabalhando no computador</w:t>
+        <w:t>Objetivo: Prova de trabalho real / autoridade técnica — transparência na gestão</w:t>
       </w:r>
     </w:p>
     <w:p>
@@ -1404,7 +1404,16 @@
         <w:rPr>
           <w:b w:val="0"/>
         </w:rPr>
-        <w:t>Eixo: Dor: gestão "invisível", ninguém vê o trabalho real por trás · Desejo: ver quem realmente cuida do condomínio</w:t>
+        <w:t>Temática macro: Síndico(a) trabalhando no computador — os riscos de perseguir quem questiona as contas do condomínio</w:t>
+      </w:r>
+    </w:p>
+    <w:p>
+      <w:pPr/>
+      <w:r>
+        <w:rPr>
+          <w:b w:val="0"/>
+        </w:rPr>
+        <w:t>Eixo: Dor: gestão "invisível" e falta de transparência gera desconfiança e risco jurídico · Desejo: ver uma gestão que presta contas e não teme ser questionada</w:t>
       </w:r>
     </w:p>
     <w:p>
@@ -1458,7 +1467,7 @@
         <w:rPr>
           <w:b w:val="0"/>
         </w:rPr>
-        <w:t>Gancho sugerido (texto curto, editado por cima do vídeo): "Enquanto você dormia, alguém já tava resolvendo o problema do seu condomínio."</w:t>
+        <w:t>Gancho sugerido (texto editado por cima do vídeo): "6 riscos GRAVES quando o síndico persegue quem questiona as contas."</w:t>
       </w:r>
     </w:p>
     <w:p>
@@ -1476,7 +1485,7 @@
         <w:rPr>
           <w:b w:val="0"/>
         </w:rPr>
-        <w:t>Gestão de condomínio não é só planilha. É estar lá, resolvendo antes de virar problema.</w:t>
+        <w:t>⚠️ Quando o síndico persegue quem questiona as contas, o problema não é só financeiro, é estrutural.</w:t>
       </w:r>
     </w:p>
     <w:p>
@@ -1485,7 +1494,97 @@
         <w:rPr>
           <w:b w:val="0"/>
         </w:rPr>
-        <w:t>Comente: EQUIPE e olhe o seu direct.</w:t>
+        <w:t>Questionar despesas, contratos e decisões não é criar conflito. É exercer um direito.</w:t>
+      </w:r>
+    </w:p>
+    <w:p>
+      <w:pPr/>
+      <w:r>
+        <w:rPr>
+          <w:b w:val="0"/>
+        </w:rPr>
+        <w:t>Quando isso gera perseguição, alguns riscos aparecem:</w:t>
+      </w:r>
+    </w:p>
+    <w:p>
+      <w:pPr/>
+      <w:r>
+        <w:rPr>
+          <w:b w:val="0"/>
+        </w:rPr>
+        <w:t>1️⃣ Violação do direito de fiscalização — O condômino pode (e deve) acompanhar a gestão. Impedir isso é irregular.</w:t>
+      </w:r>
+    </w:p>
+    <w:p>
+      <w:pPr/>
+      <w:r>
+        <w:rPr>
+          <w:b w:val="0"/>
+        </w:rPr>
+        <w:t>2️⃣ Abuso de poder — Síndico não é autoridade absoluta. É gestor. E pode ser destituído.</w:t>
+      </w:r>
+    </w:p>
+    <w:p>
+      <w:pPr/>
+      <w:r>
+        <w:rPr>
+          <w:b w:val="0"/>
+        </w:rPr>
+        <w:t>3️⃣ Responsabilização por danos — Exposição, constrangimento ou intimidação podem gerar indenização.</w:t>
+      </w:r>
+    </w:p>
+    <w:p>
+      <w:pPr/>
+      <w:r>
+        <w:rPr>
+          <w:b w:val="0"/>
+        </w:rPr>
+        <w:t>4️⃣ Anulação de decisões — Se houver pressão ou impedimento de participação, assembleias podem ser invalidadas.</w:t>
+      </w:r>
+    </w:p>
+    <w:p>
+      <w:pPr/>
+      <w:r>
+        <w:rPr>
+          <w:b w:val="0"/>
+        </w:rPr>
+        <w:t>5️⃣ Auditoria e investigação — Quando não há transparência, a análise pode sair do condomínio e ir para o Judiciário.</w:t>
+      </w:r>
+    </w:p>
+    <w:p>
+      <w:pPr/>
+      <w:r>
+        <w:rPr>
+          <w:b w:val="0"/>
+        </w:rPr>
+        <w:t>6️⃣ Desvalorização do condomínio — Ambiente de conflito afasta moradores e impacta o valor dos imóveis.</w:t>
+      </w:r>
+    </w:p>
+    <w:p>
+      <w:pPr/>
+      <w:r>
+        <w:rPr>
+          <w:b w:val="0"/>
+        </w:rPr>
+        <w:t>📌 Transparência não é opção. É obrigação.</w:t>
+      </w:r>
+    </w:p>
+    <w:p>
+      <w:pPr/>
+      <w:r>
+        <w:rPr>
+          <w:b w:val="0"/>
+        </w:rPr>
+        <w:t>💾 Salve este conteúdo</w:t>
+      </w:r>
+    </w:p>
+    <w:p>
+      <w:pPr/>
+      <w:r>
+        <w:rPr>
+          <w:b w:val="0"/>
+        </w:rPr>
+        <w:t>📤 Envie para quem mora em condomínio</w:t>
       </w:r>
     </w:p>
     <w:p>
@@ -1503,7 +1602,7 @@
         <w:rPr>
           <w:b w:val="0"/>
         </w:rPr>
-        <w:t>S1: Esse é o lado do trabalho que ninguém vê.</w:t>
+        <w:t>S1: Esse é o lado do trabalho que ninguém vê: transparência, todo dia, mesmo sem ninguém perguntar.</w:t>
       </w:r>
     </w:p>
     <w:p>
@@ -1512,7 +1611,7 @@
         <w:rPr>
           <w:b w:val="0"/>
         </w:rPr>
-        <w:t>S2: Vídeo completo no feed.</w:t>
+        <w:t>S2: Vídeo completo no feed — os 6 riscos de quem persegue quem questiona as contas.</w:t>
       </w:r>
     </w:p>
     <w:p>
@@ -1521,7 +1620,7 @@
         <w:rPr>
           <w:b w:val="0"/>
         </w:rPr>
-        <w:t>S3: Comenta EQUIPE. 👆</w:t>
+        <w:t>S3: Salva e manda pra quem mora em condomínio. 👆</w:t>
       </w:r>
     </w:p>
     <w:p>

--- a/strategia-sindicos/calendarios-editoriais/Calendario_Editorial_Strategia_Setembro2026.docx
+++ b/strategia-sindicos/calendarios-editoriais/Calendario_Editorial_Strategia_Setembro2026.docx
@@ -1637,7 +1637,7 @@
         <w:rPr>
           <w:b w:val="0"/>
         </w:rPr>
-        <w:t>Referência: vídeo de humor curtinho — pessoa cansada na mesa de trabalho + texto de motivação, corte pra um porta-retrato com uma "foto" irônica dentro</w:t>
+        <w:t>Referência: vídeo de humor (@meccamartinelli.advogados) — pessoa cansada na mesa de trabalho + texto de motivação, revela um porta-retrato com uma "foto" irônica escrita à mão dentro</w:t>
       </w:r>
     </w:p>
     <w:p>
@@ -1682,7 +1682,7 @@
         <w:rPr>
           <w:b w:val="0"/>
         </w:rPr>
-        <w:t>Formato: vídeo vertical curto (10-15s), com música/trend de fundo — síndico(a) sentado(a) na mesa, ar cansado, texto na tela aparece, depois corta pra um porta-retrato mostrado em cena</w:t>
+        <w:t>Formato: vídeo vertical, 15 a 20 segundos, SEM FALAR — gravar com um dos síndicos da Strategia, em 3 momentos (igual aos prints de referência)</w:t>
       </w:r>
     </w:p>
     <w:p>
@@ -1691,7 +1691,7 @@
         <w:rPr>
           <w:b w:val="0"/>
         </w:rPr>
-        <w:t>Roteiro — Cena 1: síndico(a) sentado(a) à mesa (computador/planilha ao fundo), expressão de cansaço, olhando pro lado</w:t>
+        <w:t>Momento 1: síndico(a) sentado(a) à mesa de trabalho, notebook aberto, ar cansado, digitando/mexendo no computador; na mesa, um porta-retrato virado de costas pra câmera</w:t>
       </w:r>
     </w:p>
     <w:p>
@@ -1700,7 +1700,7 @@
         <w:rPr>
           <w:b w:val="0"/>
         </w:rPr>
-        <w:t>Roteiro — Cena 2: pega um porta-retrato e mostra pra câmera — dentro do porta-retrato, no lugar de uma foto, está escrito à mão algo como "TAXA EM DIA" ou "GRUPO DO WHATSAPP SEM DRAMA HOJE" (escolher a frase mais engraçada/real pro dia a dia de vocês)</w:t>
+        <w:t>Momento 2: síndico(a) pega o porta-retrato com as duas mãos e olha pra ele, ainda de costas pra câmera</w:t>
       </w:r>
     </w:p>
     <w:p>
@@ -1709,7 +1709,7 @@
         <w:rPr>
           <w:b w:val="0"/>
         </w:rPr>
-        <w:t>Roteiro — Fechamento: síndico(a) sorri/balança a cabeça, sem falar nada, vídeo termina</w:t>
+        <w:t>Momento 3: reveal — câmera mostra o porta-retrato de frente, com uma palavra escrita à mão dentro dele no lugar de uma foto (ex.: "BOLETOS", "TAXA CONDOMINIAL" ou "MORADORES EM DIA" — escolher a mais engraçada/real pro dia a dia de vocês)</w:t>
       </w:r>
     </w:p>
     <w:p>
@@ -1718,7 +1718,7 @@
         <w:rPr>
           <w:b/>
         </w:rPr>
-        <w:t>TEXTO NA TELA (aparece por cima da Cena 1, sem áudio de fala — pode usar trend de música)</w:t>
+        <w:t>TEXTO NA TELA (aparece nos Momentos 1 e 2, sem áudio de fala)</w:t>
       </w:r>
     </w:p>
     <w:p>
@@ -1727,7 +1727,7 @@
         <w:rPr>
           <w:b w:val="0"/>
         </w:rPr>
-        <w:t>"Quando eu tô cansado(a) de resolver problema do condomínio... mas lembro da minha motivação."</w:t>
+        <w:t>"Quando estou cansado(a) no trabalho, mas lembro da minha motivação."</w:t>
       </w:r>
     </w:p>
     <w:p>

--- a/strategia-sindicos/calendarios-editoriais/Calendario_Editorial_Strategia_Setembro2026.docx
+++ b/strategia-sindicos/calendarios-editoriais/Calendario_Editorial_Strategia_Setembro2026.docx
@@ -1798,7 +1798,7 @@
         <w:rPr>
           <w:b w:val="0"/>
         </w:rPr>
-        <w:t>Referência: vídeo em formato lista rápida "pode / não pode"</w:t>
+        <w:t>Referência: áudio de perguntas e respostas rápidas "pode / não pode" — dividido em 4 partes, esta é a Parte 1 de 4 (as demais entram nos calendários de outubro e novembro)</w:t>
       </w:r>
     </w:p>
     <w:p>
@@ -1816,7 +1816,7 @@
         <w:rPr>
           <w:b w:val="0"/>
         </w:rPr>
-        <w:t>Temática macro: O que pode e o que não pode no condomínio</w:t>
+        <w:t>Temática macro: O que pode e o que não pode no condomínio — Parte 1</w:t>
       </w:r>
     </w:p>
     <w:p>
@@ -1843,7 +1843,7 @@
         <w:rPr>
           <w:b w:val="0"/>
         </w:rPr>
-        <w:t>Formato: vídeo dinâmico em formato lista "Pode / Não pode", texto grande na tela alternando os dois lados (com ou sem narração/teleprompter)</w:t>
+        <w:t>Formato: vídeo dinâmico em formato pergunta e resposta rápida "Pode / Não pode", texto grande na tela alternando pergunta e resposta (com ou sem narração/teleprompter)</w:t>
       </w:r>
     </w:p>
     <w:p>
@@ -1852,7 +1852,7 @@
         <w:rPr>
           <w:b/>
         </w:rPr>
-        <w:t>Roteiro — pares "pode / não pode" (ver texto completo no roteiro de gravação abaixo):</w:t>
+        <w:t>ROTEIRO PARA GRAVAÇÃO (ler no teleprompter ou narrar — texto literal do áudio de referência)</w:t>
       </w:r>
     </w:p>
     <w:p>
@@ -1861,16 +1861,7 @@
         <w:rPr>
           <w:b w:val="0"/>
         </w:rPr>
-        <w:t>Roteiro — Fechamento: convite pra mandar dúvidas específicas</w:t>
-      </w:r>
-    </w:p>
-    <w:p>
-      <w:pPr/>
-      <w:r>
-        <w:rPr>
-          <w:b/>
-        </w:rPr>
-        <w:t>ROTEIRO PARA GRAVAÇÃO (ler no teleprompter ou narrar, pode adaptar com suas palavras)</w:t>
+        <w:t>"Usar furadeira no domingo? Não pode, é proibido pela convenção.</w:t>
       </w:r>
     </w:p>
     <w:p>
@@ -1879,7 +1870,7 @@
         <w:rPr>
           <w:b w:val="0"/>
         </w:rPr>
-        <w:t>"Vamos separar o que pode e o que não pode no seu condomínio.</w:t>
+        <w:t>Cortar água do inadimplente? Também não pode — traz um risco danado pro síndico.</w:t>
       </w:r>
     </w:p>
     <w:p>
@@ -1888,7 +1879,7 @@
         <w:rPr>
           <w:b w:val="0"/>
         </w:rPr>
-        <w:t>Pode furar a parede pra pendurar um quadro. Não pode furar parede estrutural sem laudo técnico.</w:t>
+        <w:t>Fazer churrasco na sacada? Se for sacada gourmet, aí pode.</w:t>
       </w:r>
     </w:p>
     <w:p>
@@ -1897,7 +1888,7 @@
         <w:rPr>
           <w:b w:val="0"/>
         </w:rPr>
-        <w:t>Pode alugar o salão de festas. Não pode fazer festa depois do horário combinado sem autorização.</w:t>
+        <w:t>Dar desconto na dívida de inadimplente? Se para quem paga em dia não tem desconto, quem paga atrasado também não deve ter. Não pode.</w:t>
       </w:r>
     </w:p>
     <w:p>
@@ -1906,25 +1897,7 @@
         <w:rPr>
           <w:b w:val="0"/>
         </w:rPr>
-        <w:t>Pode ter pet no apartamento. Não pode deixar ele solto, sem coleira, na área comum.</w:t>
-      </w:r>
-    </w:p>
-    <w:p>
-      <w:pPr/>
-      <w:r>
-        <w:rPr>
-          <w:b w:val="0"/>
-        </w:rPr>
-        <w:t>Pode reformar dentro do seu apê. Não pode reformar sem avisar a administração antes.</w:t>
-      </w:r>
-    </w:p>
-    <w:p>
-      <w:pPr/>
-      <w:r>
-        <w:rPr>
-          <w:b w:val="0"/>
-        </w:rPr>
-        <w:t>Ficou com dúvida sobre alguma regra do seu condomínio? Comenta DÚVIDA aqui embaixo."</w:t>
+        <w:t>E pra saber mais sobre isso? Aí é só seguir a Strategia Síndicos!"</w:t>
       </w:r>
     </w:p>
     <w:p>
@@ -1998,7 +1971,7 @@
         <w:rPr>
           <w:b w:val="0"/>
         </w:rPr>
-        <w:t>OBSERVAÇÃO — Material para gravar com antecedência (Outubro / Novembro / Dezembro)</w:t>
+        <w:t>BANCO DE ROTEIROS — "Pode / Não pode" (Partes 2, 3 e 4 — usar em outubro e novembro)</w:t>
       </w:r>
     </w:p>
     <w:p>
@@ -2007,7 +1980,7 @@
         <w:rPr>
           <w:b/>
         </w:rPr>
-        <w:t>Além dos 5 vídeos do dia 23/09 (um por síndico, no computador), aproveitem as mesmas gravações pra já registrar o material abaixo. Não faz parte do post do dia 23/09 — é banco de imagens pra eu usar nos próximos meses (outubro, novembro, dezembro e possivelmente início do ano que vem). Se conseguirem entregar ainda ao longo de setembro, já ajuda a acelerar a produção dos próximos calendários.</w:t>
+        <w:t>Mesmo áudio de referência, dividido em 4 vídeos. A Parte 1 foi usada em 30/09. As partes abaixo ficam reservadas pra entrar nos próximos calendários, nas datas sugeridas pelo cliente.</w:t>
       </w:r>
     </w:p>
     <w:p>
@@ -2016,7 +1989,52 @@
         <w:rPr>
           <w:b/>
         </w:rPr>
-        <w:t>QUANTIDADE TOTAL: como são 5 síndicos na empresa, preciso do mesmo vídeo gravado para cada um deles em cada take — ou seja, 5 vídeos de síndico no computador (dia 23/09) + 5 vídeos de síndico em campo (take 2) + 5 vídeos de síndico conversando com morador (take 3) = 15 vídeos ao todo, sendo 1 de cada tipo por síndico(a).</w:t>
+        <w:t>Parte 2 — sugerida para 09/10</w:t>
+      </w:r>
+    </w:p>
+    <w:p>
+      <w:pPr/>
+      <w:r>
+        <w:rPr>
+          <w:b w:val="0"/>
+        </w:rPr>
+        <w:t>"Liberar visitante sem cadastro? Aí você está comprometendo a segurança do teu condomínio, não pode.</w:t>
+      </w:r>
+    </w:p>
+    <w:p>
+      <w:pPr/>
+      <w:r>
+        <w:rPr>
+          <w:b w:val="0"/>
+        </w:rPr>
+        <w:t>Instalar carregador de carro elétrico? Sim, pode — é permitido instalar carregador elétrico em condomínio no Rio Grande do Sul, desde que sejam respeitadas as normas técnicas de segurança e a capacidade da rede elétrica do edifício. Nos demais estados, verifique a legislação vigente.</w:t>
+      </w:r>
+    </w:p>
+    <w:p>
+      <w:pPr/>
+      <w:r>
+        <w:rPr>
+          <w:b w:val="0"/>
+        </w:rPr>
+        <w:t>Instalar cobertura de garagem? Pode, se for aprovada em assembleia. E se eu quiser instalar sozinho? Se for sozinho, não pode — e ainda vai te trazer um prejuízo.</w:t>
+      </w:r>
+    </w:p>
+    <w:p>
+      <w:pPr/>
+      <w:r>
+        <w:rPr>
+          <w:b w:val="0"/>
+        </w:rPr>
+        <w:t>Cadastrar a namorada como moradora? Não pode, se ainda não estiver numa união estável.</w:t>
+      </w:r>
+    </w:p>
+    <w:p>
+      <w:pPr/>
+      <w:r>
+        <w:rPr>
+          <w:b w:val="0"/>
+        </w:rPr>
+        <w:t>E pra saber mais sobre isso? Aí é só seguir a Strategia Síndicos!"</w:t>
       </w:r>
     </w:p>
     <w:p>
@@ -2025,7 +2043,7 @@
         <w:rPr>
           <w:b/>
         </w:rPr>
-        <w:t>Take 2 — Em campo, no condomínio (5 vídeos — 1 por síndico)</w:t>
+        <w:t>Parte 3 — sugerida para 23/10</w:t>
       </w:r>
     </w:p>
     <w:p>
@@ -2034,7 +2052,7 @@
         <w:rPr>
           <w:b w:val="0"/>
         </w:rPr>
-        <w:t>Gravar em um condomínio aberto, com o síndico(a) caminhando e verificando: obra em andamento, estrutura do prédio, área externa, iluminação</w:t>
+        <w:t>"Fumar no apartamento? Se está prejudicando a saúde do teu vizinho, também não pode.</w:t>
       </w:r>
     </w:p>
     <w:p>
@@ -2043,7 +2061,7 @@
         <w:rPr>
           <w:b w:val="0"/>
         </w:rPr>
-        <w:t>Se possível, síndico(a) com prancheta na mão, como se estivesse fazendo uma vistoria/checklist</w:t>
+        <w:t>Receber visita de madrugada? Pode, não existe limitação de horário.</w:t>
       </w:r>
     </w:p>
     <w:p>
@@ -2052,7 +2070,25 @@
         <w:rPr>
           <w:b w:val="0"/>
         </w:rPr>
-        <w:t>Câmera acompanha o síndico(a) caminhando e observando (plano de acompanhamento, câmera na mão ou steadycam)</w:t>
+        <w:t>Usar o apartamento residencial para atendimento comercial? Se tem atendimento ao público, não pode.</w:t>
+      </w:r>
+    </w:p>
+    <w:p>
+      <w:pPr/>
+      <w:r>
+        <w:rPr>
+          <w:b w:val="0"/>
+        </w:rPr>
+        <w:t>Carro maior que a vaga de garagem? Você pode até ter, mas estacionar dentro do condomínio, não pode.</w:t>
+      </w:r>
+    </w:p>
+    <w:p>
+      <w:pPr/>
+      <w:r>
+        <w:rPr>
+          <w:b w:val="0"/>
+        </w:rPr>
+        <w:t>E pra saber mais sobre isso? Aí é só seguir a Strategia Síndicos!"</w:t>
       </w:r>
     </w:p>
     <w:p>
@@ -2061,7 +2097,7 @@
         <w:rPr>
           <w:b/>
         </w:rPr>
-        <w:t>Take 3 — Conversa com morador (5 vídeos — 1 por síndico)</w:t>
+        <w:t>Parte 4 — sugerida para 06/11</w:t>
       </w:r>
     </w:p>
     <w:p>
@@ -2070,7 +2106,7 @@
         <w:rPr>
           <w:b w:val="0"/>
         </w:rPr>
-        <w:t>Síndico(a) conversando com outra pessoa, simulando uma conversa amigável e informal com um morador do condomínio</w:t>
+        <w:t>"Fazer culto religioso no apartamento? Pode, se respeitar as regras do condomínio e não atrapalhar os vizinhos.</w:t>
       </w:r>
     </w:p>
     <w:p>
@@ -2079,7 +2115,7 @@
         <w:rPr>
           <w:b w:val="0"/>
         </w:rPr>
-        <w:t>Gravar um plano mais aberto captando a interação e também um close nas expressões durante a conversa</w:t>
+        <w:t>E culto no salão de festas? No salão de festas não pode.</w:t>
       </w:r>
     </w:p>
     <w:p>
@@ -2088,7 +2124,25 @@
         <w:rPr>
           <w:b w:val="0"/>
         </w:rPr>
-        <w:t>Repetir os takes 2 e 3 pra cada um dos 5 síndicos separadamente (não precisa ser no mesmo dia nem no mesmo condomínio)</w:t>
+        <w:t>Deixar sapatos na porta do condomínio, na parte de fora? Não pode.</w:t>
+      </w:r>
+    </w:p>
+    <w:p>
+      <w:pPr/>
+      <w:r>
+        <w:rPr>
+          <w:b w:val="0"/>
+        </w:rPr>
+        <w:t>Instalar câmera na porta? Câmera na porta vai contra a LGPD, também não pode.</w:t>
+      </w:r>
+    </w:p>
+    <w:p>
+      <w:pPr/>
+      <w:r>
+        <w:rPr>
+          <w:b w:val="0"/>
+        </w:rPr>
+        <w:t>E pra saber mais sobre isso? Aí é só seguir a Strategia Síndicos!"</w:t>
       </w:r>
     </w:p>
     <w:sectPr>

--- a/strategia-sindicos/calendarios-editoriais/Calendario_Editorial_Strategia_Setembro2026.docx
+++ b/strategia-sindicos/calendarios-editoriais/Calendario_Editorial_Strategia_Setembro2026.docx
@@ -60,7 +60,7 @@
         <w:rPr>
           <w:b w:val="0"/>
         </w:rPr>
-        <w:t>Temática macro: Depoimento de condomínio atendido pela Strategia</w:t>
+        <w:t>Temática macro: Depoimento de moradora, falando direto pra câmera dentro do carro, sobre a gestão da Strategia</w:t>
       </w:r>
     </w:p>
     <w:p>
@@ -697,7 +697,7 @@
         <w:rPr>
           <w:b w:val="0"/>
         </w:rPr>
-        <w:t>Temática macro: Segundo depoimento de condomínio atendido pela Strategia</w:t>
+        <w:t>Temática macro: Depoimento de morador (senhor), falando direto pra câmera em casa, sobre os síndicos da Strategia</w:t>
       </w:r>
     </w:p>
     <w:p>

--- a/strategia-sindicos/calendarios-editoriais/Calendario_Editorial_Strategia_Setembro2026.docx
+++ b/strategia-sindicos/calendarios-editoriais/Calendario_Editorial_Strategia_Setembro2026.docx
@@ -224,6 +224,15 @@
         <w:rPr>
           <w:rtl w:val="0"/>
         </w:rPr>
+      </w:r>
+    </w:p>
+    <w:p>
+      <w:pPr/>
+      <w:r>
+        <w:rPr>
+          <w:b/>
+        </w:rPr>
+        <w:t>Link: https://drive.google.com/file/d/1nYsR9Q3PLcrlGW4kTVMWeC0uApdK5CBb/view?usp=drive_link</w:t>
       </w:r>
     </w:p>
     <w:p>
@@ -598,6 +607,15 @@
       </w:r>
     </w:p>
     <w:p>
+      <w:pPr/>
+      <w:r>
+        <w:rPr>
+          <w:b/>
+        </w:rPr>
+        <w:t>Link: https://drive.google.com/file/d/1cKAX_url2sv6bEaQQClzzm8LR7NrLVxD/view?usp=drive_link</w:t>
+      </w:r>
+    </w:p>
+    <w:p>
       <w:pPr>
         <w:rPr/>
       </w:pPr>
@@ -1465,6 +1483,21 @@
           <w:rtl w:val="0"/>
         </w:rPr>
         <w:t xml:space="preserve">Status de produção: Vídeo já gravado e editado </w:t>
+      </w:r>
+    </w:p>
+    <w:p>
+      <w:pPr>
+        <w:rPr>
+          <w:b w:val="1"/>
+          <w:bCs w:val="1"/>
+          <w:highlight w:val="yellow"/>
+        </w:rPr>
+      </w:pPr>
+      <w:r>
+        <w:rPr>
+          <w:b/>
+        </w:rPr>
+        <w:t>Link: https://drive.google.com/file/d/1cr1ZTjaL96oqtaWbFPi-Q0XmPPQWOouU/view?usp=drive_link</w:t>
       </w:r>
     </w:p>
     <w:p>
@@ -2274,7 +2307,7 @@
           <w:bCs w:val="0"/>
           <w:rtl w:val="0"/>
         </w:rPr>
-        <w:t xml:space="preserve">Formato: síndico(a) da Strategia falando direto pra câmera (ou com teleprompter), transformando o carrossel de referência em um roteiro falado</w:t>
+        <w:t>Formato: síndico(a) da Strategia falando diretamente para a câmera. Pode usar o teleprompter ou falar com as próprias palavras.</w:t>
       </w:r>
       <w:r>
         <w:rPr>

--- a/strategia-sindicos/calendarios-editoriais/Calendario_Editorial_Strategia_Setembro2026.docx
+++ b/strategia-sindicos/calendarios-editoriais/Calendario_Editorial_Strategia_Setembro2026.docx
@@ -2651,7 +2651,7 @@
           <w:bCs w:val="0"/>
           <w:rtl w:val="0"/>
         </w:rPr>
-        <w:t xml:space="preserve">Referência: vídeo curto e engraçado (~10s), sem falar nada, com texto na tela em 2 cenas</w:t>
+        <w:t>Referência: vídeo curto e engraçado (~10s), sem falar nada, com texto na tela em 2 cenas — https://www.instagram.com/p/CeGe8Enl5AC/</w:t>
       </w:r>
       <w:r>
         <w:rPr>

--- a/strategia-sindicos/calendarios-editoriais/Calendario_Editorial_Strategia_Setembro2026.docx
+++ b/strategia-sindicos/calendarios-editoriais/Calendario_Editorial_Strategia_Setembro2026.docx
@@ -3161,11 +3161,11 @@
       </w:pPr>
       <w:r>
         <w:rPr>
-          <w:b w:val="1"/>
-          <w:bCs w:val="1"/>
-          <w:rtl w:val="0"/>
-        </w:rPr>
-        <w:t xml:space="preserve">QUANTIDADE: gravar esse mesmo take com CADA UM dos 5 síndicos da empresa — 5 vídeos no total, um por síndico(a), assim, teremos materiais para vários meses.</w:t>
+          <w:b/>
+          <w:bCs w:val="1"/>
+          <w:rtl w:val="0"/>
+        </w:rPr>
+        <w:t>OBSERVAÇÃO: Gravar um vídeo com CADA UM dos 5 síndicos — ou seja, 5 vídeos no total, pra termos material pra trabalhar nos próximos meses. O vídeo é simples: de 10 a 15 segundos, síndico(a) trabalhando no computador, câmera no ângulo que mostre a parte de trás do computador/tampa do notebook e o síndico(a) digitando, concentrado(a) (sem olhar pra câmera). Fazer isso com cada um dos síndicos e salvar em alta resolução. Referência de enquadramento: mesmo ângulo do vídeo do "fico à disposição" (câmera atrás do notebook, mostrando a tela/tampa e a pessoa trabalhando de frente).</w:t>
       </w:r>
       <w:r>
         <w:rPr>

--- a/strategia-sindicos/calendarios-editoriais/Calendario_Editorial_Strategia_Setembro2026.docx
+++ b/strategia-sindicos/calendarios-editoriais/Calendario_Editorial_Strategia_Setembro2026.docx
@@ -3687,29 +3687,26 @@
           <w:bCs w:val="0"/>
           <w:rtl w:val="0"/>
         </w:rPr>
-        <w:t xml:space="preserve">Formato: vídeo vertical, 15 a 20 segundos, SEM FALAR — gravar com um dos síndicos da </w:t>
-      </w:r>
-      <w:r>
-        <w:rPr>
-          <w:b w:val="0"/>
-          <w:bCs w:val="0"/>
-          <w:rtl w:val="0"/>
-        </w:rPr>
-        <w:t xml:space="preserve">Strategia</w:t>
-      </w:r>
-      <w:r>
-        <w:rPr>
-          <w:b w:val="0"/>
-          <w:bCs w:val="0"/>
-          <w:rtl w:val="0"/>
-        </w:rPr>
-        <w:t xml:space="preserve">, em 3 momentos</w:t>
-      </w:r>
-      <w:r>
-        <w:rPr>
-          <w:rtl w:val="0"/>
-        </w:rPr>
-        <w:t xml:space="preserve">.</w:t>
+        <w:t>Formato: vídeo vertical, 15 a 20 segundos, SEM FALAR — gravar com um dos síndicos da Strategia, em 3 momentos. Referência: https://www.instagram.com/p/DUGVTVbEXPY/</w:t>
+      </w:r>
+      <w:r>
+        <w:rPr>
+          <w:b w:val="0"/>
+          <w:bCs w:val="0"/>
+          <w:rtl w:val="0"/>
+        </w:rPr>
+      </w:r>
+      <w:r>
+        <w:rPr>
+          <w:b w:val="0"/>
+          <w:bCs w:val="0"/>
+          <w:rtl w:val="0"/>
+        </w:rPr>
+      </w:r>
+      <w:r>
+        <w:rPr>
+          <w:rtl w:val="0"/>
+        </w:rPr>
       </w:r>
     </w:p>
     <w:p>
@@ -3758,7 +3755,7 @@
           <w:bCs w:val="0"/>
           <w:rtl w:val="0"/>
         </w:rPr>
-        <w:t xml:space="preserve">Momento 3: reveal — câmera mostra o porta-retrato de frente, com uma palavra escrita à mão dentro dele no lugar de uma foto (ex.: "BOLETOS", "TAXA CONDOMINIAL" ou "MORADORES EM DIA" — escolher a mais engraçada/real pro dia a dia de vocês)</w:t>
+        <w:t>Momento 3: reveal — câmera mostra o porta-retrato de frente, com a palavra "BOLETOS" escrita à mão dentro dele, no lugar de uma foto</w:t>
       </w:r>
       <w:r>
         <w:rPr>

--- a/strategia-sindicos/calendarios-editoriais/Calendario_Editorial_Strategia_Setembro2026.docx
+++ b/strategia-sindicos/calendarios-editoriais/Calendario_Editorial_Strategia_Setembro2026.docx
@@ -266,7 +266,7 @@
           <w:bCs w:val="1"/>
           <w:rtl w:val="0"/>
         </w:rPr>
-        <w:t xml:space="preserve">Depoimento da moradora, gravado no carro, falando direto pra câmera </w:t>
+        <w:t xml:space="preserve">Depoimento da moradora, gravado no carro, falando direto para câmera </w:t>
       </w:r>
     </w:p>
     <w:p>
@@ -1531,7 +1531,7 @@
           <w:bCs w:val="1"/>
           <w:rtl w:val="0"/>
         </w:rPr>
-        <w:t xml:space="preserve">Depoimento do morador (senhor), gravado em casa, falando direto pra câmera </w:t>
+        <w:t xml:space="preserve">Depoimento do morador (senhor), gravado em casa, falando direto para câmera </w:t>
       </w:r>
     </w:p>
     <w:p>
@@ -1828,7 +1828,7 @@
           <w:bCs w:val="0"/>
           <w:rtl w:val="0"/>
         </w:rPr>
-        <w:t xml:space="preserve">Formato: Vídeo vertical curto — síndico(a) responde direto pra câmera, reaproveitando o formato de caixinha de perguntas dos Stories</w:t>
+        <w:t>Formato: Vídeo vertical curto — síndico(a) responde direto para câmera, reaproveitando o formato de caixinha de perguntas dos Stories</w:t>
       </w:r>
       <w:r>
         <w:rPr>
@@ -2822,7 +2822,7 @@
           <w:bCs w:val="0"/>
           <w:rtl w:val="0"/>
         </w:rPr>
-        <w:t xml:space="preserve">Roteiro — Cena 2: pessoa olha de leve pra câmera/pra cima, expressão cansada ou de alívio</w:t>
+        <w:t>Roteiro — Cena 2: pessoa olha de leve para câmera/para cima, expressão cansada ou de alívio</w:t>
       </w:r>
       <w:r>
         <w:rPr>
@@ -2961,7 +2961,7 @@
           <w:bCs w:val="0"/>
           <w:rtl w:val="0"/>
         </w:rPr>
-        <w:t xml:space="preserve">ocê também "fica à disposição" torcendo pra ninguém precisar dela</w:t>
+        <w:t>ocê também "fica à disposição" torcendo para ninguém precisar dela</w:t>
       </w:r>
       <w:r>
         <w:rPr>
@@ -3111,7 +3111,7 @@
           <w:bCs w:val="0"/>
           <w:rtl w:val="0"/>
         </w:rPr>
-        <w:t xml:space="preserve">Formato: vídeo vertical curto, 10 a 15 segundos — câmera posicionada atrás do computador/monitor, enquadrando o síndico(a) trabalhando de frente pra tela.</w:t>
+        <w:t>Formato: vídeo vertical curto, 10 a 15 segundos — câmera posicionada atrás do computador/monitor, enquadrando o síndico(a) trabalhando de frente para tela.</w:t>
       </w:r>
       <w:r>
         <w:rPr>
@@ -3147,7 +3147,7 @@
           <w:bCs w:val="0"/>
           <w:rtl w:val="0"/>
         </w:rPr>
-        <w:t xml:space="preserve">Síndico(a) digitando, concentrado(a), sem olhar pra câmera em nenhum momento.</w:t>
+        <w:t>Síndico(a) digitando, concentrado(a), sem olhar para câmera em nenhum momento.</w:t>
       </w:r>
       <w:r>
         <w:rPr>
@@ -3165,7 +3165,7 @@
           <w:bCs w:val="1"/>
           <w:rtl w:val="0"/>
         </w:rPr>
-        <w:t>OBSERVAÇÃO: Gravar um vídeo com CADA UM dos 5 síndicos — ou seja, 5 vídeos no total, pra termos material pra trabalhar nos próximos meses. O vídeo é simples: de 10 a 15 segundos, síndico(a) trabalhando no computador, câmera no ângulo que mostre a parte de trás do computador/tampa do notebook e o síndico(a) digitando, concentrado(a) (sem olhar pra câmera). Fazer isso com cada um dos síndicos e salvar em alta resolução. Referência de enquadramento: mesmo ângulo do vídeo do "fico à disposição" (câmera atrás do notebook, mostrando a tela/tampa e a pessoa trabalhando de frente).</w:t>
+        <w:t>OBSERVAÇÃO: Gravar um vídeo com CADA UM dos 5 síndicos — ou seja, 5 vídeos no total, para termos material para trabalhar nos próximos meses. O vídeo é simples: de 10 a 15 segundos, síndico(a) trabalhando no computador, câmera no ângulo que mostre a parte de trás do computador/tampa do notebook e o síndico(a) digitando, concentrado(a) (sem olhar para câmera). Fazer isso com cada um dos síndicos e salvar em alta resolução. Referência de enquadramento: mesmo ângulo do vídeo do "fico à disposição" (câmera atrás do notebook, mostrando a tela/tampa e a pessoa trabalhando de frente).</w:t>
       </w:r>
       <w:r>
         <w:rPr>
@@ -3719,25 +3719,25 @@
           <w:bCs w:val="0"/>
           <w:rtl w:val="0"/>
         </w:rPr>
-        <w:t xml:space="preserve">Momento 1: síndico(a) sentado(a) à mesa de trabalho, notebook aberto, ar cansado, digitando/mexendo no computador; na mesa, um porta-retrato virado de costas pra câmera.</w:t>
-      </w:r>
-      <w:r>
-        <w:rPr>
-          <w:rtl w:val="0"/>
-        </w:rPr>
-      </w:r>
-    </w:p>
-    <w:p>
-      <w:pPr>
-        <w:rPr/>
-      </w:pPr>
-      <w:r>
-        <w:rPr>
-          <w:b w:val="0"/>
-          <w:bCs w:val="0"/>
-          <w:rtl w:val="0"/>
-        </w:rPr>
-        <w:t xml:space="preserve">Momento 2: síndico(a) pega o porta-retrato com as duas mãos e olha pra ele, ainda de costas pra câmera.</w:t>
+        <w:t>Momento 1: síndico(a) sentado(a) à mesa de trabalho, notebook aberto, ar cansado, digitando/mexendo no computador; na mesa, um porta-retrato virado de costas para câmera.</w:t>
+      </w:r>
+      <w:r>
+        <w:rPr>
+          <w:rtl w:val="0"/>
+        </w:rPr>
+      </w:r>
+    </w:p>
+    <w:p>
+      <w:pPr>
+        <w:rPr/>
+      </w:pPr>
+      <w:r>
+        <w:rPr>
+          <w:b w:val="0"/>
+          <w:bCs w:val="0"/>
+          <w:rtl w:val="0"/>
+        </w:rPr>
+        <w:t>Momento 2: síndico(a) pega o porta-retrato com as duas mãos e olha para ele, ainda de costas para câmera.</w:t>
       </w:r>
       <w:r>
         <w:rPr>
